--- a/6 семестр/Проектирование информационных систем/Практическая работа №8/ВраженкоДО.docx
+++ b/6 семестр/Проектирование информационных систем/Практическая работа №8/ВраженкоДО.docx
@@ -1672,7 +1672,7 @@
     </w:p>
     <w:p>
       <w:pPr>
-        <w:pStyle w:val="user6"/>
+        <w:pStyle w:val="Style20"/>
         <w:rPr/>
       </w:pPr>
       <w:r>
@@ -1701,11 +1701,7 @@
       </w:r>
       <w:r>
         <w:rPr/>
-        <w:t xml:space="preserve"> – </w:t>
-      </w:r>
-      <w:r>
-        <w:rPr/>
-        <w:t>Таблица данных</w:t>
+        <w:t xml:space="preserve"> – Таблица данных</w:t>
       </w:r>
     </w:p>
     <w:tbl>
@@ -1723,9 +1719,9 @@
       </w:tblPr>
       <w:tblGrid>
         <w:gridCol w:w="2740"/>
-        <w:gridCol w:w="2206"/>
+        <w:gridCol w:w="2205"/>
         <w:gridCol w:w="1421"/>
-        <w:gridCol w:w="2988"/>
+        <w:gridCol w:w="2989"/>
       </w:tblGrid>
       <w:tr>
         <w:trPr>
@@ -1743,7 +1739,7 @@
           </w:tcPr>
           <w:p>
             <w:pPr>
-              <w:pStyle w:val="Style21"/>
+              <w:pStyle w:val="user7"/>
               <w:rPr/>
             </w:pPr>
             <w:r>
@@ -1754,7 +1750,7 @@
         </w:tc>
         <w:tc>
           <w:tcPr>
-            <w:tcW w:w="2206" w:type="dxa"/>
+            <w:tcW w:w="2205" w:type="dxa"/>
             <w:tcBorders>
               <w:top w:val="single" w:sz="2" w:space="0" w:color="000000"/>
               <w:left w:val="single" w:sz="2" w:space="0" w:color="000000"/>
@@ -1764,7 +1760,7 @@
           </w:tcPr>
           <w:p>
             <w:pPr>
-              <w:pStyle w:val="Style21"/>
+              <w:pStyle w:val="user7"/>
               <w:rPr/>
             </w:pPr>
             <w:r>
@@ -1785,7 +1781,7 @@
           </w:tcPr>
           <w:p>
             <w:pPr>
-              <w:pStyle w:val="Style21"/>
+              <w:pStyle w:val="user7"/>
               <w:rPr/>
             </w:pPr>
             <w:r>
@@ -1796,7 +1792,7 @@
         </w:tc>
         <w:tc>
           <w:tcPr>
-            <w:tcW w:w="2988" w:type="dxa"/>
+            <w:tcW w:w="2989" w:type="dxa"/>
             <w:tcBorders>
               <w:top w:val="single" w:sz="2" w:space="0" w:color="000000"/>
               <w:left w:val="single" w:sz="2" w:space="0" w:color="000000"/>
@@ -1807,7 +1803,7 @@
           </w:tcPr>
           <w:p>
             <w:pPr>
-              <w:pStyle w:val="Style21"/>
+              <w:pStyle w:val="user7"/>
               <w:rPr/>
             </w:pPr>
             <w:r>
@@ -1830,7 +1826,7 @@
           </w:tcPr>
           <w:p>
             <w:pPr>
-              <w:pStyle w:val="Style20"/>
+              <w:pStyle w:val="user6"/>
               <w:rPr/>
             </w:pPr>
             <w:r>
@@ -1841,15 +1837,15 @@
         </w:tc>
         <w:tc>
           <w:tcPr>
-            <w:tcW w:w="2206" w:type="dxa"/>
-            <w:tcBorders>
-              <w:left w:val="single" w:sz="2" w:space="0" w:color="000000"/>
-              <w:bottom w:val="single" w:sz="2" w:space="0" w:color="000000"/>
-            </w:tcBorders>
-          </w:tcPr>
-          <w:p>
-            <w:pPr>
-              <w:pStyle w:val="Style20"/>
+            <w:tcW w:w="2205" w:type="dxa"/>
+            <w:tcBorders>
+              <w:left w:val="single" w:sz="2" w:space="0" w:color="000000"/>
+              <w:bottom w:val="single" w:sz="2" w:space="0" w:color="000000"/>
+            </w:tcBorders>
+          </w:tcPr>
+          <w:p>
+            <w:pPr>
+              <w:pStyle w:val="user6"/>
               <w:rPr/>
             </w:pPr>
             <w:r>
@@ -1868,7 +1864,7 @@
           </w:tcPr>
           <w:p>
             <w:pPr>
-              <w:pStyle w:val="Style20"/>
+              <w:pStyle w:val="user6"/>
               <w:rPr/>
             </w:pPr>
             <w:r>
@@ -1879,7 +1875,7 @@
         </w:tc>
         <w:tc>
           <w:tcPr>
-            <w:tcW w:w="2988" w:type="dxa"/>
+            <w:tcW w:w="2989" w:type="dxa"/>
             <w:tcBorders>
               <w:left w:val="single" w:sz="2" w:space="0" w:color="000000"/>
               <w:bottom w:val="single" w:sz="2" w:space="0" w:color="000000"/>
@@ -1888,7 +1884,7 @@
           </w:tcPr>
           <w:p>
             <w:pPr>
-              <w:pStyle w:val="Style20"/>
+              <w:pStyle w:val="user6"/>
               <w:rPr/>
             </w:pPr>
             <w:r>
@@ -1917,25 +1913,25 @@
           </w:tcPr>
           <w:p>
             <w:pPr>
-              <w:pStyle w:val="Style20"/>
-              <w:rPr/>
-            </w:pPr>
-            <w:r>
-              <w:rPr/>
-            </w:r>
-          </w:p>
-        </w:tc>
-        <w:tc>
-          <w:tcPr>
-            <w:tcW w:w="2206" w:type="dxa"/>
-            <w:tcBorders>
-              <w:left w:val="single" w:sz="2" w:space="0" w:color="000000"/>
-              <w:bottom w:val="single" w:sz="2" w:space="0" w:color="000000"/>
-            </w:tcBorders>
-          </w:tcPr>
-          <w:p>
-            <w:pPr>
-              <w:pStyle w:val="Style20"/>
+              <w:pStyle w:val="user6"/>
+              <w:rPr/>
+            </w:pPr>
+            <w:r>
+              <w:rPr/>
+            </w:r>
+          </w:p>
+        </w:tc>
+        <w:tc>
+          <w:tcPr>
+            <w:tcW w:w="2205" w:type="dxa"/>
+            <w:tcBorders>
+              <w:left w:val="single" w:sz="2" w:space="0" w:color="000000"/>
+              <w:bottom w:val="single" w:sz="2" w:space="0" w:color="000000"/>
+            </w:tcBorders>
+          </w:tcPr>
+          <w:p>
+            <w:pPr>
+              <w:pStyle w:val="user6"/>
               <w:rPr/>
             </w:pPr>
             <w:r>
@@ -1954,7 +1950,7 @@
           </w:tcPr>
           <w:p>
             <w:pPr>
-              <w:pStyle w:val="Style20"/>
+              <w:pStyle w:val="user6"/>
               <w:rPr/>
             </w:pPr>
             <w:r>
@@ -1965,7 +1961,7 @@
         </w:tc>
         <w:tc>
           <w:tcPr>
-            <w:tcW w:w="2988" w:type="dxa"/>
+            <w:tcW w:w="2989" w:type="dxa"/>
             <w:tcBorders>
               <w:left w:val="single" w:sz="2" w:space="0" w:color="000000"/>
               <w:bottom w:val="single" w:sz="2" w:space="0" w:color="000000"/>
@@ -1974,7 +1970,7 @@
           </w:tcPr>
           <w:p>
             <w:pPr>
-              <w:pStyle w:val="Style20"/>
+              <w:pStyle w:val="user6"/>
               <w:rPr/>
             </w:pPr>
             <w:r>
@@ -1997,25 +1993,25 @@
           </w:tcPr>
           <w:p>
             <w:pPr>
-              <w:pStyle w:val="Style20"/>
-              <w:rPr/>
-            </w:pPr>
-            <w:r>
-              <w:rPr/>
-            </w:r>
-          </w:p>
-        </w:tc>
-        <w:tc>
-          <w:tcPr>
-            <w:tcW w:w="2206" w:type="dxa"/>
-            <w:tcBorders>
-              <w:left w:val="single" w:sz="2" w:space="0" w:color="000000"/>
-              <w:bottom w:val="single" w:sz="2" w:space="0" w:color="000000"/>
-            </w:tcBorders>
-          </w:tcPr>
-          <w:p>
-            <w:pPr>
-              <w:pStyle w:val="Style20"/>
+              <w:pStyle w:val="user6"/>
+              <w:rPr/>
+            </w:pPr>
+            <w:r>
+              <w:rPr/>
+            </w:r>
+          </w:p>
+        </w:tc>
+        <w:tc>
+          <w:tcPr>
+            <w:tcW w:w="2205" w:type="dxa"/>
+            <w:tcBorders>
+              <w:left w:val="single" w:sz="2" w:space="0" w:color="000000"/>
+              <w:bottom w:val="single" w:sz="2" w:space="0" w:color="000000"/>
+            </w:tcBorders>
+          </w:tcPr>
+          <w:p>
+            <w:pPr>
+              <w:pStyle w:val="user6"/>
               <w:rPr/>
             </w:pPr>
             <w:r>
@@ -2034,7 +2030,7 @@
           </w:tcPr>
           <w:p>
             <w:pPr>
-              <w:pStyle w:val="Style20"/>
+              <w:pStyle w:val="user6"/>
               <w:rPr/>
             </w:pPr>
             <w:r>
@@ -2045,7 +2041,7 @@
         </w:tc>
         <w:tc>
           <w:tcPr>
-            <w:tcW w:w="2988" w:type="dxa"/>
+            <w:tcW w:w="2989" w:type="dxa"/>
             <w:tcBorders>
               <w:left w:val="single" w:sz="2" w:space="0" w:color="000000"/>
               <w:bottom w:val="single" w:sz="2" w:space="0" w:color="000000"/>
@@ -2054,7 +2050,7 @@
           </w:tcPr>
           <w:p>
             <w:pPr>
-              <w:pStyle w:val="Style20"/>
+              <w:pStyle w:val="user6"/>
               <w:rPr/>
             </w:pPr>
             <w:r>
@@ -2077,25 +2073,25 @@
           </w:tcPr>
           <w:p>
             <w:pPr>
-              <w:pStyle w:val="Style20"/>
-              <w:rPr/>
-            </w:pPr>
-            <w:r>
-              <w:rPr/>
-            </w:r>
-          </w:p>
-        </w:tc>
-        <w:tc>
-          <w:tcPr>
-            <w:tcW w:w="2206" w:type="dxa"/>
-            <w:tcBorders>
-              <w:left w:val="single" w:sz="2" w:space="0" w:color="000000"/>
-              <w:bottom w:val="single" w:sz="2" w:space="0" w:color="000000"/>
-            </w:tcBorders>
-          </w:tcPr>
-          <w:p>
-            <w:pPr>
-              <w:pStyle w:val="Style20"/>
+              <w:pStyle w:val="user6"/>
+              <w:rPr/>
+            </w:pPr>
+            <w:r>
+              <w:rPr/>
+            </w:r>
+          </w:p>
+        </w:tc>
+        <w:tc>
+          <w:tcPr>
+            <w:tcW w:w="2205" w:type="dxa"/>
+            <w:tcBorders>
+              <w:left w:val="single" w:sz="2" w:space="0" w:color="000000"/>
+              <w:bottom w:val="single" w:sz="2" w:space="0" w:color="000000"/>
+            </w:tcBorders>
+          </w:tcPr>
+          <w:p>
+            <w:pPr>
+              <w:pStyle w:val="user6"/>
               <w:rPr/>
             </w:pPr>
             <w:r>
@@ -2114,7 +2110,7 @@
           </w:tcPr>
           <w:p>
             <w:pPr>
-              <w:pStyle w:val="Style20"/>
+              <w:pStyle w:val="user6"/>
               <w:rPr/>
             </w:pPr>
             <w:r>
@@ -2125,7 +2121,7 @@
         </w:tc>
         <w:tc>
           <w:tcPr>
-            <w:tcW w:w="2988" w:type="dxa"/>
+            <w:tcW w:w="2989" w:type="dxa"/>
             <w:tcBorders>
               <w:left w:val="single" w:sz="2" w:space="0" w:color="000000"/>
               <w:bottom w:val="single" w:sz="2" w:space="0" w:color="000000"/>
@@ -2134,7 +2130,7 @@
           </w:tcPr>
           <w:p>
             <w:pPr>
-              <w:pStyle w:val="Style20"/>
+              <w:pStyle w:val="user6"/>
               <w:rPr/>
             </w:pPr>
             <w:r>
@@ -2157,25 +2153,25 @@
           </w:tcPr>
           <w:p>
             <w:pPr>
-              <w:pStyle w:val="Style20"/>
-              <w:rPr/>
-            </w:pPr>
-            <w:r>
-              <w:rPr/>
-            </w:r>
-          </w:p>
-        </w:tc>
-        <w:tc>
-          <w:tcPr>
-            <w:tcW w:w="2206" w:type="dxa"/>
-            <w:tcBorders>
-              <w:left w:val="single" w:sz="2" w:space="0" w:color="000000"/>
-              <w:bottom w:val="single" w:sz="2" w:space="0" w:color="000000"/>
-            </w:tcBorders>
-          </w:tcPr>
-          <w:p>
-            <w:pPr>
-              <w:pStyle w:val="Style20"/>
+              <w:pStyle w:val="user6"/>
+              <w:rPr/>
+            </w:pPr>
+            <w:r>
+              <w:rPr/>
+            </w:r>
+          </w:p>
+        </w:tc>
+        <w:tc>
+          <w:tcPr>
+            <w:tcW w:w="2205" w:type="dxa"/>
+            <w:tcBorders>
+              <w:left w:val="single" w:sz="2" w:space="0" w:color="000000"/>
+              <w:bottom w:val="single" w:sz="2" w:space="0" w:color="000000"/>
+            </w:tcBorders>
+          </w:tcPr>
+          <w:p>
+            <w:pPr>
+              <w:pStyle w:val="user6"/>
               <w:rPr/>
             </w:pPr>
             <w:r>
@@ -2194,7 +2190,7 @@
           </w:tcPr>
           <w:p>
             <w:pPr>
-              <w:pStyle w:val="Style20"/>
+              <w:pStyle w:val="user6"/>
               <w:rPr/>
             </w:pPr>
             <w:r>
@@ -2205,7 +2201,7 @@
         </w:tc>
         <w:tc>
           <w:tcPr>
-            <w:tcW w:w="2988" w:type="dxa"/>
+            <w:tcW w:w="2989" w:type="dxa"/>
             <w:tcBorders>
               <w:left w:val="single" w:sz="2" w:space="0" w:color="000000"/>
               <w:bottom w:val="single" w:sz="2" w:space="0" w:color="000000"/>
@@ -2214,7 +2210,7 @@
           </w:tcPr>
           <w:p>
             <w:pPr>
-              <w:pStyle w:val="Style20"/>
+              <w:pStyle w:val="user6"/>
               <w:rPr/>
             </w:pPr>
             <w:r>
@@ -2237,25 +2233,25 @@
           </w:tcPr>
           <w:p>
             <w:pPr>
-              <w:pStyle w:val="Style20"/>
-              <w:rPr/>
-            </w:pPr>
-            <w:r>
-              <w:rPr/>
-            </w:r>
-          </w:p>
-        </w:tc>
-        <w:tc>
-          <w:tcPr>
-            <w:tcW w:w="2206" w:type="dxa"/>
-            <w:tcBorders>
-              <w:left w:val="single" w:sz="2" w:space="0" w:color="000000"/>
-              <w:bottom w:val="single" w:sz="2" w:space="0" w:color="000000"/>
-            </w:tcBorders>
-          </w:tcPr>
-          <w:p>
-            <w:pPr>
-              <w:pStyle w:val="Style20"/>
+              <w:pStyle w:val="user6"/>
+              <w:rPr/>
+            </w:pPr>
+            <w:r>
+              <w:rPr/>
+            </w:r>
+          </w:p>
+        </w:tc>
+        <w:tc>
+          <w:tcPr>
+            <w:tcW w:w="2205" w:type="dxa"/>
+            <w:tcBorders>
+              <w:left w:val="single" w:sz="2" w:space="0" w:color="000000"/>
+              <w:bottom w:val="single" w:sz="2" w:space="0" w:color="000000"/>
+            </w:tcBorders>
+          </w:tcPr>
+          <w:p>
+            <w:pPr>
+              <w:pStyle w:val="user6"/>
               <w:rPr/>
             </w:pPr>
             <w:r>
@@ -2274,7 +2270,7 @@
           </w:tcPr>
           <w:p>
             <w:pPr>
-              <w:pStyle w:val="Style20"/>
+              <w:pStyle w:val="user6"/>
               <w:rPr/>
             </w:pPr>
             <w:r>
@@ -2285,7 +2281,7 @@
         </w:tc>
         <w:tc>
           <w:tcPr>
-            <w:tcW w:w="2988" w:type="dxa"/>
+            <w:tcW w:w="2989" w:type="dxa"/>
             <w:tcBorders>
               <w:left w:val="single" w:sz="2" w:space="0" w:color="000000"/>
               <w:bottom w:val="single" w:sz="2" w:space="0" w:color="000000"/>
@@ -2294,7 +2290,7 @@
           </w:tcPr>
           <w:p>
             <w:pPr>
-              <w:pStyle w:val="Style20"/>
+              <w:pStyle w:val="user6"/>
               <w:rPr/>
             </w:pPr>
             <w:r>
@@ -2317,7 +2313,7 @@
           </w:tcPr>
           <w:p>
             <w:pPr>
-              <w:pStyle w:val="Style20"/>
+              <w:pStyle w:val="user6"/>
               <w:rPr/>
             </w:pPr>
             <w:r>
@@ -2328,15 +2324,15 @@
         </w:tc>
         <w:tc>
           <w:tcPr>
-            <w:tcW w:w="2206" w:type="dxa"/>
-            <w:tcBorders>
-              <w:left w:val="single" w:sz="2" w:space="0" w:color="000000"/>
-              <w:bottom w:val="single" w:sz="2" w:space="0" w:color="000000"/>
-            </w:tcBorders>
-          </w:tcPr>
-          <w:p>
-            <w:pPr>
-              <w:pStyle w:val="Style20"/>
+            <w:tcW w:w="2205" w:type="dxa"/>
+            <w:tcBorders>
+              <w:left w:val="single" w:sz="2" w:space="0" w:color="000000"/>
+              <w:bottom w:val="single" w:sz="2" w:space="0" w:color="000000"/>
+            </w:tcBorders>
+          </w:tcPr>
+          <w:p>
+            <w:pPr>
+              <w:pStyle w:val="user6"/>
               <w:rPr/>
             </w:pPr>
             <w:r>
@@ -2355,7 +2351,7 @@
           </w:tcPr>
           <w:p>
             <w:pPr>
-              <w:pStyle w:val="Style20"/>
+              <w:pStyle w:val="user6"/>
               <w:rPr/>
             </w:pPr>
             <w:r>
@@ -2366,7 +2362,7 @@
         </w:tc>
         <w:tc>
           <w:tcPr>
-            <w:tcW w:w="2988" w:type="dxa"/>
+            <w:tcW w:w="2989" w:type="dxa"/>
             <w:tcBorders>
               <w:left w:val="single" w:sz="2" w:space="0" w:color="000000"/>
               <w:bottom w:val="single" w:sz="2" w:space="0" w:color="000000"/>
@@ -2375,7 +2371,7 @@
           </w:tcPr>
           <w:p>
             <w:pPr>
-              <w:pStyle w:val="Style20"/>
+              <w:pStyle w:val="user6"/>
               <w:rPr/>
             </w:pPr>
             <w:r>
@@ -2398,25 +2394,25 @@
           </w:tcPr>
           <w:p>
             <w:pPr>
-              <w:pStyle w:val="Style20"/>
-              <w:rPr/>
-            </w:pPr>
-            <w:r>
-              <w:rPr/>
-            </w:r>
-          </w:p>
-        </w:tc>
-        <w:tc>
-          <w:tcPr>
-            <w:tcW w:w="2206" w:type="dxa"/>
-            <w:tcBorders>
-              <w:left w:val="single" w:sz="2" w:space="0" w:color="000000"/>
-              <w:bottom w:val="single" w:sz="2" w:space="0" w:color="000000"/>
-            </w:tcBorders>
-          </w:tcPr>
-          <w:p>
-            <w:pPr>
-              <w:pStyle w:val="Style20"/>
+              <w:pStyle w:val="user6"/>
+              <w:rPr/>
+            </w:pPr>
+            <w:r>
+              <w:rPr/>
+            </w:r>
+          </w:p>
+        </w:tc>
+        <w:tc>
+          <w:tcPr>
+            <w:tcW w:w="2205" w:type="dxa"/>
+            <w:tcBorders>
+              <w:left w:val="single" w:sz="2" w:space="0" w:color="000000"/>
+              <w:bottom w:val="single" w:sz="2" w:space="0" w:color="000000"/>
+            </w:tcBorders>
+          </w:tcPr>
+          <w:p>
+            <w:pPr>
+              <w:pStyle w:val="user6"/>
               <w:rPr/>
             </w:pPr>
             <w:r>
@@ -2435,7 +2431,7 @@
           </w:tcPr>
           <w:p>
             <w:pPr>
-              <w:pStyle w:val="Style20"/>
+              <w:pStyle w:val="user6"/>
               <w:rPr/>
             </w:pPr>
             <w:r>
@@ -2446,7 +2442,7 @@
         </w:tc>
         <w:tc>
           <w:tcPr>
-            <w:tcW w:w="2988" w:type="dxa"/>
+            <w:tcW w:w="2989" w:type="dxa"/>
             <w:tcBorders>
               <w:left w:val="single" w:sz="2" w:space="0" w:color="000000"/>
               <w:bottom w:val="single" w:sz="2" w:space="0" w:color="000000"/>
@@ -2455,7 +2451,7 @@
           </w:tcPr>
           <w:p>
             <w:pPr>
-              <w:pStyle w:val="Style20"/>
+              <w:pStyle w:val="user6"/>
               <w:rPr/>
             </w:pPr>
             <w:r>
@@ -2478,7 +2474,7 @@
           </w:tcPr>
           <w:p>
             <w:pPr>
-              <w:pStyle w:val="Style20"/>
+              <w:pStyle w:val="user6"/>
               <w:rPr/>
             </w:pPr>
             <w:r>
@@ -2489,15 +2485,15 @@
         </w:tc>
         <w:tc>
           <w:tcPr>
-            <w:tcW w:w="2206" w:type="dxa"/>
-            <w:tcBorders>
-              <w:left w:val="single" w:sz="2" w:space="0" w:color="000000"/>
-              <w:bottom w:val="single" w:sz="2" w:space="0" w:color="000000"/>
-            </w:tcBorders>
-          </w:tcPr>
-          <w:p>
-            <w:pPr>
-              <w:pStyle w:val="Style20"/>
+            <w:tcW w:w="2205" w:type="dxa"/>
+            <w:tcBorders>
+              <w:left w:val="single" w:sz="2" w:space="0" w:color="000000"/>
+              <w:bottom w:val="single" w:sz="2" w:space="0" w:color="000000"/>
+            </w:tcBorders>
+          </w:tcPr>
+          <w:p>
+            <w:pPr>
+              <w:pStyle w:val="user6"/>
               <w:rPr/>
             </w:pPr>
             <w:r>
@@ -2516,7 +2512,7 @@
           </w:tcPr>
           <w:p>
             <w:pPr>
-              <w:pStyle w:val="Style20"/>
+              <w:pStyle w:val="user6"/>
               <w:rPr/>
             </w:pPr>
             <w:r>
@@ -2527,7 +2523,7 @@
         </w:tc>
         <w:tc>
           <w:tcPr>
-            <w:tcW w:w="2988" w:type="dxa"/>
+            <w:tcW w:w="2989" w:type="dxa"/>
             <w:tcBorders>
               <w:left w:val="single" w:sz="2" w:space="0" w:color="000000"/>
               <w:bottom w:val="single" w:sz="2" w:space="0" w:color="000000"/>
@@ -2536,7 +2532,7 @@
           </w:tcPr>
           <w:p>
             <w:pPr>
-              <w:pStyle w:val="Style20"/>
+              <w:pStyle w:val="user6"/>
               <w:rPr/>
             </w:pPr>
             <w:r>
@@ -2559,25 +2555,25 @@
           </w:tcPr>
           <w:p>
             <w:pPr>
-              <w:pStyle w:val="Style20"/>
-              <w:rPr/>
-            </w:pPr>
-            <w:r>
-              <w:rPr/>
-            </w:r>
-          </w:p>
-        </w:tc>
-        <w:tc>
-          <w:tcPr>
-            <w:tcW w:w="2206" w:type="dxa"/>
-            <w:tcBorders>
-              <w:left w:val="single" w:sz="2" w:space="0" w:color="000000"/>
-              <w:bottom w:val="single" w:sz="2" w:space="0" w:color="000000"/>
-            </w:tcBorders>
-          </w:tcPr>
-          <w:p>
-            <w:pPr>
-              <w:pStyle w:val="Style20"/>
+              <w:pStyle w:val="user6"/>
+              <w:rPr/>
+            </w:pPr>
+            <w:r>
+              <w:rPr/>
+            </w:r>
+          </w:p>
+        </w:tc>
+        <w:tc>
+          <w:tcPr>
+            <w:tcW w:w="2205" w:type="dxa"/>
+            <w:tcBorders>
+              <w:left w:val="single" w:sz="2" w:space="0" w:color="000000"/>
+              <w:bottom w:val="single" w:sz="2" w:space="0" w:color="000000"/>
+            </w:tcBorders>
+          </w:tcPr>
+          <w:p>
+            <w:pPr>
+              <w:pStyle w:val="user6"/>
               <w:rPr/>
             </w:pPr>
             <w:r>
@@ -2596,7 +2592,7 @@
           </w:tcPr>
           <w:p>
             <w:pPr>
-              <w:pStyle w:val="Style20"/>
+              <w:pStyle w:val="user6"/>
               <w:rPr/>
             </w:pPr>
             <w:r>
@@ -2607,7 +2603,7 @@
         </w:tc>
         <w:tc>
           <w:tcPr>
-            <w:tcW w:w="2988" w:type="dxa"/>
+            <w:tcW w:w="2989" w:type="dxa"/>
             <w:tcBorders>
               <w:left w:val="single" w:sz="2" w:space="0" w:color="000000"/>
               <w:bottom w:val="single" w:sz="2" w:space="0" w:color="000000"/>
@@ -2616,7 +2612,7 @@
           </w:tcPr>
           <w:p>
             <w:pPr>
-              <w:pStyle w:val="Style20"/>
+              <w:pStyle w:val="user6"/>
               <w:rPr/>
             </w:pPr>
             <w:r>
@@ -2639,25 +2635,25 @@
           </w:tcPr>
           <w:p>
             <w:pPr>
-              <w:pStyle w:val="Style20"/>
-              <w:rPr/>
-            </w:pPr>
-            <w:r>
-              <w:rPr/>
-            </w:r>
-          </w:p>
-        </w:tc>
-        <w:tc>
-          <w:tcPr>
-            <w:tcW w:w="2206" w:type="dxa"/>
-            <w:tcBorders>
-              <w:left w:val="single" w:sz="2" w:space="0" w:color="000000"/>
-              <w:bottom w:val="single" w:sz="2" w:space="0" w:color="000000"/>
-            </w:tcBorders>
-          </w:tcPr>
-          <w:p>
-            <w:pPr>
-              <w:pStyle w:val="Style20"/>
+              <w:pStyle w:val="user6"/>
+              <w:rPr/>
+            </w:pPr>
+            <w:r>
+              <w:rPr/>
+            </w:r>
+          </w:p>
+        </w:tc>
+        <w:tc>
+          <w:tcPr>
+            <w:tcW w:w="2205" w:type="dxa"/>
+            <w:tcBorders>
+              <w:left w:val="single" w:sz="2" w:space="0" w:color="000000"/>
+              <w:bottom w:val="single" w:sz="2" w:space="0" w:color="000000"/>
+            </w:tcBorders>
+          </w:tcPr>
+          <w:p>
+            <w:pPr>
+              <w:pStyle w:val="user6"/>
               <w:rPr/>
             </w:pPr>
             <w:r>
@@ -2676,7 +2672,7 @@
           </w:tcPr>
           <w:p>
             <w:pPr>
-              <w:pStyle w:val="Style20"/>
+              <w:pStyle w:val="user6"/>
               <w:rPr/>
             </w:pPr>
             <w:r>
@@ -2687,7 +2683,7 @@
         </w:tc>
         <w:tc>
           <w:tcPr>
-            <w:tcW w:w="2988" w:type="dxa"/>
+            <w:tcW w:w="2989" w:type="dxa"/>
             <w:tcBorders>
               <w:left w:val="single" w:sz="2" w:space="0" w:color="000000"/>
               <w:bottom w:val="single" w:sz="2" w:space="0" w:color="000000"/>
@@ -2696,7 +2692,7 @@
           </w:tcPr>
           <w:p>
             <w:pPr>
-              <w:pStyle w:val="Style20"/>
+              <w:pStyle w:val="user6"/>
               <w:rPr/>
             </w:pPr>
             <w:r>
@@ -2719,25 +2715,25 @@
           </w:tcPr>
           <w:p>
             <w:pPr>
-              <w:pStyle w:val="Style20"/>
-              <w:rPr/>
-            </w:pPr>
-            <w:r>
-              <w:rPr/>
-            </w:r>
-          </w:p>
-        </w:tc>
-        <w:tc>
-          <w:tcPr>
-            <w:tcW w:w="2206" w:type="dxa"/>
-            <w:tcBorders>
-              <w:left w:val="single" w:sz="2" w:space="0" w:color="000000"/>
-              <w:bottom w:val="single" w:sz="2" w:space="0" w:color="000000"/>
-            </w:tcBorders>
-          </w:tcPr>
-          <w:p>
-            <w:pPr>
-              <w:pStyle w:val="Style20"/>
+              <w:pStyle w:val="user6"/>
+              <w:rPr/>
+            </w:pPr>
+            <w:r>
+              <w:rPr/>
+            </w:r>
+          </w:p>
+        </w:tc>
+        <w:tc>
+          <w:tcPr>
+            <w:tcW w:w="2205" w:type="dxa"/>
+            <w:tcBorders>
+              <w:left w:val="single" w:sz="2" w:space="0" w:color="000000"/>
+              <w:bottom w:val="single" w:sz="2" w:space="0" w:color="000000"/>
+            </w:tcBorders>
+          </w:tcPr>
+          <w:p>
+            <w:pPr>
+              <w:pStyle w:val="user6"/>
               <w:rPr/>
             </w:pPr>
             <w:r>
@@ -2756,7 +2752,7 @@
           </w:tcPr>
           <w:p>
             <w:pPr>
-              <w:pStyle w:val="Style20"/>
+              <w:pStyle w:val="user6"/>
               <w:rPr/>
             </w:pPr>
             <w:r>
@@ -2767,7 +2763,7 @@
         </w:tc>
         <w:tc>
           <w:tcPr>
-            <w:tcW w:w="2988" w:type="dxa"/>
+            <w:tcW w:w="2989" w:type="dxa"/>
             <w:tcBorders>
               <w:left w:val="single" w:sz="2" w:space="0" w:color="000000"/>
               <w:bottom w:val="single" w:sz="2" w:space="0" w:color="000000"/>
@@ -2776,7 +2772,7 @@
           </w:tcPr>
           <w:p>
             <w:pPr>
-              <w:pStyle w:val="Style20"/>
+              <w:pStyle w:val="user6"/>
               <w:rPr/>
             </w:pPr>
             <w:r>
@@ -2799,7 +2795,7 @@
           </w:tcPr>
           <w:p>
             <w:pPr>
-              <w:pStyle w:val="Style20"/>
+              <w:pStyle w:val="user6"/>
               <w:rPr/>
             </w:pPr>
             <w:r>
@@ -2810,15 +2806,15 @@
         </w:tc>
         <w:tc>
           <w:tcPr>
-            <w:tcW w:w="2206" w:type="dxa"/>
-            <w:tcBorders>
-              <w:left w:val="single" w:sz="2" w:space="0" w:color="000000"/>
-              <w:bottom w:val="single" w:sz="2" w:space="0" w:color="000000"/>
-            </w:tcBorders>
-          </w:tcPr>
-          <w:p>
-            <w:pPr>
-              <w:pStyle w:val="Style20"/>
+            <w:tcW w:w="2205" w:type="dxa"/>
+            <w:tcBorders>
+              <w:left w:val="single" w:sz="2" w:space="0" w:color="000000"/>
+              <w:bottom w:val="single" w:sz="2" w:space="0" w:color="000000"/>
+            </w:tcBorders>
+          </w:tcPr>
+          <w:p>
+            <w:pPr>
+              <w:pStyle w:val="user6"/>
               <w:rPr/>
             </w:pPr>
             <w:r>
@@ -2837,7 +2833,7 @@
           </w:tcPr>
           <w:p>
             <w:pPr>
-              <w:pStyle w:val="Style20"/>
+              <w:pStyle w:val="user6"/>
               <w:rPr/>
             </w:pPr>
             <w:r>
@@ -2848,7 +2844,7 @@
         </w:tc>
         <w:tc>
           <w:tcPr>
-            <w:tcW w:w="2988" w:type="dxa"/>
+            <w:tcW w:w="2989" w:type="dxa"/>
             <w:tcBorders>
               <w:left w:val="single" w:sz="2" w:space="0" w:color="000000"/>
               <w:bottom w:val="single" w:sz="2" w:space="0" w:color="000000"/>
@@ -2857,7 +2853,7 @@
           </w:tcPr>
           <w:p>
             <w:pPr>
-              <w:pStyle w:val="Style20"/>
+              <w:pStyle w:val="user6"/>
               <w:rPr/>
             </w:pPr>
             <w:r>
@@ -2880,25 +2876,25 @@
           </w:tcPr>
           <w:p>
             <w:pPr>
-              <w:pStyle w:val="Style20"/>
-              <w:rPr/>
-            </w:pPr>
-            <w:r>
-              <w:rPr/>
-            </w:r>
-          </w:p>
-        </w:tc>
-        <w:tc>
-          <w:tcPr>
-            <w:tcW w:w="2206" w:type="dxa"/>
-            <w:tcBorders>
-              <w:left w:val="single" w:sz="2" w:space="0" w:color="000000"/>
-              <w:bottom w:val="single" w:sz="2" w:space="0" w:color="000000"/>
-            </w:tcBorders>
-          </w:tcPr>
-          <w:p>
-            <w:pPr>
-              <w:pStyle w:val="Style20"/>
+              <w:pStyle w:val="user6"/>
+              <w:rPr/>
+            </w:pPr>
+            <w:r>
+              <w:rPr/>
+            </w:r>
+          </w:p>
+        </w:tc>
+        <w:tc>
+          <w:tcPr>
+            <w:tcW w:w="2205" w:type="dxa"/>
+            <w:tcBorders>
+              <w:left w:val="single" w:sz="2" w:space="0" w:color="000000"/>
+              <w:bottom w:val="single" w:sz="2" w:space="0" w:color="000000"/>
+            </w:tcBorders>
+          </w:tcPr>
+          <w:p>
+            <w:pPr>
+              <w:pStyle w:val="user6"/>
               <w:rPr/>
             </w:pPr>
             <w:r>
@@ -2917,7 +2913,7 @@
           </w:tcPr>
           <w:p>
             <w:pPr>
-              <w:pStyle w:val="Style20"/>
+              <w:pStyle w:val="user6"/>
               <w:rPr/>
             </w:pPr>
             <w:r>
@@ -2928,7 +2924,7 @@
         </w:tc>
         <w:tc>
           <w:tcPr>
-            <w:tcW w:w="2988" w:type="dxa"/>
+            <w:tcW w:w="2989" w:type="dxa"/>
             <w:tcBorders>
               <w:left w:val="single" w:sz="2" w:space="0" w:color="000000"/>
               <w:bottom w:val="single" w:sz="2" w:space="0" w:color="000000"/>
@@ -2937,7 +2933,7 @@
           </w:tcPr>
           <w:p>
             <w:pPr>
-              <w:pStyle w:val="Style20"/>
+              <w:pStyle w:val="user6"/>
               <w:rPr/>
             </w:pPr>
             <w:r>
@@ -2960,7 +2956,7 @@
           </w:tcPr>
           <w:p>
             <w:pPr>
-              <w:pStyle w:val="Style20"/>
+              <w:pStyle w:val="user6"/>
               <w:rPr/>
             </w:pPr>
             <w:r>
@@ -2971,15 +2967,15 @@
         </w:tc>
         <w:tc>
           <w:tcPr>
-            <w:tcW w:w="2206" w:type="dxa"/>
-            <w:tcBorders>
-              <w:left w:val="single" w:sz="2" w:space="0" w:color="000000"/>
-              <w:bottom w:val="single" w:sz="2" w:space="0" w:color="000000"/>
-            </w:tcBorders>
-          </w:tcPr>
-          <w:p>
-            <w:pPr>
-              <w:pStyle w:val="Style20"/>
+            <w:tcW w:w="2205" w:type="dxa"/>
+            <w:tcBorders>
+              <w:left w:val="single" w:sz="2" w:space="0" w:color="000000"/>
+              <w:bottom w:val="single" w:sz="2" w:space="0" w:color="000000"/>
+            </w:tcBorders>
+          </w:tcPr>
+          <w:p>
+            <w:pPr>
+              <w:pStyle w:val="user6"/>
               <w:rPr/>
             </w:pPr>
             <w:r>
@@ -2998,7 +2994,7 @@
           </w:tcPr>
           <w:p>
             <w:pPr>
-              <w:pStyle w:val="Style20"/>
+              <w:pStyle w:val="user6"/>
               <w:rPr/>
             </w:pPr>
             <w:r>
@@ -3009,7 +3005,7 @@
         </w:tc>
         <w:tc>
           <w:tcPr>
-            <w:tcW w:w="2988" w:type="dxa"/>
+            <w:tcW w:w="2989" w:type="dxa"/>
             <w:tcBorders>
               <w:left w:val="single" w:sz="2" w:space="0" w:color="000000"/>
               <w:bottom w:val="single" w:sz="2" w:space="0" w:color="000000"/>
@@ -3018,7 +3014,7 @@
           </w:tcPr>
           <w:p>
             <w:pPr>
-              <w:pStyle w:val="Style20"/>
+              <w:pStyle w:val="user6"/>
               <w:rPr/>
             </w:pPr>
             <w:r>
@@ -3041,25 +3037,25 @@
           </w:tcPr>
           <w:p>
             <w:pPr>
-              <w:pStyle w:val="Style20"/>
-              <w:rPr/>
-            </w:pPr>
-            <w:r>
-              <w:rPr/>
-            </w:r>
-          </w:p>
-        </w:tc>
-        <w:tc>
-          <w:tcPr>
-            <w:tcW w:w="2206" w:type="dxa"/>
-            <w:tcBorders>
-              <w:left w:val="single" w:sz="2" w:space="0" w:color="000000"/>
-              <w:bottom w:val="single" w:sz="2" w:space="0" w:color="000000"/>
-            </w:tcBorders>
-          </w:tcPr>
-          <w:p>
-            <w:pPr>
-              <w:pStyle w:val="Style20"/>
+              <w:pStyle w:val="user6"/>
+              <w:rPr/>
+            </w:pPr>
+            <w:r>
+              <w:rPr/>
+            </w:r>
+          </w:p>
+        </w:tc>
+        <w:tc>
+          <w:tcPr>
+            <w:tcW w:w="2205" w:type="dxa"/>
+            <w:tcBorders>
+              <w:left w:val="single" w:sz="2" w:space="0" w:color="000000"/>
+              <w:bottom w:val="single" w:sz="2" w:space="0" w:color="000000"/>
+            </w:tcBorders>
+          </w:tcPr>
+          <w:p>
+            <w:pPr>
+              <w:pStyle w:val="user6"/>
               <w:rPr/>
             </w:pPr>
             <w:r>
@@ -3078,7 +3074,7 @@
           </w:tcPr>
           <w:p>
             <w:pPr>
-              <w:pStyle w:val="Style20"/>
+              <w:pStyle w:val="user6"/>
               <w:rPr/>
             </w:pPr>
             <w:r>
@@ -3089,7 +3085,7 @@
         </w:tc>
         <w:tc>
           <w:tcPr>
-            <w:tcW w:w="2988" w:type="dxa"/>
+            <w:tcW w:w="2989" w:type="dxa"/>
             <w:tcBorders>
               <w:left w:val="single" w:sz="2" w:space="0" w:color="000000"/>
               <w:bottom w:val="single" w:sz="2" w:space="0" w:color="000000"/>
@@ -3098,7 +3094,7 @@
           </w:tcPr>
           <w:p>
             <w:pPr>
-              <w:pStyle w:val="Style20"/>
+              <w:pStyle w:val="user6"/>
               <w:rPr/>
             </w:pPr>
             <w:r>
@@ -3121,25 +3117,25 @@
           </w:tcPr>
           <w:p>
             <w:pPr>
-              <w:pStyle w:val="Style20"/>
-              <w:rPr/>
-            </w:pPr>
-            <w:r>
-              <w:rPr/>
-            </w:r>
-          </w:p>
-        </w:tc>
-        <w:tc>
-          <w:tcPr>
-            <w:tcW w:w="2206" w:type="dxa"/>
-            <w:tcBorders>
-              <w:left w:val="single" w:sz="2" w:space="0" w:color="000000"/>
-              <w:bottom w:val="single" w:sz="2" w:space="0" w:color="000000"/>
-            </w:tcBorders>
-          </w:tcPr>
-          <w:p>
-            <w:pPr>
-              <w:pStyle w:val="Style20"/>
+              <w:pStyle w:val="user6"/>
+              <w:rPr/>
+            </w:pPr>
+            <w:r>
+              <w:rPr/>
+            </w:r>
+          </w:p>
+        </w:tc>
+        <w:tc>
+          <w:tcPr>
+            <w:tcW w:w="2205" w:type="dxa"/>
+            <w:tcBorders>
+              <w:left w:val="single" w:sz="2" w:space="0" w:color="000000"/>
+              <w:bottom w:val="single" w:sz="2" w:space="0" w:color="000000"/>
+            </w:tcBorders>
+          </w:tcPr>
+          <w:p>
+            <w:pPr>
+              <w:pStyle w:val="user6"/>
               <w:rPr/>
             </w:pPr>
             <w:r>
@@ -3158,7 +3154,7 @@
           </w:tcPr>
           <w:p>
             <w:pPr>
-              <w:pStyle w:val="Style20"/>
+              <w:pStyle w:val="user6"/>
               <w:rPr/>
             </w:pPr>
             <w:r>
@@ -3169,7 +3165,7 @@
         </w:tc>
         <w:tc>
           <w:tcPr>
-            <w:tcW w:w="2988" w:type="dxa"/>
+            <w:tcW w:w="2989" w:type="dxa"/>
             <w:tcBorders>
               <w:left w:val="single" w:sz="2" w:space="0" w:color="000000"/>
               <w:bottom w:val="single" w:sz="2" w:space="0" w:color="000000"/>
@@ -3178,7 +3174,7 @@
           </w:tcPr>
           <w:p>
             <w:pPr>
-              <w:pStyle w:val="Style20"/>
+              <w:pStyle w:val="user6"/>
               <w:rPr/>
             </w:pPr>
             <w:r>
@@ -3201,25 +3197,25 @@
           </w:tcPr>
           <w:p>
             <w:pPr>
-              <w:pStyle w:val="Style20"/>
-              <w:rPr/>
-            </w:pPr>
-            <w:r>
-              <w:rPr/>
-            </w:r>
-          </w:p>
-        </w:tc>
-        <w:tc>
-          <w:tcPr>
-            <w:tcW w:w="2206" w:type="dxa"/>
-            <w:tcBorders>
-              <w:left w:val="single" w:sz="2" w:space="0" w:color="000000"/>
-              <w:bottom w:val="single" w:sz="2" w:space="0" w:color="000000"/>
-            </w:tcBorders>
-          </w:tcPr>
-          <w:p>
-            <w:pPr>
-              <w:pStyle w:val="Style20"/>
+              <w:pStyle w:val="user6"/>
+              <w:rPr/>
+            </w:pPr>
+            <w:r>
+              <w:rPr/>
+            </w:r>
+          </w:p>
+        </w:tc>
+        <w:tc>
+          <w:tcPr>
+            <w:tcW w:w="2205" w:type="dxa"/>
+            <w:tcBorders>
+              <w:left w:val="single" w:sz="2" w:space="0" w:color="000000"/>
+              <w:bottom w:val="single" w:sz="2" w:space="0" w:color="000000"/>
+            </w:tcBorders>
+          </w:tcPr>
+          <w:p>
+            <w:pPr>
+              <w:pStyle w:val="user6"/>
               <w:rPr/>
             </w:pPr>
             <w:r>
@@ -3238,7 +3234,7 @@
           </w:tcPr>
           <w:p>
             <w:pPr>
-              <w:pStyle w:val="Style20"/>
+              <w:pStyle w:val="user6"/>
               <w:rPr/>
             </w:pPr>
             <w:r>
@@ -3249,7 +3245,7 @@
         </w:tc>
         <w:tc>
           <w:tcPr>
-            <w:tcW w:w="2988" w:type="dxa"/>
+            <w:tcW w:w="2989" w:type="dxa"/>
             <w:tcBorders>
               <w:left w:val="single" w:sz="2" w:space="0" w:color="000000"/>
               <w:bottom w:val="single" w:sz="2" w:space="0" w:color="000000"/>
@@ -3258,7 +3254,7 @@
           </w:tcPr>
           <w:p>
             <w:pPr>
-              <w:pStyle w:val="Style20"/>
+              <w:pStyle w:val="user6"/>
               <w:rPr/>
             </w:pPr>
             <w:r>
@@ -3281,25 +3277,25 @@
           </w:tcPr>
           <w:p>
             <w:pPr>
-              <w:pStyle w:val="Style20"/>
-              <w:rPr/>
-            </w:pPr>
-            <w:r>
-              <w:rPr/>
-            </w:r>
-          </w:p>
-        </w:tc>
-        <w:tc>
-          <w:tcPr>
-            <w:tcW w:w="2206" w:type="dxa"/>
-            <w:tcBorders>
-              <w:left w:val="single" w:sz="2" w:space="0" w:color="000000"/>
-              <w:bottom w:val="single" w:sz="2" w:space="0" w:color="000000"/>
-            </w:tcBorders>
-          </w:tcPr>
-          <w:p>
-            <w:pPr>
-              <w:pStyle w:val="Style20"/>
+              <w:pStyle w:val="user6"/>
+              <w:rPr/>
+            </w:pPr>
+            <w:r>
+              <w:rPr/>
+            </w:r>
+          </w:p>
+        </w:tc>
+        <w:tc>
+          <w:tcPr>
+            <w:tcW w:w="2205" w:type="dxa"/>
+            <w:tcBorders>
+              <w:left w:val="single" w:sz="2" w:space="0" w:color="000000"/>
+              <w:bottom w:val="single" w:sz="2" w:space="0" w:color="000000"/>
+            </w:tcBorders>
+          </w:tcPr>
+          <w:p>
+            <w:pPr>
+              <w:pStyle w:val="user6"/>
               <w:rPr/>
             </w:pPr>
             <w:r>
@@ -3318,7 +3314,7 @@
           </w:tcPr>
           <w:p>
             <w:pPr>
-              <w:pStyle w:val="Style20"/>
+              <w:pStyle w:val="user6"/>
               <w:rPr/>
             </w:pPr>
             <w:r>
@@ -3329,7 +3325,7 @@
         </w:tc>
         <w:tc>
           <w:tcPr>
-            <w:tcW w:w="2988" w:type="dxa"/>
+            <w:tcW w:w="2989" w:type="dxa"/>
             <w:tcBorders>
               <w:left w:val="single" w:sz="2" w:space="0" w:color="000000"/>
               <w:bottom w:val="single" w:sz="2" w:space="0" w:color="000000"/>
@@ -3338,7 +3334,7 @@
           </w:tcPr>
           <w:p>
             <w:pPr>
-              <w:pStyle w:val="Style20"/>
+              <w:pStyle w:val="user6"/>
               <w:rPr/>
             </w:pPr>
             <w:r>
@@ -3361,25 +3357,25 @@
           </w:tcPr>
           <w:p>
             <w:pPr>
-              <w:pStyle w:val="Style20"/>
-              <w:rPr/>
-            </w:pPr>
-            <w:r>
-              <w:rPr/>
-            </w:r>
-          </w:p>
-        </w:tc>
-        <w:tc>
-          <w:tcPr>
-            <w:tcW w:w="2206" w:type="dxa"/>
-            <w:tcBorders>
-              <w:left w:val="single" w:sz="2" w:space="0" w:color="000000"/>
-              <w:bottom w:val="single" w:sz="2" w:space="0" w:color="000000"/>
-            </w:tcBorders>
-          </w:tcPr>
-          <w:p>
-            <w:pPr>
-              <w:pStyle w:val="Style20"/>
+              <w:pStyle w:val="user6"/>
+              <w:rPr/>
+            </w:pPr>
+            <w:r>
+              <w:rPr/>
+            </w:r>
+          </w:p>
+        </w:tc>
+        <w:tc>
+          <w:tcPr>
+            <w:tcW w:w="2205" w:type="dxa"/>
+            <w:tcBorders>
+              <w:left w:val="single" w:sz="2" w:space="0" w:color="000000"/>
+              <w:bottom w:val="single" w:sz="2" w:space="0" w:color="000000"/>
+            </w:tcBorders>
+          </w:tcPr>
+          <w:p>
+            <w:pPr>
+              <w:pStyle w:val="user6"/>
               <w:rPr/>
             </w:pPr>
             <w:r>
@@ -3398,7 +3394,7 @@
           </w:tcPr>
           <w:p>
             <w:pPr>
-              <w:pStyle w:val="Style20"/>
+              <w:pStyle w:val="user6"/>
               <w:rPr/>
             </w:pPr>
             <w:r>
@@ -3409,7 +3405,7 @@
         </w:tc>
         <w:tc>
           <w:tcPr>
-            <w:tcW w:w="2988" w:type="dxa"/>
+            <w:tcW w:w="2989" w:type="dxa"/>
             <w:tcBorders>
               <w:left w:val="single" w:sz="2" w:space="0" w:color="000000"/>
               <w:bottom w:val="single" w:sz="2" w:space="0" w:color="000000"/>
@@ -3418,7 +3414,7 @@
           </w:tcPr>
           <w:p>
             <w:pPr>
-              <w:pStyle w:val="Style20"/>
+              <w:pStyle w:val="user6"/>
               <w:rPr/>
             </w:pPr>
             <w:r>
@@ -3441,7 +3437,7 @@
           </w:tcPr>
           <w:p>
             <w:pPr>
-              <w:pStyle w:val="Style20"/>
+              <w:pStyle w:val="user6"/>
               <w:rPr/>
             </w:pPr>
             <w:r>
@@ -3452,15 +3448,15 @@
         </w:tc>
         <w:tc>
           <w:tcPr>
-            <w:tcW w:w="2206" w:type="dxa"/>
-            <w:tcBorders>
-              <w:left w:val="single" w:sz="2" w:space="0" w:color="000000"/>
-              <w:bottom w:val="single" w:sz="2" w:space="0" w:color="000000"/>
-            </w:tcBorders>
-          </w:tcPr>
-          <w:p>
-            <w:pPr>
-              <w:pStyle w:val="Style20"/>
+            <w:tcW w:w="2205" w:type="dxa"/>
+            <w:tcBorders>
+              <w:left w:val="single" w:sz="2" w:space="0" w:color="000000"/>
+              <w:bottom w:val="single" w:sz="2" w:space="0" w:color="000000"/>
+            </w:tcBorders>
+          </w:tcPr>
+          <w:p>
+            <w:pPr>
+              <w:pStyle w:val="user6"/>
               <w:rPr/>
             </w:pPr>
             <w:r>
@@ -3479,7 +3475,7 @@
           </w:tcPr>
           <w:p>
             <w:pPr>
-              <w:pStyle w:val="Style20"/>
+              <w:pStyle w:val="user6"/>
               <w:rPr/>
             </w:pPr>
             <w:r>
@@ -3490,7 +3486,7 @@
         </w:tc>
         <w:tc>
           <w:tcPr>
-            <w:tcW w:w="2988" w:type="dxa"/>
+            <w:tcW w:w="2989" w:type="dxa"/>
             <w:tcBorders>
               <w:left w:val="single" w:sz="2" w:space="0" w:color="000000"/>
               <w:bottom w:val="single" w:sz="2" w:space="0" w:color="000000"/>
@@ -3499,7 +3495,7 @@
           </w:tcPr>
           <w:p>
             <w:pPr>
-              <w:pStyle w:val="Style20"/>
+              <w:pStyle w:val="user6"/>
               <w:rPr/>
             </w:pPr>
             <w:r>
@@ -3522,25 +3518,25 @@
           </w:tcPr>
           <w:p>
             <w:pPr>
-              <w:pStyle w:val="Style20"/>
-              <w:rPr/>
-            </w:pPr>
-            <w:r>
-              <w:rPr/>
-            </w:r>
-          </w:p>
-        </w:tc>
-        <w:tc>
-          <w:tcPr>
-            <w:tcW w:w="2206" w:type="dxa"/>
-            <w:tcBorders>
-              <w:left w:val="single" w:sz="2" w:space="0" w:color="000000"/>
-              <w:bottom w:val="single" w:sz="2" w:space="0" w:color="000000"/>
-            </w:tcBorders>
-          </w:tcPr>
-          <w:p>
-            <w:pPr>
-              <w:pStyle w:val="Style20"/>
+              <w:pStyle w:val="user6"/>
+              <w:rPr/>
+            </w:pPr>
+            <w:r>
+              <w:rPr/>
+            </w:r>
+          </w:p>
+        </w:tc>
+        <w:tc>
+          <w:tcPr>
+            <w:tcW w:w="2205" w:type="dxa"/>
+            <w:tcBorders>
+              <w:left w:val="single" w:sz="2" w:space="0" w:color="000000"/>
+              <w:bottom w:val="single" w:sz="2" w:space="0" w:color="000000"/>
+            </w:tcBorders>
+          </w:tcPr>
+          <w:p>
+            <w:pPr>
+              <w:pStyle w:val="user6"/>
               <w:rPr/>
             </w:pPr>
             <w:r>
@@ -3559,7 +3555,7 @@
           </w:tcPr>
           <w:p>
             <w:pPr>
-              <w:pStyle w:val="Style20"/>
+              <w:pStyle w:val="user6"/>
               <w:rPr/>
             </w:pPr>
             <w:r>
@@ -3570,7 +3566,7 @@
         </w:tc>
         <w:tc>
           <w:tcPr>
-            <w:tcW w:w="2988" w:type="dxa"/>
+            <w:tcW w:w="2989" w:type="dxa"/>
             <w:tcBorders>
               <w:left w:val="single" w:sz="2" w:space="0" w:color="000000"/>
               <w:bottom w:val="single" w:sz="2" w:space="0" w:color="000000"/>
@@ -3579,7 +3575,7 @@
           </w:tcPr>
           <w:p>
             <w:pPr>
-              <w:pStyle w:val="Style20"/>
+              <w:pStyle w:val="user6"/>
               <w:rPr/>
             </w:pPr>
             <w:r>
@@ -3602,25 +3598,25 @@
           </w:tcPr>
           <w:p>
             <w:pPr>
-              <w:pStyle w:val="Style20"/>
-              <w:rPr/>
-            </w:pPr>
-            <w:r>
-              <w:rPr/>
-            </w:r>
-          </w:p>
-        </w:tc>
-        <w:tc>
-          <w:tcPr>
-            <w:tcW w:w="2206" w:type="dxa"/>
-            <w:tcBorders>
-              <w:left w:val="single" w:sz="2" w:space="0" w:color="000000"/>
-              <w:bottom w:val="single" w:sz="2" w:space="0" w:color="000000"/>
-            </w:tcBorders>
-          </w:tcPr>
-          <w:p>
-            <w:pPr>
-              <w:pStyle w:val="Style20"/>
+              <w:pStyle w:val="user6"/>
+              <w:rPr/>
+            </w:pPr>
+            <w:r>
+              <w:rPr/>
+            </w:r>
+          </w:p>
+        </w:tc>
+        <w:tc>
+          <w:tcPr>
+            <w:tcW w:w="2205" w:type="dxa"/>
+            <w:tcBorders>
+              <w:left w:val="single" w:sz="2" w:space="0" w:color="000000"/>
+              <w:bottom w:val="single" w:sz="2" w:space="0" w:color="000000"/>
+            </w:tcBorders>
+          </w:tcPr>
+          <w:p>
+            <w:pPr>
+              <w:pStyle w:val="user6"/>
               <w:rPr/>
             </w:pPr>
             <w:r>
@@ -3639,7 +3635,7 @@
           </w:tcPr>
           <w:p>
             <w:pPr>
-              <w:pStyle w:val="Style20"/>
+              <w:pStyle w:val="user6"/>
               <w:rPr/>
             </w:pPr>
             <w:r>
@@ -3650,7 +3646,7 @@
         </w:tc>
         <w:tc>
           <w:tcPr>
-            <w:tcW w:w="2988" w:type="dxa"/>
+            <w:tcW w:w="2989" w:type="dxa"/>
             <w:tcBorders>
               <w:left w:val="single" w:sz="2" w:space="0" w:color="000000"/>
               <w:bottom w:val="single" w:sz="2" w:space="0" w:color="000000"/>
@@ -3659,7 +3655,7 @@
           </w:tcPr>
           <w:p>
             <w:pPr>
-              <w:pStyle w:val="Style20"/>
+              <w:pStyle w:val="user6"/>
               <w:rPr/>
             </w:pPr>
             <w:r>
@@ -3682,25 +3678,25 @@
           </w:tcPr>
           <w:p>
             <w:pPr>
-              <w:pStyle w:val="Style20"/>
-              <w:rPr/>
-            </w:pPr>
-            <w:r>
-              <w:rPr/>
-            </w:r>
-          </w:p>
-        </w:tc>
-        <w:tc>
-          <w:tcPr>
-            <w:tcW w:w="2206" w:type="dxa"/>
-            <w:tcBorders>
-              <w:left w:val="single" w:sz="2" w:space="0" w:color="000000"/>
-              <w:bottom w:val="single" w:sz="2" w:space="0" w:color="000000"/>
-            </w:tcBorders>
-          </w:tcPr>
-          <w:p>
-            <w:pPr>
-              <w:pStyle w:val="Style20"/>
+              <w:pStyle w:val="user6"/>
+              <w:rPr/>
+            </w:pPr>
+            <w:r>
+              <w:rPr/>
+            </w:r>
+          </w:p>
+        </w:tc>
+        <w:tc>
+          <w:tcPr>
+            <w:tcW w:w="2205" w:type="dxa"/>
+            <w:tcBorders>
+              <w:left w:val="single" w:sz="2" w:space="0" w:color="000000"/>
+              <w:bottom w:val="single" w:sz="2" w:space="0" w:color="000000"/>
+            </w:tcBorders>
+          </w:tcPr>
+          <w:p>
+            <w:pPr>
+              <w:pStyle w:val="user6"/>
               <w:rPr/>
             </w:pPr>
             <w:r>
@@ -3719,7 +3715,7 @@
           </w:tcPr>
           <w:p>
             <w:pPr>
-              <w:pStyle w:val="Style20"/>
+              <w:pStyle w:val="user6"/>
               <w:rPr/>
             </w:pPr>
             <w:r>
@@ -3730,7 +3726,7 @@
         </w:tc>
         <w:tc>
           <w:tcPr>
-            <w:tcW w:w="2988" w:type="dxa"/>
+            <w:tcW w:w="2989" w:type="dxa"/>
             <w:tcBorders>
               <w:left w:val="single" w:sz="2" w:space="0" w:color="000000"/>
               <w:bottom w:val="single" w:sz="2" w:space="0" w:color="000000"/>
@@ -3739,7 +3735,7 @@
           </w:tcPr>
           <w:p>
             <w:pPr>
-              <w:pStyle w:val="Style20"/>
+              <w:pStyle w:val="user6"/>
               <w:rPr/>
             </w:pPr>
             <w:r>
@@ -3762,7 +3758,7 @@
           </w:tcPr>
           <w:p>
             <w:pPr>
-              <w:pStyle w:val="Style20"/>
+              <w:pStyle w:val="user6"/>
               <w:rPr/>
             </w:pPr>
             <w:r>
@@ -3773,15 +3769,15 @@
         </w:tc>
         <w:tc>
           <w:tcPr>
-            <w:tcW w:w="2206" w:type="dxa"/>
-            <w:tcBorders>
-              <w:left w:val="single" w:sz="2" w:space="0" w:color="000000"/>
-              <w:bottom w:val="single" w:sz="2" w:space="0" w:color="000000"/>
-            </w:tcBorders>
-          </w:tcPr>
-          <w:p>
-            <w:pPr>
-              <w:pStyle w:val="Style20"/>
+            <w:tcW w:w="2205" w:type="dxa"/>
+            <w:tcBorders>
+              <w:left w:val="single" w:sz="2" w:space="0" w:color="000000"/>
+              <w:bottom w:val="single" w:sz="2" w:space="0" w:color="000000"/>
+            </w:tcBorders>
+          </w:tcPr>
+          <w:p>
+            <w:pPr>
+              <w:pStyle w:val="user6"/>
               <w:rPr/>
             </w:pPr>
             <w:r>
@@ -3800,7 +3796,7 @@
           </w:tcPr>
           <w:p>
             <w:pPr>
-              <w:pStyle w:val="Style20"/>
+              <w:pStyle w:val="user6"/>
               <w:rPr/>
             </w:pPr>
             <w:r>
@@ -3811,7 +3807,7 @@
         </w:tc>
         <w:tc>
           <w:tcPr>
-            <w:tcW w:w="2988" w:type="dxa"/>
+            <w:tcW w:w="2989" w:type="dxa"/>
             <w:tcBorders>
               <w:left w:val="single" w:sz="2" w:space="0" w:color="000000"/>
               <w:bottom w:val="single" w:sz="2" w:space="0" w:color="000000"/>
@@ -3820,7 +3816,7 @@
           </w:tcPr>
           <w:p>
             <w:pPr>
-              <w:pStyle w:val="Style20"/>
+              <w:pStyle w:val="user6"/>
               <w:rPr/>
             </w:pPr>
             <w:r>
@@ -3843,25 +3839,25 @@
           </w:tcPr>
           <w:p>
             <w:pPr>
-              <w:pStyle w:val="Style20"/>
-              <w:rPr/>
-            </w:pPr>
-            <w:r>
-              <w:rPr/>
-            </w:r>
-          </w:p>
-        </w:tc>
-        <w:tc>
-          <w:tcPr>
-            <w:tcW w:w="2206" w:type="dxa"/>
-            <w:tcBorders>
-              <w:left w:val="single" w:sz="2" w:space="0" w:color="000000"/>
-              <w:bottom w:val="single" w:sz="2" w:space="0" w:color="000000"/>
-            </w:tcBorders>
-          </w:tcPr>
-          <w:p>
-            <w:pPr>
-              <w:pStyle w:val="Style20"/>
+              <w:pStyle w:val="user6"/>
+              <w:rPr/>
+            </w:pPr>
+            <w:r>
+              <w:rPr/>
+            </w:r>
+          </w:p>
+        </w:tc>
+        <w:tc>
+          <w:tcPr>
+            <w:tcW w:w="2205" w:type="dxa"/>
+            <w:tcBorders>
+              <w:left w:val="single" w:sz="2" w:space="0" w:color="000000"/>
+              <w:bottom w:val="single" w:sz="2" w:space="0" w:color="000000"/>
+            </w:tcBorders>
+          </w:tcPr>
+          <w:p>
+            <w:pPr>
+              <w:pStyle w:val="user6"/>
               <w:rPr/>
             </w:pPr>
             <w:r>
@@ -3880,7 +3876,7 @@
           </w:tcPr>
           <w:p>
             <w:pPr>
-              <w:pStyle w:val="Style20"/>
+              <w:pStyle w:val="user6"/>
               <w:rPr/>
             </w:pPr>
             <w:r>
@@ -3891,7 +3887,7 @@
         </w:tc>
         <w:tc>
           <w:tcPr>
-            <w:tcW w:w="2988" w:type="dxa"/>
+            <w:tcW w:w="2989" w:type="dxa"/>
             <w:tcBorders>
               <w:left w:val="single" w:sz="2" w:space="0" w:color="000000"/>
               <w:bottom w:val="single" w:sz="2" w:space="0" w:color="000000"/>
@@ -3900,7 +3896,7 @@
           </w:tcPr>
           <w:p>
             <w:pPr>
-              <w:pStyle w:val="Style20"/>
+              <w:pStyle w:val="user6"/>
               <w:rPr/>
             </w:pPr>
             <w:r>
@@ -3923,25 +3919,25 @@
           </w:tcPr>
           <w:p>
             <w:pPr>
-              <w:pStyle w:val="Style20"/>
-              <w:rPr/>
-            </w:pPr>
-            <w:r>
-              <w:rPr/>
-            </w:r>
-          </w:p>
-        </w:tc>
-        <w:tc>
-          <w:tcPr>
-            <w:tcW w:w="2206" w:type="dxa"/>
-            <w:tcBorders>
-              <w:left w:val="single" w:sz="2" w:space="0" w:color="000000"/>
-              <w:bottom w:val="single" w:sz="2" w:space="0" w:color="000000"/>
-            </w:tcBorders>
-          </w:tcPr>
-          <w:p>
-            <w:pPr>
-              <w:pStyle w:val="Style20"/>
+              <w:pStyle w:val="user6"/>
+              <w:rPr/>
+            </w:pPr>
+            <w:r>
+              <w:rPr/>
+            </w:r>
+          </w:p>
+        </w:tc>
+        <w:tc>
+          <w:tcPr>
+            <w:tcW w:w="2205" w:type="dxa"/>
+            <w:tcBorders>
+              <w:left w:val="single" w:sz="2" w:space="0" w:color="000000"/>
+              <w:bottom w:val="single" w:sz="2" w:space="0" w:color="000000"/>
+            </w:tcBorders>
+          </w:tcPr>
+          <w:p>
+            <w:pPr>
+              <w:pStyle w:val="user6"/>
               <w:rPr/>
             </w:pPr>
             <w:r>
@@ -3960,7 +3956,7 @@
           </w:tcPr>
           <w:p>
             <w:pPr>
-              <w:pStyle w:val="Style20"/>
+              <w:pStyle w:val="user6"/>
               <w:rPr/>
             </w:pPr>
             <w:r>
@@ -3971,7 +3967,7 @@
         </w:tc>
         <w:tc>
           <w:tcPr>
-            <w:tcW w:w="2988" w:type="dxa"/>
+            <w:tcW w:w="2989" w:type="dxa"/>
             <w:tcBorders>
               <w:left w:val="single" w:sz="2" w:space="0" w:color="000000"/>
               <w:bottom w:val="single" w:sz="2" w:space="0" w:color="000000"/>
@@ -3980,7 +3976,7 @@
           </w:tcPr>
           <w:p>
             <w:pPr>
-              <w:pStyle w:val="Style20"/>
+              <w:pStyle w:val="user6"/>
               <w:rPr/>
             </w:pPr>
             <w:r>
@@ -4029,27 +4025,7 @@
           <w:szCs w:val="22"/>
           <w:lang w:val="ru-RU" w:eastAsia="en-US" w:bidi="ar-SA"/>
         </w:rPr>
-        <w:t xml:space="preserve">дент, </w:t>
-      </w:r>
-      <w:r>
-        <w:rPr>
-          <w:rFonts w:eastAsia="Calibri" w:cs="" w:cstheme="minorBidi" w:eastAsiaTheme="minorHAnsi"/>
-          <w:color w:val="auto"/>
-          <w:kern w:val="0"/>
-          <w:szCs w:val="22"/>
-          <w:lang w:val="ru-RU" w:eastAsia="en-US" w:bidi="ar-SA"/>
-        </w:rPr>
-        <w:t xml:space="preserve">Преподаватель, Администратор, Группа, </w:t>
-      </w:r>
-      <w:r>
-        <w:rPr>
-          <w:rFonts w:eastAsia="Calibri" w:cs="" w:cstheme="minorBidi" w:eastAsiaTheme="minorHAnsi"/>
-          <w:color w:val="auto"/>
-          <w:kern w:val="0"/>
-          <w:szCs w:val="22"/>
-          <w:lang w:val="ru-RU" w:eastAsia="en-US" w:bidi="ar-SA"/>
-        </w:rPr>
-        <w:t>Дисци</w:t>
+        <w:t>дент, Преподаватель, Администратор, Группа, Дисци</w:t>
       </w:r>
       <w:r>
         <w:rPr/>
@@ -4087,11 +4063,7 @@
       </w:pPr>
       <w:r>
         <w:rPr/>
-        <w:t>по</w:t>
-      </w:r>
-      <w:r>
-        <w:rPr/>
-        <w:t>луч</w:t>
+        <w:t>получ</w:t>
       </w:r>
       <w:r>
         <w:rPr>
@@ -4131,17 +4103,7 @@
           <w:szCs w:val="22"/>
           <w:lang w:val="ru-RU" w:eastAsia="en-US" w:bidi="ar-SA"/>
         </w:rPr>
-        <w:t>п</w:t>
-      </w:r>
-      <w:r>
-        <w:rPr>
-          <w:rFonts w:eastAsia="Calibri" w:cs="" w:cstheme="minorBidi" w:eastAsiaTheme="minorHAnsi"/>
-          <w:color w:val="auto"/>
-          <w:kern w:val="0"/>
-          <w:szCs w:val="22"/>
-          <w:lang w:val="ru-RU" w:eastAsia="en-US" w:bidi="ar-SA"/>
-        </w:rPr>
-        <w:t>олучение списка студентов группы с активными подписками;</w:t>
+        <w:t>получение списка студентов группы с активными подписками;</w:t>
       </w:r>
     </w:p>
     <w:p>
@@ -4171,17 +4133,7 @@
           <w:szCs w:val="22"/>
           <w:lang w:val="ru-RU" w:eastAsia="en-US" w:bidi="ar-SA"/>
         </w:rPr>
-        <w:t>ф</w:t>
-      </w:r>
-      <w:r>
-        <w:rPr>
-          <w:rFonts w:eastAsia="Calibri" w:cs="" w:cstheme="minorBidi" w:eastAsiaTheme="minorHAnsi"/>
-          <w:color w:val="auto"/>
-          <w:kern w:val="0"/>
-          <w:szCs w:val="22"/>
-          <w:lang w:val="ru-RU" w:eastAsia="en-US" w:bidi="ar-SA"/>
-        </w:rPr>
-        <w:t>ормирование отчёта об успеваемости студента за семестр;</w:t>
+        <w:t>формирование отчёта об успеваемости студента за семестр;</w:t>
       </w:r>
     </w:p>
     <w:p>
@@ -4211,17 +4163,7 @@
           <w:szCs w:val="22"/>
           <w:lang w:val="ru-RU" w:eastAsia="en-US" w:bidi="ar-SA"/>
         </w:rPr>
-        <w:t>п</w:t>
-      </w:r>
-      <w:r>
-        <w:rPr>
-          <w:rFonts w:eastAsia="Calibri" w:cs="" w:cstheme="minorBidi" w:eastAsiaTheme="minorHAnsi"/>
-          <w:color w:val="auto"/>
-          <w:kern w:val="0"/>
-          <w:szCs w:val="22"/>
-          <w:lang w:val="ru-RU" w:eastAsia="en-US" w:bidi="ar-SA"/>
-        </w:rPr>
-        <w:t>росмотр логов отправки уведомлений за период;</w:t>
+        <w:t>просмотр логов отправки уведомлений за период;</w:t>
       </w:r>
     </w:p>
     <w:p>
@@ -4251,17 +4193,7 @@
           <w:szCs w:val="22"/>
           <w:lang w:val="ru-RU" w:eastAsia="en-US" w:bidi="ar-SA"/>
         </w:rPr>
-        <w:t>с</w:t>
-      </w:r>
-      <w:r>
-        <w:rPr>
-          <w:rFonts w:eastAsia="Calibri" w:cs="" w:cstheme="minorBidi" w:eastAsiaTheme="minorHAnsi"/>
-          <w:color w:val="auto"/>
-          <w:kern w:val="0"/>
-          <w:szCs w:val="22"/>
-          <w:lang w:val="ru-RU" w:eastAsia="en-US" w:bidi="ar-SA"/>
-        </w:rPr>
-        <w:t>татистик</w:t>
+        <w:t>статистик</w:t>
       </w:r>
       <w:r>
         <w:rPr/>
@@ -4313,19 +4245,7 @@
         <w:rPr>
           <w:lang w:val="en-US"/>
         </w:rPr>
-        <w:t xml:space="preserve"> </w:t>
-      </w:r>
-      <w:r>
-        <w:rPr>
-          <w:lang w:val="en-US"/>
-        </w:rPr>
-        <w:t>2</w:t>
-      </w:r>
-      <w:r>
-        <w:rPr>
-          <w:lang w:val="en-US"/>
-        </w:rPr>
-        <w:t xml:space="preserve"> </w:t>
+        <w:t xml:space="preserve"> 2 </w:t>
       </w:r>
       <w:r>
         <w:rPr/>
@@ -4335,13 +4255,7 @@
         <w:rPr>
           <w:lang w:val="en-US"/>
         </w:rPr>
-        <w:t xml:space="preserve"> </w:t>
-      </w:r>
-      <w:r>
-        <w:rPr>
-          <w:lang w:val="en-US"/>
-        </w:rPr>
-        <w:t>x</w:t>
+        <w:t xml:space="preserve"> x</w:t>
       </w:r>
       <w:r>
         <w:rPr>
@@ -4363,7 +4277,7 @@
     </w:p>
     <w:p>
       <w:pPr>
-        <w:pStyle w:val="user6"/>
+        <w:pStyle w:val="Style20"/>
         <w:rPr/>
       </w:pPr>
       <w:r>
@@ -4410,8 +4324,8 @@
       </w:tblPr>
       <w:tblGrid>
         <w:gridCol w:w="1965"/>
-        <w:gridCol w:w="1403"/>
-        <w:gridCol w:w="2245"/>
+        <w:gridCol w:w="1402"/>
+        <w:gridCol w:w="2246"/>
       </w:tblGrid>
       <w:tr>
         <w:trPr>
@@ -4429,7 +4343,7 @@
           </w:tcPr>
           <w:p>
             <w:pPr>
-              <w:pStyle w:val="Style21"/>
+              <w:pStyle w:val="user7"/>
               <w:rPr/>
             </w:pPr>
             <w:r>
@@ -4446,7 +4360,7 @@
         </w:tc>
         <w:tc>
           <w:tcPr>
-            <w:tcW w:w="1403" w:type="dxa"/>
+            <w:tcW w:w="1402" w:type="dxa"/>
             <w:tcBorders>
               <w:top w:val="single" w:sz="2" w:space="0" w:color="000000"/>
               <w:left w:val="single" w:sz="2" w:space="0" w:color="000000"/>
@@ -4456,7 +4370,7 @@
           </w:tcPr>
           <w:p>
             <w:pPr>
-              <w:pStyle w:val="Style21"/>
+              <w:pStyle w:val="user7"/>
               <w:rPr/>
             </w:pPr>
             <w:r>
@@ -4467,7 +4381,7 @@
         </w:tc>
         <w:tc>
           <w:tcPr>
-            <w:tcW w:w="2245" w:type="dxa"/>
+            <w:tcW w:w="2246" w:type="dxa"/>
             <w:tcBorders>
               <w:top w:val="single" w:sz="2" w:space="0" w:color="000000"/>
               <w:left w:val="single" w:sz="2" w:space="0" w:color="000000"/>
@@ -4478,7 +4392,7 @@
           </w:tcPr>
           <w:p>
             <w:pPr>
-              <w:pStyle w:val="Style21"/>
+              <w:pStyle w:val="user7"/>
               <w:rPr/>
             </w:pPr>
             <w:r>
@@ -4506,7 +4420,7 @@
           </w:tcPr>
           <w:p>
             <w:pPr>
-              <w:pStyle w:val="Style20"/>
+              <w:pStyle w:val="user6"/>
               <w:jc w:val="center"/>
               <w:rPr/>
             </w:pPr>
@@ -4518,15 +4432,15 @@
         </w:tc>
         <w:tc>
           <w:tcPr>
-            <w:tcW w:w="1403" w:type="dxa"/>
-            <w:tcBorders>
-              <w:left w:val="single" w:sz="2" w:space="0" w:color="000000"/>
-              <w:bottom w:val="single" w:sz="2" w:space="0" w:color="000000"/>
-            </w:tcBorders>
-          </w:tcPr>
-          <w:p>
-            <w:pPr>
-              <w:pStyle w:val="Style20"/>
+            <w:tcW w:w="1402" w:type="dxa"/>
+            <w:tcBorders>
+              <w:left w:val="single" w:sz="2" w:space="0" w:color="000000"/>
+              <w:bottom w:val="single" w:sz="2" w:space="0" w:color="000000"/>
+            </w:tcBorders>
+          </w:tcPr>
+          <w:p>
+            <w:pPr>
+              <w:pStyle w:val="user6"/>
               <w:jc w:val="center"/>
               <w:rPr/>
             </w:pPr>
@@ -4538,7 +4452,7 @@
         </w:tc>
         <w:tc>
           <w:tcPr>
-            <w:tcW w:w="2245" w:type="dxa"/>
+            <w:tcW w:w="2246" w:type="dxa"/>
             <w:tcBorders>
               <w:left w:val="single" w:sz="2" w:space="0" w:color="000000"/>
               <w:bottom w:val="single" w:sz="2" w:space="0" w:color="000000"/>
@@ -4547,7 +4461,7 @@
           </w:tcPr>
           <w:p>
             <w:pPr>
-              <w:pStyle w:val="Style20"/>
+              <w:pStyle w:val="user6"/>
               <w:jc w:val="center"/>
               <w:rPr/>
             </w:pPr>
@@ -4570,7 +4484,7 @@
           </w:tcPr>
           <w:p>
             <w:pPr>
-              <w:pStyle w:val="Style20"/>
+              <w:pStyle w:val="user6"/>
               <w:jc w:val="center"/>
               <w:rPr/>
             </w:pPr>
@@ -4582,15 +4496,15 @@
         </w:tc>
         <w:tc>
           <w:tcPr>
-            <w:tcW w:w="1403" w:type="dxa"/>
-            <w:tcBorders>
-              <w:left w:val="single" w:sz="2" w:space="0" w:color="000000"/>
-              <w:bottom w:val="single" w:sz="2" w:space="0" w:color="000000"/>
-            </w:tcBorders>
-          </w:tcPr>
-          <w:p>
-            <w:pPr>
-              <w:pStyle w:val="Style20"/>
+            <w:tcW w:w="1402" w:type="dxa"/>
+            <w:tcBorders>
+              <w:left w:val="single" w:sz="2" w:space="0" w:color="000000"/>
+              <w:bottom w:val="single" w:sz="2" w:space="0" w:color="000000"/>
+            </w:tcBorders>
+          </w:tcPr>
+          <w:p>
+            <w:pPr>
+              <w:pStyle w:val="user6"/>
               <w:jc w:val="center"/>
               <w:rPr/>
             </w:pPr>
@@ -4602,7 +4516,7 @@
         </w:tc>
         <w:tc>
           <w:tcPr>
-            <w:tcW w:w="2245" w:type="dxa"/>
+            <w:tcW w:w="2246" w:type="dxa"/>
             <w:tcBorders>
               <w:left w:val="single" w:sz="2" w:space="0" w:color="000000"/>
               <w:bottom w:val="single" w:sz="2" w:space="0" w:color="000000"/>
@@ -4611,7 +4525,7 @@
           </w:tcPr>
           <w:p>
             <w:pPr>
-              <w:pStyle w:val="Style20"/>
+              <w:pStyle w:val="user6"/>
               <w:jc w:val="center"/>
               <w:rPr/>
             </w:pPr>
@@ -4634,7 +4548,7 @@
           </w:tcPr>
           <w:p>
             <w:pPr>
-              <w:pStyle w:val="Style20"/>
+              <w:pStyle w:val="user6"/>
               <w:jc w:val="center"/>
               <w:rPr/>
             </w:pPr>
@@ -4646,15 +4560,15 @@
         </w:tc>
         <w:tc>
           <w:tcPr>
-            <w:tcW w:w="1403" w:type="dxa"/>
-            <w:tcBorders>
-              <w:left w:val="single" w:sz="2" w:space="0" w:color="000000"/>
-              <w:bottom w:val="single" w:sz="2" w:space="0" w:color="000000"/>
-            </w:tcBorders>
-          </w:tcPr>
-          <w:p>
-            <w:pPr>
-              <w:pStyle w:val="Style20"/>
+            <w:tcW w:w="1402" w:type="dxa"/>
+            <w:tcBorders>
+              <w:left w:val="single" w:sz="2" w:space="0" w:color="000000"/>
+              <w:bottom w:val="single" w:sz="2" w:space="0" w:color="000000"/>
+            </w:tcBorders>
+          </w:tcPr>
+          <w:p>
+            <w:pPr>
+              <w:pStyle w:val="user6"/>
               <w:jc w:val="center"/>
               <w:rPr/>
             </w:pPr>
@@ -4666,7 +4580,7 @@
         </w:tc>
         <w:tc>
           <w:tcPr>
-            <w:tcW w:w="2245" w:type="dxa"/>
+            <w:tcW w:w="2246" w:type="dxa"/>
             <w:tcBorders>
               <w:left w:val="single" w:sz="2" w:space="0" w:color="000000"/>
               <w:bottom w:val="single" w:sz="2" w:space="0" w:color="000000"/>
@@ -4675,7 +4589,7 @@
           </w:tcPr>
           <w:p>
             <w:pPr>
-              <w:pStyle w:val="Style20"/>
+              <w:pStyle w:val="user6"/>
               <w:jc w:val="center"/>
               <w:rPr/>
             </w:pPr>
@@ -4698,7 +4612,7 @@
           </w:tcPr>
           <w:p>
             <w:pPr>
-              <w:pStyle w:val="Style20"/>
+              <w:pStyle w:val="user6"/>
               <w:jc w:val="center"/>
               <w:rPr/>
             </w:pPr>
@@ -4710,15 +4624,15 @@
         </w:tc>
         <w:tc>
           <w:tcPr>
-            <w:tcW w:w="1403" w:type="dxa"/>
-            <w:tcBorders>
-              <w:left w:val="single" w:sz="2" w:space="0" w:color="000000"/>
-              <w:bottom w:val="single" w:sz="2" w:space="0" w:color="000000"/>
-            </w:tcBorders>
-          </w:tcPr>
-          <w:p>
-            <w:pPr>
-              <w:pStyle w:val="Style20"/>
+            <w:tcW w:w="1402" w:type="dxa"/>
+            <w:tcBorders>
+              <w:left w:val="single" w:sz="2" w:space="0" w:color="000000"/>
+              <w:bottom w:val="single" w:sz="2" w:space="0" w:color="000000"/>
+            </w:tcBorders>
+          </w:tcPr>
+          <w:p>
+            <w:pPr>
+              <w:pStyle w:val="user6"/>
               <w:jc w:val="center"/>
               <w:rPr/>
             </w:pPr>
@@ -4730,7 +4644,7 @@
         </w:tc>
         <w:tc>
           <w:tcPr>
-            <w:tcW w:w="2245" w:type="dxa"/>
+            <w:tcW w:w="2246" w:type="dxa"/>
             <w:tcBorders>
               <w:left w:val="single" w:sz="2" w:space="0" w:color="000000"/>
               <w:bottom w:val="single" w:sz="2" w:space="0" w:color="000000"/>
@@ -4739,7 +4653,7 @@
           </w:tcPr>
           <w:p>
             <w:pPr>
-              <w:pStyle w:val="Style20"/>
+              <w:pStyle w:val="user6"/>
               <w:jc w:val="center"/>
               <w:rPr/>
             </w:pPr>
@@ -4762,7 +4676,7 @@
           </w:tcPr>
           <w:p>
             <w:pPr>
-              <w:pStyle w:val="Style20"/>
+              <w:pStyle w:val="user6"/>
               <w:jc w:val="center"/>
               <w:rPr/>
             </w:pPr>
@@ -4774,15 +4688,15 @@
         </w:tc>
         <w:tc>
           <w:tcPr>
-            <w:tcW w:w="1403" w:type="dxa"/>
-            <w:tcBorders>
-              <w:left w:val="single" w:sz="2" w:space="0" w:color="000000"/>
-              <w:bottom w:val="single" w:sz="2" w:space="0" w:color="000000"/>
-            </w:tcBorders>
-          </w:tcPr>
-          <w:p>
-            <w:pPr>
-              <w:pStyle w:val="Style20"/>
+            <w:tcW w:w="1402" w:type="dxa"/>
+            <w:tcBorders>
+              <w:left w:val="single" w:sz="2" w:space="0" w:color="000000"/>
+              <w:bottom w:val="single" w:sz="2" w:space="0" w:color="000000"/>
+            </w:tcBorders>
+          </w:tcPr>
+          <w:p>
+            <w:pPr>
+              <w:pStyle w:val="user6"/>
               <w:jc w:val="center"/>
               <w:rPr/>
             </w:pPr>
@@ -4794,7 +4708,7 @@
         </w:tc>
         <w:tc>
           <w:tcPr>
-            <w:tcW w:w="2245" w:type="dxa"/>
+            <w:tcW w:w="2246" w:type="dxa"/>
             <w:tcBorders>
               <w:left w:val="single" w:sz="2" w:space="0" w:color="000000"/>
               <w:bottom w:val="single" w:sz="2" w:space="0" w:color="000000"/>
@@ -4803,7 +4717,7 @@
           </w:tcPr>
           <w:p>
             <w:pPr>
-              <w:pStyle w:val="Style20"/>
+              <w:pStyle w:val="user6"/>
               <w:jc w:val="center"/>
               <w:rPr/>
             </w:pPr>
@@ -4826,7 +4740,7 @@
           </w:tcPr>
           <w:p>
             <w:pPr>
-              <w:pStyle w:val="Style20"/>
+              <w:pStyle w:val="user6"/>
               <w:jc w:val="center"/>
               <w:rPr/>
             </w:pPr>
@@ -4838,15 +4752,15 @@
         </w:tc>
         <w:tc>
           <w:tcPr>
-            <w:tcW w:w="1403" w:type="dxa"/>
-            <w:tcBorders>
-              <w:left w:val="single" w:sz="2" w:space="0" w:color="000000"/>
-              <w:bottom w:val="single" w:sz="2" w:space="0" w:color="000000"/>
-            </w:tcBorders>
-          </w:tcPr>
-          <w:p>
-            <w:pPr>
-              <w:pStyle w:val="Style20"/>
+            <w:tcW w:w="1402" w:type="dxa"/>
+            <w:tcBorders>
+              <w:left w:val="single" w:sz="2" w:space="0" w:color="000000"/>
+              <w:bottom w:val="single" w:sz="2" w:space="0" w:color="000000"/>
+            </w:tcBorders>
+          </w:tcPr>
+          <w:p>
+            <w:pPr>
+              <w:pStyle w:val="user6"/>
               <w:jc w:val="center"/>
               <w:rPr/>
             </w:pPr>
@@ -4858,7 +4772,7 @@
         </w:tc>
         <w:tc>
           <w:tcPr>
-            <w:tcW w:w="2245" w:type="dxa"/>
+            <w:tcW w:w="2246" w:type="dxa"/>
             <w:tcBorders>
               <w:left w:val="single" w:sz="2" w:space="0" w:color="000000"/>
               <w:bottom w:val="single" w:sz="2" w:space="0" w:color="000000"/>
@@ -4867,7 +4781,7 @@
           </w:tcPr>
           <w:p>
             <w:pPr>
-              <w:pStyle w:val="Style20"/>
+              <w:pStyle w:val="user6"/>
               <w:jc w:val="center"/>
               <w:rPr/>
             </w:pPr>
@@ -4890,7 +4804,7 @@
           </w:tcPr>
           <w:p>
             <w:pPr>
-              <w:pStyle w:val="Style20"/>
+              <w:pStyle w:val="user6"/>
               <w:jc w:val="center"/>
               <w:rPr/>
             </w:pPr>
@@ -4902,15 +4816,15 @@
         </w:tc>
         <w:tc>
           <w:tcPr>
-            <w:tcW w:w="1403" w:type="dxa"/>
-            <w:tcBorders>
-              <w:left w:val="single" w:sz="2" w:space="0" w:color="000000"/>
-              <w:bottom w:val="single" w:sz="2" w:space="0" w:color="000000"/>
-            </w:tcBorders>
-          </w:tcPr>
-          <w:p>
-            <w:pPr>
-              <w:pStyle w:val="Style20"/>
+            <w:tcW w:w="1402" w:type="dxa"/>
+            <w:tcBorders>
+              <w:left w:val="single" w:sz="2" w:space="0" w:color="000000"/>
+              <w:bottom w:val="single" w:sz="2" w:space="0" w:color="000000"/>
+            </w:tcBorders>
+          </w:tcPr>
+          <w:p>
+            <w:pPr>
+              <w:pStyle w:val="user6"/>
               <w:jc w:val="center"/>
               <w:rPr/>
             </w:pPr>
@@ -4922,7 +4836,7 @@
         </w:tc>
         <w:tc>
           <w:tcPr>
-            <w:tcW w:w="2245" w:type="dxa"/>
+            <w:tcW w:w="2246" w:type="dxa"/>
             <w:tcBorders>
               <w:left w:val="single" w:sz="2" w:space="0" w:color="000000"/>
               <w:bottom w:val="single" w:sz="2" w:space="0" w:color="000000"/>
@@ -4931,7 +4845,7 @@
           </w:tcPr>
           <w:p>
             <w:pPr>
-              <w:pStyle w:val="Style20"/>
+              <w:pStyle w:val="user6"/>
               <w:jc w:val="center"/>
               <w:rPr/>
             </w:pPr>
@@ -4954,7 +4868,7 @@
           </w:tcPr>
           <w:p>
             <w:pPr>
-              <w:pStyle w:val="Style20"/>
+              <w:pStyle w:val="user6"/>
               <w:jc w:val="center"/>
               <w:rPr/>
             </w:pPr>
@@ -4966,15 +4880,15 @@
         </w:tc>
         <w:tc>
           <w:tcPr>
-            <w:tcW w:w="1403" w:type="dxa"/>
-            <w:tcBorders>
-              <w:left w:val="single" w:sz="2" w:space="0" w:color="000000"/>
-              <w:bottom w:val="single" w:sz="2" w:space="0" w:color="000000"/>
-            </w:tcBorders>
-          </w:tcPr>
-          <w:p>
-            <w:pPr>
-              <w:pStyle w:val="Style20"/>
+            <w:tcW w:w="1402" w:type="dxa"/>
+            <w:tcBorders>
+              <w:left w:val="single" w:sz="2" w:space="0" w:color="000000"/>
+              <w:bottom w:val="single" w:sz="2" w:space="0" w:color="000000"/>
+            </w:tcBorders>
+          </w:tcPr>
+          <w:p>
+            <w:pPr>
+              <w:pStyle w:val="user6"/>
               <w:jc w:val="center"/>
               <w:rPr/>
             </w:pPr>
@@ -4986,7 +4900,7 @@
         </w:tc>
         <w:tc>
           <w:tcPr>
-            <w:tcW w:w="2245" w:type="dxa"/>
+            <w:tcW w:w="2246" w:type="dxa"/>
             <w:tcBorders>
               <w:left w:val="single" w:sz="2" w:space="0" w:color="000000"/>
               <w:bottom w:val="single" w:sz="2" w:space="0" w:color="000000"/>
@@ -4995,7 +4909,7 @@
           </w:tcPr>
           <w:p>
             <w:pPr>
-              <w:pStyle w:val="Style20"/>
+              <w:pStyle w:val="user6"/>
               <w:jc w:val="center"/>
               <w:rPr/>
             </w:pPr>
@@ -5018,7 +4932,7 @@
           </w:tcPr>
           <w:p>
             <w:pPr>
-              <w:pStyle w:val="Style20"/>
+              <w:pStyle w:val="user6"/>
               <w:rPr/>
             </w:pPr>
             <w:r>
@@ -5029,15 +4943,15 @@
         </w:tc>
         <w:tc>
           <w:tcPr>
-            <w:tcW w:w="1403" w:type="dxa"/>
-            <w:tcBorders>
-              <w:left w:val="single" w:sz="2" w:space="0" w:color="000000"/>
-              <w:bottom w:val="single" w:sz="2" w:space="0" w:color="000000"/>
-            </w:tcBorders>
-          </w:tcPr>
-          <w:p>
-            <w:pPr>
-              <w:pStyle w:val="Style20"/>
+            <w:tcW w:w="1402" w:type="dxa"/>
+            <w:tcBorders>
+              <w:left w:val="single" w:sz="2" w:space="0" w:color="000000"/>
+              <w:bottom w:val="single" w:sz="2" w:space="0" w:color="000000"/>
+            </w:tcBorders>
+          </w:tcPr>
+          <w:p>
+            <w:pPr>
+              <w:pStyle w:val="user6"/>
               <w:jc w:val="center"/>
               <w:rPr/>
             </w:pPr>
@@ -5049,7 +4963,7 @@
         </w:tc>
         <w:tc>
           <w:tcPr>
-            <w:tcW w:w="2245" w:type="dxa"/>
+            <w:tcW w:w="2246" w:type="dxa"/>
             <w:tcBorders>
               <w:left w:val="single" w:sz="2" w:space="0" w:color="000000"/>
               <w:bottom w:val="single" w:sz="2" w:space="0" w:color="000000"/>
@@ -5058,7 +4972,7 @@
           </w:tcPr>
           <w:p>
             <w:pPr>
-              <w:pStyle w:val="Style20"/>
+              <w:pStyle w:val="user6"/>
               <w:jc w:val="center"/>
               <w:rPr/>
             </w:pPr>
@@ -5108,125 +5022,196 @@
         <w:t xml:space="preserve"> вычисляется по формуле:</w:t>
       </w:r>
     </w:p>
-    <w:p>
-      <w:pPr>
-        <w:pStyle w:val="BodyText"/>
-        <w:ind w:hanging="0" w:left="0"/>
-        <w:jc w:val="center"/>
-        <w:rPr/>
-      </w:pPr>
-      <w:r>
-        <w:rPr/>
-      </w:r>
-      <m:oMathPara xmlns:m="http://schemas.openxmlformats.org/officeDocument/2006/math">
-        <m:oMathParaPr>
-          <m:jc m:val="center"/>
-        </m:oMathParaPr>
-        <m:oMath>
-          <m:sSub>
-            <m:e>
-              <m:r>
-                <w:rPr>
-                  <w:rFonts w:ascii="Cambria Math" w:hAnsi="Cambria Math"/>
-                </w:rPr>
-                <m:t xml:space="preserve">Mx</m:t>
-              </m:r>
-            </m:e>
-            <m:sub>
-              <m:r>
-                <w:rPr>
-                  <w:rFonts w:ascii="Cambria Math" w:hAnsi="Cambria Math"/>
-                </w:rPr>
-                <m:t xml:space="preserve">i</m:t>
-              </m:r>
-            </m:sub>
-          </m:sSub>
-          <m:r>
-            <w:rPr>
-              <w:rFonts w:ascii="Cambria Math" w:hAnsi="Cambria Math"/>
-            </w:rPr>
-            <m:t xml:space="preserve">=</m:t>
-          </m:r>
-          <m:nary>
-            <m:naryPr>
-              <m:chr m:val="∑"/>
-            </m:naryPr>
-            <m:sub>
-              <m:r>
-                <w:rPr>
-                  <w:rFonts w:ascii="Cambria Math" w:hAnsi="Cambria Math"/>
-                </w:rPr>
-                <m:t xml:space="preserve">i</m:t>
-              </m:r>
-              <m:r>
-                <w:rPr>
-                  <w:rFonts w:ascii="Cambria Math" w:hAnsi="Cambria Math"/>
-                </w:rPr>
-                <m:t xml:space="preserve">=</m:t>
-              </m:r>
-              <m:r>
-                <w:rPr>
-                  <w:rFonts w:ascii="Cambria Math" w:hAnsi="Cambria Math"/>
-                </w:rPr>
-                <m:t xml:space="preserve">1</m:t>
-              </m:r>
-            </m:sub>
-            <m:sup>
-              <m:r>
-                <w:rPr>
-                  <w:rFonts w:ascii="Cambria Math" w:hAnsi="Cambria Math"/>
-                </w:rPr>
-                <m:t xml:space="preserve">n</m:t>
-              </m:r>
-            </m:sup>
-            <m:e>
-              <m:sSub>
-                <m:e>
-                  <m:r>
-                    <w:rPr>
-                      <w:rFonts w:ascii="Cambria Math" w:hAnsi="Cambria Math"/>
-                    </w:rPr>
-                    <m:t xml:space="preserve">x</m:t>
-                  </m:r>
-                </m:e>
-                <m:sub>
-                  <m:r>
-                    <w:rPr>
-                      <w:rFonts w:ascii="Cambria Math" w:hAnsi="Cambria Math"/>
-                    </w:rPr>
-                    <m:t xml:space="preserve">i</m:t>
-                  </m:r>
-                </m:sub>
-              </m:sSub>
-              <m:r>
-                <w:rPr>
-                  <w:rFonts w:ascii="Cambria Math" w:hAnsi="Cambria Math"/>
-                </w:rPr>
-                <m:t xml:space="preserve">⋅</m:t>
-              </m:r>
-              <m:sSub>
-                <m:e>
-                  <m:r>
-                    <w:rPr>
-                      <w:rFonts w:ascii="Cambria Math" w:hAnsi="Cambria Math"/>
-                    </w:rPr>
-                    <m:t xml:space="preserve">p</m:t>
-                  </m:r>
-                </m:e>
-                <m:sub>
-                  <m:r>
-                    <w:rPr>
-                      <w:rFonts w:ascii="Cambria Math" w:hAnsi="Cambria Math"/>
-                    </w:rPr>
-                    <m:t xml:space="preserve">i</m:t>
-                  </m:r>
-                </m:sub>
-              </m:sSub>
-            </m:e>
-          </m:nary>
-        </m:oMath>
-      </m:oMathPara>
-    </w:p>
+    <w:tbl>
+      <w:tblPr>
+        <w:tblW w:w="5000" w:type="pct"/>
+        <w:jc w:val="left"/>
+        <w:tblInd w:w="0" w:type="dxa"/>
+        <w:tblLayout w:type="fixed"/>
+        <w:tblCellMar>
+          <w:top w:w="0" w:type="dxa"/>
+          <w:left w:w="0" w:type="dxa"/>
+          <w:bottom w:w="0" w:type="dxa"/>
+          <w:right w:w="0" w:type="dxa"/>
+        </w:tblCellMar>
+      </w:tblPr>
+      <w:tblGrid>
+        <w:gridCol w:w="567"/>
+        <w:gridCol w:w="8220"/>
+        <w:gridCol w:w="568"/>
+      </w:tblGrid>
+      <w:tr>
+        <w:trPr/>
+        <w:tc>
+          <w:tcPr>
+            <w:tcW w:w="567" w:type="dxa"/>
+            <w:tcBorders/>
+            <w:vAlign w:val="center"/>
+          </w:tcPr>
+          <w:p>
+            <w:pPr>
+              <w:pStyle w:val="Style21"/>
+              <w:jc w:val="center"/>
+              <w:rPr/>
+            </w:pPr>
+            <w:r>
+              <w:rPr/>
+            </w:r>
+          </w:p>
+        </w:tc>
+        <w:tc>
+          <w:tcPr>
+            <w:tcW w:w="8220" w:type="dxa"/>
+            <w:tcBorders/>
+            <w:vAlign w:val="center"/>
+          </w:tcPr>
+          <w:p>
+            <w:pPr>
+              <w:pStyle w:val="Style21"/>
+              <w:jc w:val="center"/>
+              <w:rPr/>
+            </w:pPr>
+            <w:r>
+              <w:rPr/>
+            </w:r>
+            <m:oMathPara xmlns:m="http://schemas.openxmlformats.org/officeDocument/2006/math">
+              <m:oMathParaPr>
+                <m:jc m:val="center"/>
+              </m:oMathParaPr>
+              <m:oMath>
+                <m:sSub>
+                  <m:e>
+                    <m:r>
+                      <w:rPr>
+                        <w:rFonts w:ascii="Cambria Math" w:hAnsi="Cambria Math"/>
+                      </w:rPr>
+                      <m:t xml:space="preserve">Mx</m:t>
+                    </m:r>
+                  </m:e>
+                  <m:sub>
+                    <m:r>
+                      <w:rPr>
+                        <w:rFonts w:ascii="Cambria Math" w:hAnsi="Cambria Math"/>
+                      </w:rPr>
+                      <m:t xml:space="preserve">i</m:t>
+                    </m:r>
+                  </m:sub>
+                </m:sSub>
+                <m:r>
+                  <m:rPr>
+                    <m:lit/>
+                    <m:nor/>
+                  </m:rPr>
+                  <w:rPr>
+                    <w:rFonts w:ascii="Cambria Math" w:hAnsi="Cambria Math"/>
+                  </w:rPr>
+                  <m:t xml:space="preserve">=</m:t>
+                </m:r>
+                <m:nary>
+                  <m:naryPr>
+                    <m:chr m:val="∑"/>
+                  </m:naryPr>
+                  <m:sub>
+                    <m:r>
+                      <w:rPr>
+                        <w:rFonts w:ascii="Cambria Math" w:hAnsi="Cambria Math"/>
+                      </w:rPr>
+                      <m:t xml:space="preserve">i</m:t>
+                    </m:r>
+                    <m:r>
+                      <m:rPr>
+                        <m:lit/>
+                        <m:nor/>
+                      </m:rPr>
+                      <w:rPr>
+                        <w:rFonts w:ascii="Cambria Math" w:hAnsi="Cambria Math"/>
+                      </w:rPr>
+                      <m:t xml:space="preserve">=</m:t>
+                    </m:r>
+                    <m:r>
+                      <w:rPr>
+                        <w:rFonts w:ascii="Cambria Math" w:hAnsi="Cambria Math"/>
+                      </w:rPr>
+                      <m:t xml:space="preserve">1</m:t>
+                    </m:r>
+                  </m:sub>
+                  <m:sup>
+                    <m:r>
+                      <w:rPr>
+                        <w:rFonts w:ascii="Cambria Math" w:hAnsi="Cambria Math"/>
+                      </w:rPr>
+                      <m:t xml:space="preserve">n</m:t>
+                    </m:r>
+                  </m:sup>
+                  <m:e>
+                    <m:sSub>
+                      <m:e>
+                        <m:r>
+                          <w:rPr>
+                            <w:rFonts w:ascii="Cambria Math" w:hAnsi="Cambria Math"/>
+                          </w:rPr>
+                          <m:t xml:space="preserve">x</m:t>
+                        </m:r>
+                      </m:e>
+                      <m:sub>
+                        <m:r>
+                          <w:rPr>
+                            <w:rFonts w:ascii="Cambria Math" w:hAnsi="Cambria Math"/>
+                          </w:rPr>
+                          <m:t xml:space="preserve">i</m:t>
+                        </m:r>
+                      </m:sub>
+                    </m:sSub>
+                    <m:r>
+                      <w:rPr>
+                        <w:rFonts w:ascii="Cambria Math" w:hAnsi="Cambria Math"/>
+                      </w:rPr>
+                      <m:t xml:space="preserve">⋅</m:t>
+                    </m:r>
+                    <m:sSub>
+                      <m:e>
+                        <m:r>
+                          <w:rPr>
+                            <w:rFonts w:ascii="Cambria Math" w:hAnsi="Cambria Math"/>
+                          </w:rPr>
+                          <m:t xml:space="preserve">p</m:t>
+                        </m:r>
+                      </m:e>
+                      <m:sub>
+                        <m:r>
+                          <w:rPr>
+                            <w:rFonts w:ascii="Cambria Math" w:hAnsi="Cambria Math"/>
+                          </w:rPr>
+                          <m:t xml:space="preserve">i</m:t>
+                        </m:r>
+                      </m:sub>
+                    </m:sSub>
+                  </m:e>
+                </m:nary>
+              </m:oMath>
+            </m:oMathPara>
+          </w:p>
+        </w:tc>
+        <w:tc>
+          <w:tcPr>
+            <w:tcW w:w="568" w:type="dxa"/>
+            <w:tcBorders/>
+            <w:vAlign w:val="center"/>
+          </w:tcPr>
+          <w:p>
+            <w:pPr>
+              <w:pStyle w:val="Style21"/>
+              <w:jc w:val="right"/>
+              <w:rPr/>
+            </w:pPr>
+            <w:r>
+              <w:rPr/>
+              <w:t>(1)</w:t>
+            </w:r>
+          </w:p>
+        </w:tc>
+      </w:tr>
+    </w:tbl>
     <w:p>
       <w:pPr>
         <w:pStyle w:val="BodyText"/>
@@ -5250,253 +5235,291 @@
     <w:p>
       <w:pPr>
         <w:pStyle w:val="BodyText"/>
+        <w:ind w:hanging="0" w:left="0"/>
         <w:rPr/>
       </w:pPr>
       <w:r>
         <w:rPr/>
       </w:r>
-      <m:oMath xmlns:m="http://schemas.openxmlformats.org/officeDocument/2006/math">
-        <m:sSub>
-          <m:e>
-            <m:r>
-              <w:rPr>
-                <w:rFonts w:ascii="Cambria Math" w:hAnsi="Cambria Math"/>
-              </w:rPr>
-              <m:t xml:space="preserve">Mx</m:t>
-            </m:r>
-          </m:e>
-          <m:sub>
-            <m:r>
-              <w:rPr>
-                <w:rFonts w:ascii="Cambria Math" w:hAnsi="Cambria Math"/>
-              </w:rPr>
-              <m:t xml:space="preserve">i</m:t>
-            </m:r>
-          </m:sub>
-        </m:sSub>
-        <m:r>
-          <w:rPr>
-            <w:rFonts w:ascii="Cambria Math" w:hAnsi="Cambria Math"/>
-          </w:rPr>
-          <m:t xml:space="preserve">=</m:t>
-        </m:r>
-        <m:r>
-          <w:rPr>
-            <w:rFonts w:ascii="Cambria Math" w:hAnsi="Cambria Math"/>
-          </w:rPr>
-          <m:t xml:space="preserve">0</m:t>
-        </m:r>
-        <m:r>
-          <w:rPr>
-            <w:rFonts w:ascii="Cambria Math" w:hAnsi="Cambria Math"/>
-          </w:rPr>
-          <m:t xml:space="preserve">⋅</m:t>
-        </m:r>
-        <m:r>
-          <w:rPr>
-            <w:rFonts w:ascii="Cambria Math" w:hAnsi="Cambria Math"/>
-          </w:rPr>
-          <m:t xml:space="preserve">0,05</m:t>
-        </m:r>
-        <m:r>
-          <w:rPr>
-            <w:rFonts w:ascii="Cambria Math" w:hAnsi="Cambria Math"/>
-          </w:rPr>
-          <m:t xml:space="preserve">+</m:t>
-        </m:r>
-        <m:r>
-          <w:rPr>
-            <w:rFonts w:ascii="Cambria Math" w:hAnsi="Cambria Math"/>
-          </w:rPr>
-          <m:t xml:space="preserve">1</m:t>
-        </m:r>
-        <m:r>
-          <w:rPr>
-            <w:rFonts w:ascii="Cambria Math" w:hAnsi="Cambria Math"/>
-          </w:rPr>
-          <m:t xml:space="preserve">⋅</m:t>
-        </m:r>
-        <m:r>
-          <w:rPr>
-            <w:rFonts w:ascii="Cambria Math" w:hAnsi="Cambria Math"/>
-          </w:rPr>
-          <m:t xml:space="preserve">0,08</m:t>
-        </m:r>
-        <m:r>
-          <w:rPr>
-            <w:rFonts w:ascii="Cambria Math" w:hAnsi="Cambria Math"/>
-          </w:rPr>
-          <m:t xml:space="preserve">+</m:t>
-        </m:r>
-        <m:r>
-          <w:rPr>
-            <w:rFonts w:ascii="Cambria Math" w:hAnsi="Cambria Math"/>
-          </w:rPr>
-          <m:t xml:space="preserve">2</m:t>
-        </m:r>
-        <m:r>
-          <w:rPr>
-            <w:rFonts w:ascii="Cambria Math" w:hAnsi="Cambria Math"/>
-          </w:rPr>
-          <m:t xml:space="preserve">⋅</m:t>
-        </m:r>
-        <m:r>
-          <w:rPr>
-            <w:rFonts w:ascii="Cambria Math" w:hAnsi="Cambria Math"/>
-          </w:rPr>
-          <m:t xml:space="preserve">0,12</m:t>
-        </m:r>
-        <m:r>
-          <w:rPr>
-            <w:rFonts w:ascii="Cambria Math" w:hAnsi="Cambria Math"/>
-          </w:rPr>
-          <m:t xml:space="preserve">+</m:t>
-        </m:r>
-        <m:r>
-          <w:rPr>
-            <w:rFonts w:ascii="Cambria Math" w:hAnsi="Cambria Math"/>
-          </w:rPr>
-          <m:t xml:space="preserve">3</m:t>
-        </m:r>
-        <m:r>
-          <w:rPr>
-            <w:rFonts w:ascii="Cambria Math" w:hAnsi="Cambria Math"/>
-          </w:rPr>
-          <m:t xml:space="preserve">⋅</m:t>
-        </m:r>
-        <m:r>
-          <w:rPr>
-            <w:rFonts w:ascii="Cambria Math" w:hAnsi="Cambria Math"/>
-          </w:rPr>
-          <m:t xml:space="preserve">0,2</m:t>
-        </m:r>
-        <m:r>
-          <w:rPr>
-            <w:rFonts w:ascii="Cambria Math" w:hAnsi="Cambria Math"/>
-          </w:rPr>
-          <m:t xml:space="preserve">+</m:t>
-        </m:r>
-        <m:r>
-          <w:rPr>
-            <w:rFonts w:ascii="Cambria Math" w:hAnsi="Cambria Math"/>
-          </w:rPr>
-          <m:t xml:space="preserve">4</m:t>
-        </m:r>
-        <m:r>
-          <w:rPr>
-            <w:rFonts w:ascii="Cambria Math" w:hAnsi="Cambria Math"/>
-          </w:rPr>
-          <m:t xml:space="preserve">⋅</m:t>
-        </m:r>
-        <m:r>
-          <w:rPr>
-            <w:rFonts w:ascii="Cambria Math" w:hAnsi="Cambria Math"/>
-          </w:rPr>
-          <m:t xml:space="preserve">0,25</m:t>
-        </m:r>
-        <m:r>
-          <w:rPr>
-            <w:rFonts w:ascii="Cambria Math" w:hAnsi="Cambria Math"/>
-          </w:rPr>
-          <m:t xml:space="preserve">+</m:t>
-        </m:r>
-        <m:r>
-          <w:rPr>
-            <w:rFonts w:ascii="Cambria Math" w:hAnsi="Cambria Math"/>
-          </w:rPr>
-          <m:t xml:space="preserve">5</m:t>
-        </m:r>
-        <m:r>
-          <w:rPr>
-            <w:rFonts w:ascii="Cambria Math" w:hAnsi="Cambria Math"/>
-          </w:rPr>
-          <m:t xml:space="preserve">⋅</m:t>
-        </m:r>
-        <m:r>
-          <w:rPr>
-            <w:rFonts w:ascii="Cambria Math" w:hAnsi="Cambria Math"/>
-          </w:rPr>
-          <m:t xml:space="preserve">0,18</m:t>
-        </m:r>
-        <m:r>
-          <w:rPr>
-            <w:rFonts w:ascii="Cambria Math" w:hAnsi="Cambria Math"/>
-          </w:rPr>
-          <m:t xml:space="preserve">+</m:t>
-        </m:r>
-        <m:r>
-          <w:rPr>
-            <w:rFonts w:ascii="Cambria Math" w:hAnsi="Cambria Math"/>
-          </w:rPr>
-          <m:t xml:space="preserve">6</m:t>
-        </m:r>
-        <m:r>
-          <w:rPr>
-            <w:rFonts w:ascii="Cambria Math" w:hAnsi="Cambria Math"/>
-          </w:rPr>
-          <m:t xml:space="preserve">⋅</m:t>
-        </m:r>
-        <m:r>
-          <w:rPr>
-            <w:rFonts w:ascii="Cambria Math" w:hAnsi="Cambria Math"/>
-          </w:rPr>
-          <m:t xml:space="preserve">0,08</m:t>
-        </m:r>
-        <m:r>
-          <w:rPr>
-            <w:rFonts w:ascii="Cambria Math" w:hAnsi="Cambria Math"/>
-          </w:rPr>
-          <m:t xml:space="preserve">+</m:t>
-        </m:r>
-        <m:r>
-          <w:rPr>
-            <w:rFonts w:ascii="Cambria Math" w:hAnsi="Cambria Math"/>
-          </w:rPr>
-          <m:t xml:space="preserve">7</m:t>
-        </m:r>
-        <m:r>
-          <w:rPr>
-            <w:rFonts w:ascii="Cambria Math" w:hAnsi="Cambria Math"/>
-          </w:rPr>
-          <m:t xml:space="preserve">⋅</m:t>
-        </m:r>
-        <m:r>
-          <w:rPr>
-            <w:rFonts w:ascii="Cambria Math" w:hAnsi="Cambria Math"/>
-          </w:rPr>
-          <m:t xml:space="preserve">0,04</m:t>
-        </m:r>
-        <m:r>
-          <w:rPr>
-            <w:rFonts w:ascii="Cambria Math" w:hAnsi="Cambria Math"/>
-          </w:rPr>
-          <m:t xml:space="preserve">=</m:t>
-        </m:r>
-        <m:r>
-          <w:rPr>
-            <w:rFonts w:ascii="Cambria Math" w:hAnsi="Cambria Math"/>
-          </w:rPr>
-          <m:t xml:space="preserve">3,58</m:t>
-        </m:r>
-        <m:d>
-          <m:dPr>
-            <m:begChr m:val="["/>
-            <m:endChr m:val="]"/>
-          </m:dPr>
-          <m:e>
-            <m:r>
-              <w:rPr>
-                <w:rFonts w:ascii="Cambria Math" w:hAnsi="Cambria Math"/>
-              </w:rPr>
-              <m:t xml:space="preserve">занятий</m:t>
-            </m:r>
-          </m:e>
-        </m:d>
-      </m:oMath>
-      <w:r>
-        <w:rPr/>
-        <w:t>.</w:t>
-      </w:r>
+      <m:oMathPara xmlns:m="http://schemas.openxmlformats.org/officeDocument/2006/math">
+        <m:oMathParaPr>
+          <m:jc m:val="left"/>
+        </m:oMathParaPr>
+        <m:oMath>
+          <m:sSub>
+            <m:e>
+              <m:r>
+                <w:rPr>
+                  <w:rFonts w:ascii="Cambria Math" w:hAnsi="Cambria Math"/>
+                </w:rPr>
+                <m:t xml:space="preserve">Mx</m:t>
+              </m:r>
+            </m:e>
+            <m:sub>
+              <m:r>
+                <w:rPr>
+                  <w:rFonts w:ascii="Cambria Math" w:hAnsi="Cambria Math"/>
+                </w:rPr>
+                <m:t xml:space="preserve">i</m:t>
+              </m:r>
+            </m:sub>
+          </m:sSub>
+          <m:r>
+            <m:rPr>
+              <m:lit/>
+              <m:nor/>
+            </m:rPr>
+            <w:rPr>
+              <w:rFonts w:ascii="Cambria Math" w:hAnsi="Cambria Math"/>
+            </w:rPr>
+            <m:t xml:space="preserve">=</m:t>
+          </m:r>
+          <m:r>
+            <w:rPr>
+              <w:rFonts w:ascii="Cambria Math" w:hAnsi="Cambria Math"/>
+            </w:rPr>
+            <m:t xml:space="preserve">0</m:t>
+          </m:r>
+          <m:r>
+            <w:rPr>
+              <w:rFonts w:ascii="Cambria Math" w:hAnsi="Cambria Math"/>
+            </w:rPr>
+            <m:t xml:space="preserve">⋅</m:t>
+          </m:r>
+          <m:r>
+            <w:rPr>
+              <w:rFonts w:ascii="Cambria Math" w:hAnsi="Cambria Math"/>
+            </w:rPr>
+            <m:t xml:space="preserve">0,05</m:t>
+          </m:r>
+          <m:r>
+            <m:rPr>
+              <m:lit/>
+              <m:nor/>
+            </m:rPr>
+            <w:rPr>
+              <w:rFonts w:ascii="Cambria Math" w:hAnsi="Cambria Math"/>
+            </w:rPr>
+            <m:t xml:space="preserve">+</m:t>
+          </m:r>
+          <m:r>
+            <w:rPr>
+              <w:rFonts w:ascii="Cambria Math" w:hAnsi="Cambria Math"/>
+            </w:rPr>
+            <m:t xml:space="preserve">1</m:t>
+          </m:r>
+          <m:r>
+            <w:rPr>
+              <w:rFonts w:ascii="Cambria Math" w:hAnsi="Cambria Math"/>
+            </w:rPr>
+            <m:t xml:space="preserve">⋅</m:t>
+          </m:r>
+          <m:r>
+            <w:rPr>
+              <w:rFonts w:ascii="Cambria Math" w:hAnsi="Cambria Math"/>
+            </w:rPr>
+            <m:t xml:space="preserve">0,08</m:t>
+          </m:r>
+          <m:r>
+            <m:rPr>
+              <m:lit/>
+              <m:nor/>
+            </m:rPr>
+            <w:rPr>
+              <w:rFonts w:ascii="Cambria Math" w:hAnsi="Cambria Math"/>
+            </w:rPr>
+            <m:t xml:space="preserve">+</m:t>
+          </m:r>
+          <m:r>
+            <w:rPr>
+              <w:rFonts w:ascii="Cambria Math" w:hAnsi="Cambria Math"/>
+            </w:rPr>
+            <m:t xml:space="preserve">2</m:t>
+          </m:r>
+          <m:r>
+            <w:rPr>
+              <w:rFonts w:ascii="Cambria Math" w:hAnsi="Cambria Math"/>
+            </w:rPr>
+            <m:t xml:space="preserve">⋅</m:t>
+          </m:r>
+          <m:r>
+            <w:rPr>
+              <w:rFonts w:ascii="Cambria Math" w:hAnsi="Cambria Math"/>
+            </w:rPr>
+            <m:t xml:space="preserve">0,12</m:t>
+          </m:r>
+          <m:r>
+            <m:rPr>
+              <m:lit/>
+              <m:nor/>
+            </m:rPr>
+            <w:rPr>
+              <w:rFonts w:ascii="Cambria Math" w:hAnsi="Cambria Math"/>
+            </w:rPr>
+            <m:t xml:space="preserve">+</m:t>
+          </m:r>
+          <m:r>
+            <w:rPr>
+              <w:rFonts w:ascii="Cambria Math" w:hAnsi="Cambria Math"/>
+            </w:rPr>
+            <m:t xml:space="preserve">3</m:t>
+          </m:r>
+          <m:r>
+            <w:rPr>
+              <w:rFonts w:ascii="Cambria Math" w:hAnsi="Cambria Math"/>
+            </w:rPr>
+            <m:t xml:space="preserve">⋅</m:t>
+          </m:r>
+          <m:r>
+            <w:rPr>
+              <w:rFonts w:ascii="Cambria Math" w:hAnsi="Cambria Math"/>
+            </w:rPr>
+            <m:t xml:space="preserve">0,2</m:t>
+          </m:r>
+          <m:r>
+            <m:rPr>
+              <m:lit/>
+              <m:nor/>
+            </m:rPr>
+            <w:rPr>
+              <w:rFonts w:ascii="Cambria Math" w:hAnsi="Cambria Math"/>
+            </w:rPr>
+            <m:t xml:space="preserve">+</m:t>
+          </m:r>
+          <m:r>
+            <w:rPr>
+              <w:rFonts w:ascii="Cambria Math" w:hAnsi="Cambria Math"/>
+            </w:rPr>
+            <m:t xml:space="preserve">4</m:t>
+          </m:r>
+          <m:r>
+            <w:rPr>
+              <w:rFonts w:ascii="Cambria Math" w:hAnsi="Cambria Math"/>
+            </w:rPr>
+            <m:t xml:space="preserve">⋅</m:t>
+          </m:r>
+          <m:r>
+            <w:rPr>
+              <w:rFonts w:ascii="Cambria Math" w:hAnsi="Cambria Math"/>
+            </w:rPr>
+            <m:t xml:space="preserve">0,25</m:t>
+          </m:r>
+          <m:r>
+            <m:rPr>
+              <m:lit/>
+              <m:nor/>
+            </m:rPr>
+            <w:rPr>
+              <w:rFonts w:ascii="Cambria Math" w:hAnsi="Cambria Math"/>
+            </w:rPr>
+            <m:t xml:space="preserve">+</m:t>
+          </m:r>
+          <m:r>
+            <w:rPr>
+              <w:rFonts w:ascii="Cambria Math" w:hAnsi="Cambria Math"/>
+            </w:rPr>
+            <m:t xml:space="preserve">5</m:t>
+          </m:r>
+          <m:r>
+            <w:rPr>
+              <w:rFonts w:ascii="Cambria Math" w:hAnsi="Cambria Math"/>
+            </w:rPr>
+            <m:t xml:space="preserve">⋅</m:t>
+          </m:r>
+          <m:r>
+            <w:rPr>
+              <w:rFonts w:ascii="Cambria Math" w:hAnsi="Cambria Math"/>
+            </w:rPr>
+            <m:t xml:space="preserve">0,18</m:t>
+          </m:r>
+          <m:r>
+            <m:rPr>
+              <m:lit/>
+              <m:nor/>
+            </m:rPr>
+            <w:rPr>
+              <w:rFonts w:ascii="Cambria Math" w:hAnsi="Cambria Math"/>
+            </w:rPr>
+            <m:t xml:space="preserve">+</m:t>
+          </m:r>
+          <m:r>
+            <w:rPr>
+              <w:rFonts w:ascii="Cambria Math" w:hAnsi="Cambria Math"/>
+            </w:rPr>
+            <m:t xml:space="preserve">6</m:t>
+          </m:r>
+          <m:r>
+            <w:rPr>
+              <w:rFonts w:ascii="Cambria Math" w:hAnsi="Cambria Math"/>
+            </w:rPr>
+            <m:t xml:space="preserve">⋅</m:t>
+          </m:r>
+          <m:r>
+            <w:rPr>
+              <w:rFonts w:ascii="Cambria Math" w:hAnsi="Cambria Math"/>
+            </w:rPr>
+            <m:t xml:space="preserve">0,08</m:t>
+          </m:r>
+          <m:r>
+            <m:rPr>
+              <m:lit/>
+              <m:nor/>
+            </m:rPr>
+            <w:rPr>
+              <w:rFonts w:ascii="Cambria Math" w:hAnsi="Cambria Math"/>
+            </w:rPr>
+            <m:t xml:space="preserve">+</m:t>
+          </m:r>
+          <m:r>
+            <w:rPr>
+              <w:rFonts w:ascii="Cambria Math" w:hAnsi="Cambria Math"/>
+            </w:rPr>
+            <m:t xml:space="preserve">7</m:t>
+          </m:r>
+          <m:r>
+            <w:rPr>
+              <w:rFonts w:ascii="Cambria Math" w:hAnsi="Cambria Math"/>
+            </w:rPr>
+            <m:t xml:space="preserve">⋅</m:t>
+          </m:r>
+          <m:r>
+            <w:rPr>
+              <w:rFonts w:ascii="Cambria Math" w:hAnsi="Cambria Math"/>
+            </w:rPr>
+            <m:t xml:space="preserve">0,04</m:t>
+          </m:r>
+          <m:r>
+            <m:rPr>
+              <m:lit/>
+              <m:nor/>
+            </m:rPr>
+            <w:rPr>
+              <w:rFonts w:ascii="Cambria Math" w:hAnsi="Cambria Math"/>
+            </w:rPr>
+            <m:t xml:space="preserve">=</m:t>
+          </m:r>
+          <m:r>
+            <w:rPr>
+              <w:rFonts w:ascii="Cambria Math" w:hAnsi="Cambria Math"/>
+            </w:rPr>
+            <m:t xml:space="preserve">3,58</m:t>
+          </m:r>
+          <m:d>
+            <m:dPr>
+              <m:begChr m:val="["/>
+              <m:endChr m:val="]"/>
+            </m:dPr>
+            <m:e>
+              <m:r>
+                <w:rPr>
+                  <w:rFonts w:ascii="Cambria Math" w:hAnsi="Cambria Math"/>
+                </w:rPr>
+                <m:t xml:space="preserve">занятий</m:t>
+              </m:r>
+            </m:e>
+          </m:d>
+        </m:oMath>
+      </m:oMathPara>
     </w:p>
     <w:p>
       <w:pPr>
@@ -5505,15 +5528,7 @@
       </w:pPr>
       <w:r>
         <w:rPr/>
-        <w:t xml:space="preserve">Следовательно, наиболее вероятное количество </w:t>
-      </w:r>
-      <w:r>
-        <w:rPr/>
-        <w:t>занятий</w:t>
-      </w:r>
-      <w:r>
-        <w:rPr/>
-        <w:t xml:space="preserve"> в день у группы находится в районе 3,58 </w:t>
+        <w:t xml:space="preserve">Следовательно, наиболее вероятное количество занятий в день у группы находится в районе 3,58 </w:t>
       </w:r>
       <w:r>
         <w:rPr>
@@ -5545,11 +5560,443 @@
         <w:t>Расчет дисперсии</w:t>
       </w:r>
     </w:p>
+    <w:tbl>
+      <w:tblPr>
+        <w:tblW w:w="5000" w:type="pct"/>
+        <w:jc w:val="left"/>
+        <w:tblInd w:w="0" w:type="dxa"/>
+        <w:tblLayout w:type="fixed"/>
+        <w:tblCellMar>
+          <w:top w:w="0" w:type="dxa"/>
+          <w:left w:w="0" w:type="dxa"/>
+          <w:bottom w:w="0" w:type="dxa"/>
+          <w:right w:w="0" w:type="dxa"/>
+        </w:tblCellMar>
+      </w:tblPr>
+      <w:tblGrid>
+        <w:gridCol w:w="567"/>
+        <w:gridCol w:w="8220"/>
+        <w:gridCol w:w="568"/>
+      </w:tblGrid>
+      <w:tr>
+        <w:trPr/>
+        <w:tc>
+          <w:tcPr>
+            <w:tcW w:w="567" w:type="dxa"/>
+            <w:tcBorders/>
+            <w:vAlign w:val="center"/>
+          </w:tcPr>
+          <w:p>
+            <w:pPr>
+              <w:pStyle w:val="Style21"/>
+              <w:jc w:val="center"/>
+              <w:rPr/>
+            </w:pPr>
+            <w:r>
+              <w:rPr/>
+            </w:r>
+          </w:p>
+        </w:tc>
+        <w:tc>
+          <w:tcPr>
+            <w:tcW w:w="8220" w:type="dxa"/>
+            <w:tcBorders/>
+            <w:vAlign w:val="center"/>
+          </w:tcPr>
+          <w:p>
+            <w:pPr>
+              <w:pStyle w:val="Style21"/>
+              <w:jc w:val="center"/>
+              <w:rPr/>
+            </w:pPr>
+            <w:r>
+              <w:rPr/>
+            </w:r>
+            <m:oMathPara xmlns:m="http://schemas.openxmlformats.org/officeDocument/2006/math">
+              <m:oMathParaPr>
+                <m:jc m:val="center"/>
+              </m:oMathParaPr>
+              <m:oMath>
+                <m:sSub>
+                  <m:e>
+                    <m:r>
+                      <w:rPr>
+                        <w:rFonts w:ascii="Cambria Math" w:hAnsi="Cambria Math"/>
+                      </w:rPr>
+                      <m:t xml:space="preserve">Dx</m:t>
+                    </m:r>
+                  </m:e>
+                  <m:sub>
+                    <m:r>
+                      <w:rPr>
+                        <w:rFonts w:ascii="Cambria Math" w:hAnsi="Cambria Math"/>
+                      </w:rPr>
+                      <m:t xml:space="preserve">i</m:t>
+                    </m:r>
+                  </m:sub>
+                </m:sSub>
+                <m:r>
+                  <m:rPr>
+                    <m:lit/>
+                    <m:nor/>
+                  </m:rPr>
+                  <w:rPr>
+                    <w:rFonts w:ascii="Cambria Math" w:hAnsi="Cambria Math"/>
+                  </w:rPr>
+                  <m:t xml:space="preserve">=</m:t>
+                </m:r>
+                <m:nary>
+                  <m:naryPr>
+                    <m:chr m:val="∑"/>
+                  </m:naryPr>
+                  <m:sub>
+                    <m:r>
+                      <w:rPr>
+                        <w:rFonts w:ascii="Cambria Math" w:hAnsi="Cambria Math"/>
+                      </w:rPr>
+                      <m:t xml:space="preserve">i</m:t>
+                    </m:r>
+                    <m:r>
+                      <m:rPr>
+                        <m:lit/>
+                        <m:nor/>
+                      </m:rPr>
+                      <w:rPr>
+                        <w:rFonts w:ascii="Cambria Math" w:hAnsi="Cambria Math"/>
+                      </w:rPr>
+                      <m:t xml:space="preserve">=</m:t>
+                    </m:r>
+                    <m:r>
+                      <w:rPr>
+                        <w:rFonts w:ascii="Cambria Math" w:hAnsi="Cambria Math"/>
+                      </w:rPr>
+                      <m:t xml:space="preserve">0</m:t>
+                    </m:r>
+                  </m:sub>
+                  <m:sup>
+                    <m:r>
+                      <w:rPr>
+                        <w:rFonts w:ascii="Cambria Math" w:hAnsi="Cambria Math"/>
+                      </w:rPr>
+                      <m:t xml:space="preserve">n</m:t>
+                    </m:r>
+                  </m:sup>
+                  <m:e>
+                    <m:d>
+                      <m:dPr>
+                        <m:begChr m:val="["/>
+                        <m:endChr m:val="]"/>
+                      </m:dPr>
+                      <m:e>
+                        <m:sSub>
+                          <m:e>
+                            <m:r>
+                              <w:rPr>
+                                <w:rFonts w:ascii="Cambria Math" w:hAnsi="Cambria Math"/>
+                              </w:rPr>
+                              <m:t xml:space="preserve">p</m:t>
+                            </m:r>
+                          </m:e>
+                          <m:sub>
+                            <m:r>
+                              <w:rPr>
+                                <w:rFonts w:ascii="Cambria Math" w:hAnsi="Cambria Math"/>
+                              </w:rPr>
+                              <m:t xml:space="preserve">i</m:t>
+                            </m:r>
+                          </m:sub>
+                        </m:sSub>
+                        <m:r>
+                          <w:rPr>
+                            <w:rFonts w:ascii="Cambria Math" w:hAnsi="Cambria Math"/>
+                          </w:rPr>
+                          <m:t xml:space="preserve">⋅</m:t>
+                        </m:r>
+                        <m:sSup>
+                          <m:e>
+                            <m:d>
+                              <m:dPr>
+                                <m:begChr m:val="("/>
+                                <m:endChr m:val=")"/>
+                              </m:dPr>
+                              <m:e>
+                                <m:sSub>
+                                  <m:e>
+                                    <m:r>
+                                      <w:rPr>
+                                        <w:rFonts w:ascii="Cambria Math" w:hAnsi="Cambria Math"/>
+                                      </w:rPr>
+                                      <m:t xml:space="preserve">x</m:t>
+                                    </m:r>
+                                  </m:e>
+                                  <m:sub>
+                                    <m:r>
+                                      <w:rPr>
+                                        <w:rFonts w:ascii="Cambria Math" w:hAnsi="Cambria Math"/>
+                                      </w:rPr>
+                                      <m:t xml:space="preserve">i</m:t>
+                                    </m:r>
+                                  </m:sub>
+                                </m:sSub>
+                              </m:e>
+                            </m:d>
+                          </m:e>
+                          <m:sup>
+                            <m:r>
+                              <w:rPr>
+                                <w:rFonts w:ascii="Cambria Math" w:hAnsi="Cambria Math"/>
+                              </w:rPr>
+                              <m:t xml:space="preserve">2</m:t>
+                            </m:r>
+                          </m:sup>
+                        </m:sSup>
+                      </m:e>
+                    </m:d>
+                  </m:e>
+                </m:nary>
+                <m:r>
+                  <w:rPr>
+                    <w:rFonts w:ascii="Cambria Math" w:hAnsi="Cambria Math"/>
+                  </w:rPr>
+                  <m:t xml:space="preserve">−</m:t>
+                </m:r>
+                <m:sSup>
+                  <m:e>
+                    <m:d>
+                      <m:dPr>
+                        <m:begChr m:val="["/>
+                        <m:endChr m:val="]"/>
+                      </m:dPr>
+                      <m:e>
+                        <m:nary>
+                          <m:naryPr>
+                            <m:chr m:val="∑"/>
+                          </m:naryPr>
+                          <m:sub>
+                            <m:r>
+                              <w:rPr>
+                                <w:rFonts w:ascii="Cambria Math" w:hAnsi="Cambria Math"/>
+                              </w:rPr>
+                              <m:t xml:space="preserve">i</m:t>
+                            </m:r>
+                            <m:r>
+                              <m:rPr>
+                                <m:lit/>
+                                <m:nor/>
+                              </m:rPr>
+                              <w:rPr>
+                                <w:rFonts w:ascii="Cambria Math" w:hAnsi="Cambria Math"/>
+                              </w:rPr>
+                              <m:t xml:space="preserve">=</m:t>
+                            </m:r>
+                            <m:r>
+                              <w:rPr>
+                                <w:rFonts w:ascii="Cambria Math" w:hAnsi="Cambria Math"/>
+                              </w:rPr>
+                              <m:t xml:space="preserve">0</m:t>
+                            </m:r>
+                          </m:sub>
+                          <m:sup>
+                            <m:r>
+                              <w:rPr>
+                                <w:rFonts w:ascii="Cambria Math" w:hAnsi="Cambria Math"/>
+                              </w:rPr>
+                              <m:t xml:space="preserve">n</m:t>
+                            </m:r>
+                          </m:sup>
+                          <m:e>
+                            <m:d>
+                              <m:dPr>
+                                <m:begChr m:val="("/>
+                                <m:endChr m:val=")"/>
+                              </m:dPr>
+                              <m:e>
+                                <m:sSub>
+                                  <m:e>
+                                    <m:r>
+                                      <w:rPr>
+                                        <w:rFonts w:ascii="Cambria Math" w:hAnsi="Cambria Math"/>
+                                      </w:rPr>
+                                      <m:t xml:space="preserve">p</m:t>
+                                    </m:r>
+                                  </m:e>
+                                  <m:sub>
+                                    <m:r>
+                                      <w:rPr>
+                                        <w:rFonts w:ascii="Cambria Math" w:hAnsi="Cambria Math"/>
+                                      </w:rPr>
+                                      <m:t xml:space="preserve">i</m:t>
+                                    </m:r>
+                                  </m:sub>
+                                </m:sSub>
+                                <m:r>
+                                  <w:rPr>
+                                    <w:rFonts w:ascii="Cambria Math" w:hAnsi="Cambria Math"/>
+                                  </w:rPr>
+                                  <m:t xml:space="preserve">⋅</m:t>
+                                </m:r>
+                                <m:sSub>
+                                  <m:e>
+                                    <m:r>
+                                      <w:rPr>
+                                        <w:rFonts w:ascii="Cambria Math" w:hAnsi="Cambria Math"/>
+                                      </w:rPr>
+                                      <m:t xml:space="preserve">x</m:t>
+                                    </m:r>
+                                  </m:e>
+                                  <m:sub>
+                                    <m:r>
+                                      <w:rPr>
+                                        <w:rFonts w:ascii="Cambria Math" w:hAnsi="Cambria Math"/>
+                                      </w:rPr>
+                                      <m:t xml:space="preserve">i</m:t>
+                                    </m:r>
+                                  </m:sub>
+                                </m:sSub>
+                              </m:e>
+                            </m:d>
+                          </m:e>
+                        </m:nary>
+                      </m:e>
+                    </m:d>
+                  </m:e>
+                  <m:sup>
+                    <m:r>
+                      <w:rPr>
+                        <w:rFonts w:ascii="Cambria Math" w:hAnsi="Cambria Math"/>
+                      </w:rPr>
+                      <m:t xml:space="preserve">2</m:t>
+                    </m:r>
+                  </m:sup>
+                </m:sSup>
+                <m:r>
+                  <m:rPr>
+                    <m:lit/>
+                    <m:nor/>
+                  </m:rPr>
+                  <w:rPr>
+                    <w:rFonts w:ascii="Cambria Math" w:hAnsi="Cambria Math"/>
+                  </w:rPr>
+                  <m:t xml:space="preserve">=</m:t>
+                </m:r>
+                <m:sSubSup>
+                  <m:e>
+                    <m:r>
+                      <w:rPr>
+                        <w:rFonts w:ascii="Cambria Math" w:hAnsi="Cambria Math"/>
+                      </w:rPr>
+                      <m:t xml:space="preserve">Mx</m:t>
+                    </m:r>
+                  </m:e>
+                  <m:sub>
+                    <m:r>
+                      <w:rPr>
+                        <w:rFonts w:ascii="Cambria Math" w:hAnsi="Cambria Math"/>
+                      </w:rPr>
+                      <m:t xml:space="preserve">i</m:t>
+                    </m:r>
+                  </m:sub>
+                  <m:sup>
+                    <m:r>
+                      <w:rPr>
+                        <w:rFonts w:ascii="Cambria Math" w:hAnsi="Cambria Math"/>
+                      </w:rPr>
+                      <m:t xml:space="preserve">2</m:t>
+                    </m:r>
+                  </m:sup>
+                </m:sSubSup>
+                <m:r>
+                  <w:rPr>
+                    <w:rFonts w:ascii="Cambria Math" w:hAnsi="Cambria Math"/>
+                  </w:rPr>
+                  <m:t xml:space="preserve">−</m:t>
+                </m:r>
+                <m:sSup>
+                  <m:e>
+                    <m:d>
+                      <m:dPr>
+                        <m:begChr m:val="["/>
+                        <m:endChr m:val="]"/>
+                      </m:dPr>
+                      <m:e>
+                        <m:sSub>
+                          <m:e>
+                            <m:r>
+                              <w:rPr>
+                                <w:rFonts w:ascii="Cambria Math" w:hAnsi="Cambria Math"/>
+                              </w:rPr>
+                              <m:t xml:space="preserve">Mx</m:t>
+                            </m:r>
+                          </m:e>
+                          <m:sub>
+                            <m:r>
+                              <w:rPr>
+                                <w:rFonts w:ascii="Cambria Math" w:hAnsi="Cambria Math"/>
+                              </w:rPr>
+                              <m:t xml:space="preserve">i</m:t>
+                            </m:r>
+                          </m:sub>
+                        </m:sSub>
+                      </m:e>
+                    </m:d>
+                  </m:e>
+                  <m:sup>
+                    <m:r>
+                      <w:rPr>
+                        <w:rFonts w:ascii="Cambria Math" w:hAnsi="Cambria Math"/>
+                      </w:rPr>
+                      <m:t xml:space="preserve">2</m:t>
+                    </m:r>
+                  </m:sup>
+                </m:sSup>
+              </m:oMath>
+            </m:oMathPara>
+          </w:p>
+        </w:tc>
+        <w:tc>
+          <w:tcPr>
+            <w:tcW w:w="568" w:type="dxa"/>
+            <w:tcBorders/>
+            <w:vAlign w:val="center"/>
+          </w:tcPr>
+          <w:p>
+            <w:pPr>
+              <w:pStyle w:val="Style21"/>
+              <w:jc w:val="right"/>
+              <w:rPr/>
+            </w:pPr>
+            <w:r>
+              <w:rPr/>
+              <w:t>(2)</w:t>
+            </w:r>
+          </w:p>
+        </w:tc>
+      </w:tr>
+    </w:tbl>
+    <w:p>
+      <w:pPr>
+        <w:pStyle w:val="BodyText"/>
+        <w:rPr/>
+      </w:pPr>
+      <w:r>
+        <w:rPr/>
+        <w:t xml:space="preserve">Подставляя данные из таблицы </w:t>
+      </w:r>
+      <w:r>
+        <w:rPr>
+          <w:lang w:val="en-US"/>
+        </w:rPr>
+        <w:t>2</w:t>
+      </w:r>
+      <w:r>
+        <w:rPr/>
+        <w:t>:</w:t>
+      </w:r>
+    </w:p>
     <w:p>
       <w:pPr>
         <w:pStyle w:val="BodyText"/>
         <w:ind w:hanging="0" w:left="0"/>
-        <w:jc w:val="center"/>
         <w:rPr/>
       </w:pPr>
       <w:r>
@@ -5557,255 +6004,9 @@
       </w:r>
       <m:oMathPara xmlns:m="http://schemas.openxmlformats.org/officeDocument/2006/math">
         <m:oMathParaPr>
-          <m:jc m:val="center"/>
+          <m:jc m:val="left"/>
         </m:oMathParaPr>
         <m:oMath>
-          <m:sSub>
-            <m:e>
-              <m:r>
-                <w:rPr>
-                  <w:rFonts w:ascii="Cambria Math" w:hAnsi="Cambria Math"/>
-                </w:rPr>
-                <m:t xml:space="preserve">Dx</m:t>
-              </m:r>
-            </m:e>
-            <m:sub>
-              <m:r>
-                <w:rPr>
-                  <w:rFonts w:ascii="Cambria Math" w:hAnsi="Cambria Math"/>
-                </w:rPr>
-                <m:t xml:space="preserve">i</m:t>
-              </m:r>
-            </m:sub>
-          </m:sSub>
-          <m:r>
-            <w:rPr>
-              <w:rFonts w:ascii="Cambria Math" w:hAnsi="Cambria Math"/>
-            </w:rPr>
-            <m:t xml:space="preserve">=</m:t>
-          </m:r>
-          <m:nary>
-            <m:naryPr>
-              <m:chr m:val="∑"/>
-            </m:naryPr>
-            <m:sub>
-              <m:r>
-                <w:rPr>
-                  <w:rFonts w:ascii="Cambria Math" w:hAnsi="Cambria Math"/>
-                </w:rPr>
-                <m:t xml:space="preserve">i</m:t>
-              </m:r>
-              <m:r>
-                <w:rPr>
-                  <w:rFonts w:ascii="Cambria Math" w:hAnsi="Cambria Math"/>
-                </w:rPr>
-                <m:t xml:space="preserve">=</m:t>
-              </m:r>
-              <m:r>
-                <w:rPr>
-                  <w:rFonts w:ascii="Cambria Math" w:hAnsi="Cambria Math"/>
-                </w:rPr>
-                <m:t xml:space="preserve">0</m:t>
-              </m:r>
-            </m:sub>
-            <m:sup>
-              <m:r>
-                <w:rPr>
-                  <w:rFonts w:ascii="Cambria Math" w:hAnsi="Cambria Math"/>
-                </w:rPr>
-                <m:t xml:space="preserve">n</m:t>
-              </m:r>
-            </m:sup>
-            <m:e>
-              <m:d>
-                <m:dPr>
-                  <m:begChr m:val="["/>
-                  <m:endChr m:val="]"/>
-                </m:dPr>
-                <m:e>
-                  <m:sSub>
-                    <m:e>
-                      <m:r>
-                        <w:rPr>
-                          <w:rFonts w:ascii="Cambria Math" w:hAnsi="Cambria Math"/>
-                        </w:rPr>
-                        <m:t xml:space="preserve">p</m:t>
-                      </m:r>
-                    </m:e>
-                    <m:sub>
-                      <m:r>
-                        <w:rPr>
-                          <w:rFonts w:ascii="Cambria Math" w:hAnsi="Cambria Math"/>
-                        </w:rPr>
-                        <m:t xml:space="preserve">i</m:t>
-                      </m:r>
-                    </m:sub>
-                  </m:sSub>
-                  <m:r>
-                    <w:rPr>
-                      <w:rFonts w:ascii="Cambria Math" w:hAnsi="Cambria Math"/>
-                    </w:rPr>
-                    <m:t xml:space="preserve">⋅</m:t>
-                  </m:r>
-                  <m:sSup>
-                    <m:e>
-                      <m:d>
-                        <m:dPr>
-                          <m:begChr m:val="("/>
-                          <m:endChr m:val=")"/>
-                        </m:dPr>
-                        <m:e>
-                          <m:sSub>
-                            <m:e>
-                              <m:r>
-                                <w:rPr>
-                                  <w:rFonts w:ascii="Cambria Math" w:hAnsi="Cambria Math"/>
-                                </w:rPr>
-                                <m:t xml:space="preserve">x</m:t>
-                              </m:r>
-                            </m:e>
-                            <m:sub>
-                              <m:r>
-                                <w:rPr>
-                                  <w:rFonts w:ascii="Cambria Math" w:hAnsi="Cambria Math"/>
-                                </w:rPr>
-                                <m:t xml:space="preserve">i</m:t>
-                              </m:r>
-                            </m:sub>
-                          </m:sSub>
-                        </m:e>
-                      </m:d>
-                    </m:e>
-                    <m:sup>
-                      <m:r>
-                        <w:rPr>
-                          <w:rFonts w:ascii="Cambria Math" w:hAnsi="Cambria Math"/>
-                        </w:rPr>
-                        <m:t xml:space="preserve">2</m:t>
-                      </m:r>
-                    </m:sup>
-                  </m:sSup>
-                </m:e>
-              </m:d>
-            </m:e>
-          </m:nary>
-          <m:r>
-            <w:rPr>
-              <w:rFonts w:ascii="Cambria Math" w:hAnsi="Cambria Math"/>
-            </w:rPr>
-            <m:t xml:space="preserve">−</m:t>
-          </m:r>
-          <m:sSup>
-            <m:e>
-              <m:d>
-                <m:dPr>
-                  <m:begChr m:val="["/>
-                  <m:endChr m:val="]"/>
-                </m:dPr>
-                <m:e>
-                  <m:nary>
-                    <m:naryPr>
-                      <m:chr m:val="∑"/>
-                    </m:naryPr>
-                    <m:sub>
-                      <m:r>
-                        <w:rPr>
-                          <w:rFonts w:ascii="Cambria Math" w:hAnsi="Cambria Math"/>
-                        </w:rPr>
-                        <m:t xml:space="preserve">i</m:t>
-                      </m:r>
-                      <m:r>
-                        <w:rPr>
-                          <w:rFonts w:ascii="Cambria Math" w:hAnsi="Cambria Math"/>
-                        </w:rPr>
-                        <m:t xml:space="preserve">=</m:t>
-                      </m:r>
-                      <m:r>
-                        <w:rPr>
-                          <w:rFonts w:ascii="Cambria Math" w:hAnsi="Cambria Math"/>
-                        </w:rPr>
-                        <m:t xml:space="preserve">0</m:t>
-                      </m:r>
-                    </m:sub>
-                    <m:sup>
-                      <m:r>
-                        <w:rPr>
-                          <w:rFonts w:ascii="Cambria Math" w:hAnsi="Cambria Math"/>
-                        </w:rPr>
-                        <m:t xml:space="preserve">n</m:t>
-                      </m:r>
-                    </m:sup>
-                    <m:e>
-                      <m:d>
-                        <m:dPr>
-                          <m:begChr m:val="("/>
-                          <m:endChr m:val=")"/>
-                        </m:dPr>
-                        <m:e>
-                          <m:sSub>
-                            <m:e>
-                              <m:r>
-                                <w:rPr>
-                                  <w:rFonts w:ascii="Cambria Math" w:hAnsi="Cambria Math"/>
-                                </w:rPr>
-                                <m:t xml:space="preserve">p</m:t>
-                              </m:r>
-                            </m:e>
-                            <m:sub>
-                              <m:r>
-                                <w:rPr>
-                                  <w:rFonts w:ascii="Cambria Math" w:hAnsi="Cambria Math"/>
-                                </w:rPr>
-                                <m:t xml:space="preserve">i</m:t>
-                              </m:r>
-                            </m:sub>
-                          </m:sSub>
-                          <m:r>
-                            <w:rPr>
-                              <w:rFonts w:ascii="Cambria Math" w:hAnsi="Cambria Math"/>
-                            </w:rPr>
-                            <m:t xml:space="preserve">⋅</m:t>
-                          </m:r>
-                          <m:sSub>
-                            <m:e>
-                              <m:r>
-                                <w:rPr>
-                                  <w:rFonts w:ascii="Cambria Math" w:hAnsi="Cambria Math"/>
-                                </w:rPr>
-                                <m:t xml:space="preserve">x</m:t>
-                              </m:r>
-                            </m:e>
-                            <m:sub>
-                              <m:r>
-                                <w:rPr>
-                                  <w:rFonts w:ascii="Cambria Math" w:hAnsi="Cambria Math"/>
-                                </w:rPr>
-                                <m:t xml:space="preserve">i</m:t>
-                              </m:r>
-                            </m:sub>
-                          </m:sSub>
-                        </m:e>
-                      </m:d>
-                    </m:e>
-                  </m:nary>
-                </m:e>
-              </m:d>
-            </m:e>
-            <m:sup>
-              <m:r>
-                <w:rPr>
-                  <w:rFonts w:ascii="Cambria Math" w:hAnsi="Cambria Math"/>
-                </w:rPr>
-                <m:t xml:space="preserve">2</m:t>
-              </m:r>
-            </m:sup>
-          </m:sSup>
-          <m:r>
-            <w:rPr>
-              <w:rFonts w:ascii="Cambria Math" w:hAnsi="Cambria Math"/>
-            </w:rPr>
-            <m:t xml:space="preserve">=</m:t>
-          </m:r>
           <m:sSubSup>
             <m:e>
               <m:r>
@@ -5833,39 +6034,23 @@
             </m:sup>
           </m:sSubSup>
           <m:r>
+            <m:rPr>
+              <m:lit/>
+              <m:nor/>
+            </m:rPr>
             <w:rPr>
               <w:rFonts w:ascii="Cambria Math" w:hAnsi="Cambria Math"/>
             </w:rPr>
-            <m:t xml:space="preserve">−</m:t>
+            <m:t xml:space="preserve">=</m:t>
           </m:r>
           <m:sSup>
             <m:e>
-              <m:d>
-                <m:dPr>
-                  <m:begChr m:val="["/>
-                  <m:endChr m:val="]"/>
-                </m:dPr>
-                <m:e>
-                  <m:sSub>
-                    <m:e>
-                      <m:r>
-                        <w:rPr>
-                          <w:rFonts w:ascii="Cambria Math" w:hAnsi="Cambria Math"/>
-                        </w:rPr>
-                        <m:t xml:space="preserve">Mx</m:t>
-                      </m:r>
-                    </m:e>
-                    <m:sub>
-                      <m:r>
-                        <w:rPr>
-                          <w:rFonts w:ascii="Cambria Math" w:hAnsi="Cambria Math"/>
-                        </w:rPr>
-                        <m:t xml:space="preserve">i</m:t>
-                      </m:r>
-                    </m:sub>
-                  </m:sSub>
-                </m:e>
-              </m:d>
+              <m:r>
+                <w:rPr>
+                  <w:rFonts w:ascii="Cambria Math" w:hAnsi="Cambria Math"/>
+                </w:rPr>
+                <m:t xml:space="preserve">0</m:t>
+              </m:r>
             </m:e>
             <m:sup>
               <m:r>
@@ -5876,476 +6061,433 @@
               </m:r>
             </m:sup>
           </m:sSup>
+          <m:r>
+            <w:rPr>
+              <w:rFonts w:ascii="Cambria Math" w:hAnsi="Cambria Math"/>
+            </w:rPr>
+            <m:t xml:space="preserve">⋅</m:t>
+          </m:r>
+          <m:r>
+            <w:rPr>
+              <w:rFonts w:ascii="Cambria Math" w:hAnsi="Cambria Math"/>
+            </w:rPr>
+            <m:t xml:space="preserve">0,05</m:t>
+          </m:r>
+          <m:r>
+            <m:rPr>
+              <m:lit/>
+              <m:nor/>
+            </m:rPr>
+            <w:rPr>
+              <w:rFonts w:ascii="Cambria Math" w:hAnsi="Cambria Math"/>
+            </w:rPr>
+            <m:t xml:space="preserve">+</m:t>
+          </m:r>
+          <m:sSup>
+            <m:e>
+              <m:r>
+                <w:rPr>
+                  <w:rFonts w:ascii="Cambria Math" w:hAnsi="Cambria Math"/>
+                </w:rPr>
+                <m:t xml:space="preserve">1</m:t>
+              </m:r>
+            </m:e>
+            <m:sup>
+              <m:r>
+                <w:rPr>
+                  <w:rFonts w:ascii="Cambria Math" w:hAnsi="Cambria Math"/>
+                </w:rPr>
+                <m:t xml:space="preserve">2</m:t>
+              </m:r>
+            </m:sup>
+          </m:sSup>
+          <m:r>
+            <w:rPr>
+              <w:rFonts w:ascii="Cambria Math" w:hAnsi="Cambria Math"/>
+            </w:rPr>
+            <m:t xml:space="preserve">⋅</m:t>
+          </m:r>
+          <m:r>
+            <w:rPr>
+              <w:rFonts w:ascii="Cambria Math" w:hAnsi="Cambria Math"/>
+            </w:rPr>
+            <m:t xml:space="preserve">0,08</m:t>
+          </m:r>
+          <m:r>
+            <m:rPr>
+              <m:lit/>
+              <m:nor/>
+            </m:rPr>
+            <w:rPr>
+              <w:rFonts w:ascii="Cambria Math" w:hAnsi="Cambria Math"/>
+            </w:rPr>
+            <m:t xml:space="preserve">+</m:t>
+          </m:r>
+          <m:sSup>
+            <m:e>
+              <m:r>
+                <w:rPr>
+                  <w:rFonts w:ascii="Cambria Math" w:hAnsi="Cambria Math"/>
+                </w:rPr>
+                <m:t xml:space="preserve">2</m:t>
+              </m:r>
+            </m:e>
+            <m:sup>
+              <m:r>
+                <w:rPr>
+                  <w:rFonts w:ascii="Cambria Math" w:hAnsi="Cambria Math"/>
+                </w:rPr>
+                <m:t xml:space="preserve">2</m:t>
+              </m:r>
+            </m:sup>
+          </m:sSup>
+          <m:r>
+            <w:rPr>
+              <w:rFonts w:ascii="Cambria Math" w:hAnsi="Cambria Math"/>
+            </w:rPr>
+            <m:t xml:space="preserve">⋅</m:t>
+          </m:r>
+          <m:r>
+            <w:rPr>
+              <w:rFonts w:ascii="Cambria Math" w:hAnsi="Cambria Math"/>
+            </w:rPr>
+            <m:t xml:space="preserve">0,12</m:t>
+          </m:r>
+          <m:r>
+            <m:rPr>
+              <m:lit/>
+              <m:nor/>
+            </m:rPr>
+            <w:rPr>
+              <w:rFonts w:ascii="Cambria Math" w:hAnsi="Cambria Math"/>
+            </w:rPr>
+            <m:t xml:space="preserve">+</m:t>
+          </m:r>
+          <m:sSup>
+            <m:e>
+              <m:r>
+                <w:rPr>
+                  <w:rFonts w:ascii="Cambria Math" w:hAnsi="Cambria Math"/>
+                </w:rPr>
+                <m:t xml:space="preserve">3</m:t>
+              </m:r>
+            </m:e>
+            <m:sup>
+              <m:r>
+                <w:rPr>
+                  <w:rFonts w:ascii="Cambria Math" w:hAnsi="Cambria Math"/>
+                </w:rPr>
+                <m:t xml:space="preserve">2</m:t>
+              </m:r>
+            </m:sup>
+          </m:sSup>
+          <m:r>
+            <w:rPr>
+              <w:rFonts w:ascii="Cambria Math" w:hAnsi="Cambria Math"/>
+            </w:rPr>
+            <m:t xml:space="preserve">⋅</m:t>
+          </m:r>
+          <m:r>
+            <w:rPr>
+              <w:rFonts w:ascii="Cambria Math" w:hAnsi="Cambria Math"/>
+            </w:rPr>
+            <m:t xml:space="preserve">0,2</m:t>
+          </m:r>
+          <m:r>
+            <m:rPr>
+              <m:lit/>
+              <m:nor/>
+            </m:rPr>
+            <w:rPr>
+              <w:rFonts w:ascii="Cambria Math" w:hAnsi="Cambria Math"/>
+            </w:rPr>
+            <m:t xml:space="preserve">+</m:t>
+          </m:r>
+          <m:sSup>
+            <m:e>
+              <m:r>
+                <w:rPr>
+                  <w:rFonts w:ascii="Cambria Math" w:hAnsi="Cambria Math"/>
+                </w:rPr>
+                <m:t xml:space="preserve">4</m:t>
+              </m:r>
+            </m:e>
+            <m:sup>
+              <m:r>
+                <w:rPr>
+                  <w:rFonts w:ascii="Cambria Math" w:hAnsi="Cambria Math"/>
+                </w:rPr>
+                <m:t xml:space="preserve">2</m:t>
+              </m:r>
+            </m:sup>
+          </m:sSup>
+          <m:r>
+            <w:rPr>
+              <w:rFonts w:ascii="Cambria Math" w:hAnsi="Cambria Math"/>
+            </w:rPr>
+            <m:t xml:space="preserve">⋅</m:t>
+          </m:r>
+          <m:r>
+            <w:rPr>
+              <w:rFonts w:ascii="Cambria Math" w:hAnsi="Cambria Math"/>
+            </w:rPr>
+            <m:t xml:space="preserve">0,25</m:t>
+          </m:r>
+          <m:r>
+            <m:rPr>
+              <m:lit/>
+              <m:nor/>
+            </m:rPr>
+            <w:rPr>
+              <w:rFonts w:ascii="Cambria Math" w:hAnsi="Cambria Math"/>
+            </w:rPr>
+            <m:t xml:space="preserve">+</m:t>
+          </m:r>
+          <m:sSup>
+            <m:e>
+              <m:r>
+                <w:rPr>
+                  <w:rFonts w:ascii="Cambria Math" w:hAnsi="Cambria Math"/>
+                </w:rPr>
+                <m:t xml:space="preserve">5</m:t>
+              </m:r>
+            </m:e>
+            <m:sup>
+              <m:r>
+                <w:rPr>
+                  <w:rFonts w:ascii="Cambria Math" w:hAnsi="Cambria Math"/>
+                </w:rPr>
+                <m:t xml:space="preserve">2</m:t>
+              </m:r>
+            </m:sup>
+          </m:sSup>
+          <m:r>
+            <w:rPr>
+              <w:rFonts w:ascii="Cambria Math" w:hAnsi="Cambria Math"/>
+            </w:rPr>
+            <m:t xml:space="preserve">⋅</m:t>
+          </m:r>
+          <m:r>
+            <w:rPr>
+              <w:rFonts w:ascii="Cambria Math" w:hAnsi="Cambria Math"/>
+            </w:rPr>
+            <m:t xml:space="preserve">0,18</m:t>
+          </m:r>
+          <m:r>
+            <m:rPr>
+              <m:lit/>
+              <m:nor/>
+            </m:rPr>
+            <w:rPr>
+              <w:rFonts w:ascii="Cambria Math" w:hAnsi="Cambria Math"/>
+            </w:rPr>
+            <m:t xml:space="preserve">+</m:t>
+          </m:r>
+          <m:sSup>
+            <m:e>
+              <m:r>
+                <w:rPr>
+                  <w:rFonts w:ascii="Cambria Math" w:hAnsi="Cambria Math"/>
+                </w:rPr>
+                <m:t xml:space="preserve">6</m:t>
+              </m:r>
+            </m:e>
+            <m:sup>
+              <m:r>
+                <w:rPr>
+                  <w:rFonts w:ascii="Cambria Math" w:hAnsi="Cambria Math"/>
+                </w:rPr>
+                <m:t xml:space="preserve">2</m:t>
+              </m:r>
+            </m:sup>
+          </m:sSup>
+          <m:r>
+            <w:rPr>
+              <w:rFonts w:ascii="Cambria Math" w:hAnsi="Cambria Math"/>
+            </w:rPr>
+            <m:t xml:space="preserve">⋅</m:t>
+          </m:r>
+          <m:r>
+            <w:rPr>
+              <w:rFonts w:ascii="Cambria Math" w:hAnsi="Cambria Math"/>
+            </w:rPr>
+            <m:t xml:space="preserve">0,08</m:t>
+          </m:r>
+          <m:r>
+            <m:rPr>
+              <m:lit/>
+              <m:nor/>
+            </m:rPr>
+            <w:rPr>
+              <w:rFonts w:ascii="Cambria Math" w:hAnsi="Cambria Math"/>
+            </w:rPr>
+            <m:t xml:space="preserve">+</m:t>
+          </m:r>
+          <m:sSup>
+            <m:e>
+              <m:r>
+                <w:rPr>
+                  <w:rFonts w:ascii="Cambria Math" w:hAnsi="Cambria Math"/>
+                </w:rPr>
+                <m:t xml:space="preserve">7</m:t>
+              </m:r>
+            </m:e>
+            <m:sup>
+              <m:r>
+                <w:rPr>
+                  <w:rFonts w:ascii="Cambria Math" w:hAnsi="Cambria Math"/>
+                </w:rPr>
+                <m:t xml:space="preserve">2</m:t>
+              </m:r>
+            </m:sup>
+          </m:sSup>
+          <m:r>
+            <w:rPr>
+              <w:rFonts w:ascii="Cambria Math" w:hAnsi="Cambria Math"/>
+            </w:rPr>
+            <m:t xml:space="preserve">⋅</m:t>
+          </m:r>
+          <m:r>
+            <w:rPr>
+              <w:rFonts w:ascii="Cambria Math" w:hAnsi="Cambria Math"/>
+            </w:rPr>
+            <m:t xml:space="preserve">0,04</m:t>
+          </m:r>
+          <m:r>
+            <m:rPr>
+              <m:lit/>
+              <m:nor/>
+            </m:rPr>
+            <w:rPr>
+              <w:rFonts w:ascii="Cambria Math" w:hAnsi="Cambria Math"/>
+            </w:rPr>
+            <m:t xml:space="preserve">=</m:t>
+          </m:r>
+          <m:r>
+            <w:rPr>
+              <w:rFonts w:ascii="Cambria Math" w:hAnsi="Cambria Math"/>
+            </w:rPr>
+            <m:t xml:space="preserve">15,7</m:t>
+          </m:r>
         </m:oMath>
       </m:oMathPara>
     </w:p>
     <w:p>
       <w:pPr>
         <w:pStyle w:val="BodyText"/>
-        <w:rPr/>
-      </w:pPr>
-      <w:r>
-        <w:rPr/>
-        <w:t xml:space="preserve">Подставляя данные из таблицы </w:t>
-      </w:r>
-      <w:r>
-        <w:rPr>
-          <w:lang w:val="en-US"/>
-        </w:rPr>
-        <w:t>2</w:t>
-      </w:r>
-      <w:r>
-        <w:rPr/>
-        <w:t>:</w:t>
-      </w:r>
-    </w:p>
-    <w:p>
-      <w:pPr>
-        <w:pStyle w:val="BodyText"/>
+        <w:ind w:hanging="0" w:left="0"/>
         <w:rPr/>
       </w:pPr>
       <w:r>
         <w:rPr/>
       </w:r>
-      <m:oMath xmlns:m="http://schemas.openxmlformats.org/officeDocument/2006/math">
-        <m:sSubSup>
-          <m:e>
-            <m:r>
-              <w:rPr>
-                <w:rFonts w:ascii="Cambria Math" w:hAnsi="Cambria Math"/>
-              </w:rPr>
-              <m:t xml:space="preserve">Mx</m:t>
-            </m:r>
-          </m:e>
-          <m:sub>
-            <m:r>
-              <w:rPr>
-                <w:rFonts w:ascii="Cambria Math" w:hAnsi="Cambria Math"/>
-              </w:rPr>
-              <m:t xml:space="preserve">i</m:t>
-            </m:r>
-          </m:sub>
-          <m:sup>
-            <m:r>
-              <w:rPr>
-                <w:rFonts w:ascii="Cambria Math" w:hAnsi="Cambria Math"/>
-              </w:rPr>
-              <m:t xml:space="preserve">2</m:t>
-            </m:r>
-          </m:sup>
-        </m:sSubSup>
-        <m:r>
-          <w:rPr>
-            <w:rFonts w:ascii="Cambria Math" w:hAnsi="Cambria Math"/>
-          </w:rPr>
-          <m:t xml:space="preserve">=</m:t>
-        </m:r>
-        <m:sSup>
-          <m:e>
-            <m:r>
-              <w:rPr>
-                <w:rFonts w:ascii="Cambria Math" w:hAnsi="Cambria Math"/>
-              </w:rPr>
-              <m:t xml:space="preserve">0</m:t>
-            </m:r>
-          </m:e>
-          <m:sup>
-            <m:r>
-              <w:rPr>
-                <w:rFonts w:ascii="Cambria Math" w:hAnsi="Cambria Math"/>
-              </w:rPr>
-              <m:t xml:space="preserve">2</m:t>
-            </m:r>
-          </m:sup>
-        </m:sSup>
-        <m:r>
-          <w:rPr>
-            <w:rFonts w:ascii="Cambria Math" w:hAnsi="Cambria Math"/>
-          </w:rPr>
-          <m:t xml:space="preserve">⋅</m:t>
-        </m:r>
-        <m:r>
-          <w:rPr>
-            <w:rFonts w:ascii="Cambria Math" w:hAnsi="Cambria Math"/>
-          </w:rPr>
-          <m:t xml:space="preserve">0,05</m:t>
-        </m:r>
-        <m:r>
-          <w:rPr>
-            <w:rFonts w:ascii="Cambria Math" w:hAnsi="Cambria Math"/>
-          </w:rPr>
-          <m:t xml:space="preserve">+</m:t>
-        </m:r>
-        <m:sSup>
-          <m:e>
-            <m:r>
-              <w:rPr>
-                <w:rFonts w:ascii="Cambria Math" w:hAnsi="Cambria Math"/>
-              </w:rPr>
-              <m:t xml:space="preserve">1</m:t>
-            </m:r>
-          </m:e>
-          <m:sup>
-            <m:r>
-              <w:rPr>
-                <w:rFonts w:ascii="Cambria Math" w:hAnsi="Cambria Math"/>
-              </w:rPr>
-              <m:t xml:space="preserve">2</m:t>
-            </m:r>
-          </m:sup>
-        </m:sSup>
-        <m:r>
-          <w:rPr>
-            <w:rFonts w:ascii="Cambria Math" w:hAnsi="Cambria Math"/>
-          </w:rPr>
-          <m:t xml:space="preserve">⋅</m:t>
-        </m:r>
-        <m:r>
-          <w:rPr>
-            <w:rFonts w:ascii="Cambria Math" w:hAnsi="Cambria Math"/>
-          </w:rPr>
-          <m:t xml:space="preserve">0,08</m:t>
-        </m:r>
-        <m:r>
-          <w:rPr>
-            <w:rFonts w:ascii="Cambria Math" w:hAnsi="Cambria Math"/>
-          </w:rPr>
-          <m:t xml:space="preserve">+</m:t>
-        </m:r>
-        <m:sSup>
-          <m:e>
-            <m:r>
-              <w:rPr>
-                <w:rFonts w:ascii="Cambria Math" w:hAnsi="Cambria Math"/>
-              </w:rPr>
-              <m:t xml:space="preserve">2</m:t>
-            </m:r>
-          </m:e>
-          <m:sup>
-            <m:r>
-              <w:rPr>
-                <w:rFonts w:ascii="Cambria Math" w:hAnsi="Cambria Math"/>
-              </w:rPr>
-              <m:t xml:space="preserve">2</m:t>
-            </m:r>
-          </m:sup>
-        </m:sSup>
-        <m:r>
-          <w:rPr>
-            <w:rFonts w:ascii="Cambria Math" w:hAnsi="Cambria Math"/>
-          </w:rPr>
-          <m:t xml:space="preserve">⋅</m:t>
-        </m:r>
-        <m:r>
-          <w:rPr>
-            <w:rFonts w:ascii="Cambria Math" w:hAnsi="Cambria Math"/>
-          </w:rPr>
-          <m:t xml:space="preserve">0,12</m:t>
-        </m:r>
-        <m:r>
-          <w:rPr>
-            <w:rFonts w:ascii="Cambria Math" w:hAnsi="Cambria Math"/>
-          </w:rPr>
-          <m:t xml:space="preserve">+</m:t>
-        </m:r>
-        <m:sSup>
-          <m:e>
-            <m:r>
-              <w:rPr>
-                <w:rFonts w:ascii="Cambria Math" w:hAnsi="Cambria Math"/>
-              </w:rPr>
-              <m:t xml:space="preserve">3</m:t>
-            </m:r>
-          </m:e>
-          <m:sup>
-            <m:r>
-              <w:rPr>
-                <w:rFonts w:ascii="Cambria Math" w:hAnsi="Cambria Math"/>
-              </w:rPr>
-              <m:t xml:space="preserve">2</m:t>
-            </m:r>
-          </m:sup>
-        </m:sSup>
-        <m:r>
-          <w:rPr>
-            <w:rFonts w:ascii="Cambria Math" w:hAnsi="Cambria Math"/>
-          </w:rPr>
-          <m:t xml:space="preserve">⋅</m:t>
-        </m:r>
-        <m:r>
-          <w:rPr>
-            <w:rFonts w:ascii="Cambria Math" w:hAnsi="Cambria Math"/>
-          </w:rPr>
-          <m:t xml:space="preserve">0,2</m:t>
-        </m:r>
-        <m:r>
-          <w:rPr>
-            <w:rFonts w:ascii="Cambria Math" w:hAnsi="Cambria Math"/>
-          </w:rPr>
-          <m:t xml:space="preserve">+</m:t>
-        </m:r>
-        <m:sSup>
-          <m:e>
-            <m:r>
-              <w:rPr>
-                <w:rFonts w:ascii="Cambria Math" w:hAnsi="Cambria Math"/>
-              </w:rPr>
-              <m:t xml:space="preserve">4</m:t>
-            </m:r>
-          </m:e>
-          <m:sup>
-            <m:r>
-              <w:rPr>
-                <w:rFonts w:ascii="Cambria Math" w:hAnsi="Cambria Math"/>
-              </w:rPr>
-              <m:t xml:space="preserve">2</m:t>
-            </m:r>
-          </m:sup>
-        </m:sSup>
-        <m:r>
-          <w:rPr>
-            <w:rFonts w:ascii="Cambria Math" w:hAnsi="Cambria Math"/>
-          </w:rPr>
-          <m:t xml:space="preserve">⋅</m:t>
-        </m:r>
-        <m:r>
-          <w:rPr>
-            <w:rFonts w:ascii="Cambria Math" w:hAnsi="Cambria Math"/>
-          </w:rPr>
-          <m:t xml:space="preserve">0,25</m:t>
-        </m:r>
-        <m:r>
-          <w:rPr>
-            <w:rFonts w:ascii="Cambria Math" w:hAnsi="Cambria Math"/>
-          </w:rPr>
-          <m:t xml:space="preserve">+</m:t>
-        </m:r>
-        <m:sSup>
-          <m:e>
-            <m:r>
-              <w:rPr>
-                <w:rFonts w:ascii="Cambria Math" w:hAnsi="Cambria Math"/>
-              </w:rPr>
-              <m:t xml:space="preserve">5</m:t>
-            </m:r>
-          </m:e>
-          <m:sup>
-            <m:r>
-              <w:rPr>
-                <w:rFonts w:ascii="Cambria Math" w:hAnsi="Cambria Math"/>
-              </w:rPr>
-              <m:t xml:space="preserve">2</m:t>
-            </m:r>
-          </m:sup>
-        </m:sSup>
-        <m:r>
-          <w:rPr>
-            <w:rFonts w:ascii="Cambria Math" w:hAnsi="Cambria Math"/>
-          </w:rPr>
-          <m:t xml:space="preserve">⋅</m:t>
-        </m:r>
-        <m:r>
-          <w:rPr>
-            <w:rFonts w:ascii="Cambria Math" w:hAnsi="Cambria Math"/>
-          </w:rPr>
-          <m:t xml:space="preserve">0,18</m:t>
-        </m:r>
-        <m:r>
-          <w:rPr>
-            <w:rFonts w:ascii="Cambria Math" w:hAnsi="Cambria Math"/>
-          </w:rPr>
-          <m:t xml:space="preserve">+</m:t>
-        </m:r>
-        <m:sSup>
-          <m:e>
-            <m:r>
-              <w:rPr>
-                <w:rFonts w:ascii="Cambria Math" w:hAnsi="Cambria Math"/>
-              </w:rPr>
-              <m:t xml:space="preserve">6</m:t>
-            </m:r>
-          </m:e>
-          <m:sup>
-            <m:r>
-              <w:rPr>
-                <w:rFonts w:ascii="Cambria Math" w:hAnsi="Cambria Math"/>
-              </w:rPr>
-              <m:t xml:space="preserve">2</m:t>
-            </m:r>
-          </m:sup>
-        </m:sSup>
-        <m:r>
-          <w:rPr>
-            <w:rFonts w:ascii="Cambria Math" w:hAnsi="Cambria Math"/>
-          </w:rPr>
-          <m:t xml:space="preserve">⋅</m:t>
-        </m:r>
-        <m:r>
-          <w:rPr>
-            <w:rFonts w:ascii="Cambria Math" w:hAnsi="Cambria Math"/>
-          </w:rPr>
-          <m:t xml:space="preserve">0,08</m:t>
-        </m:r>
-        <m:r>
-          <w:rPr>
-            <w:rFonts w:ascii="Cambria Math" w:hAnsi="Cambria Math"/>
-          </w:rPr>
-          <m:t xml:space="preserve">+</m:t>
-        </m:r>
-        <m:sSup>
-          <m:e>
-            <m:r>
-              <w:rPr>
-                <w:rFonts w:ascii="Cambria Math" w:hAnsi="Cambria Math"/>
-              </w:rPr>
-              <m:t xml:space="preserve">7</m:t>
-            </m:r>
-          </m:e>
-          <m:sup>
-            <m:r>
-              <w:rPr>
-                <w:rFonts w:ascii="Cambria Math" w:hAnsi="Cambria Math"/>
-              </w:rPr>
-              <m:t xml:space="preserve">2</m:t>
-            </m:r>
-          </m:sup>
-        </m:sSup>
-        <m:r>
-          <w:rPr>
-            <w:rFonts w:ascii="Cambria Math" w:hAnsi="Cambria Math"/>
-          </w:rPr>
-          <m:t xml:space="preserve">⋅</m:t>
-        </m:r>
-        <m:r>
-          <w:rPr>
-            <w:rFonts w:ascii="Cambria Math" w:hAnsi="Cambria Math"/>
-          </w:rPr>
-          <m:t xml:space="preserve">0,04</m:t>
-        </m:r>
-        <m:r>
-          <w:rPr>
-            <w:rFonts w:ascii="Cambria Math" w:hAnsi="Cambria Math"/>
-          </w:rPr>
-          <m:t xml:space="preserve">=</m:t>
-        </m:r>
-        <m:r>
-          <w:rPr>
-            <w:rFonts w:ascii="Cambria Math" w:hAnsi="Cambria Math"/>
-          </w:rPr>
-          <m:t xml:space="preserve">15,7</m:t>
-        </m:r>
-      </m:oMath>
-      <w:r>
-        <w:rPr/>
-        <w:t>;</w:t>
-      </w:r>
-    </w:p>
-    <w:p>
-      <w:pPr>
-        <w:pStyle w:val="BodyText"/>
-        <w:rPr/>
-      </w:pPr>
-      <w:r>
-        <w:rPr/>
-      </w:r>
-      <m:oMath xmlns:m="http://schemas.openxmlformats.org/officeDocument/2006/math">
-        <m:sSub>
-          <m:e>
-            <m:r>
-              <w:rPr>
-                <w:rFonts w:ascii="Cambria Math" w:hAnsi="Cambria Math"/>
-              </w:rPr>
-              <m:t xml:space="preserve">Dx</m:t>
-            </m:r>
-          </m:e>
-          <m:sub>
-            <m:r>
-              <w:rPr>
-                <w:rFonts w:ascii="Cambria Math" w:hAnsi="Cambria Math"/>
-              </w:rPr>
-              <m:t xml:space="preserve">i</m:t>
-            </m:r>
-          </m:sub>
-        </m:sSub>
-        <m:r>
-          <w:rPr>
-            <w:rFonts w:ascii="Cambria Math" w:hAnsi="Cambria Math"/>
-          </w:rPr>
-          <m:t xml:space="preserve">=</m:t>
-        </m:r>
-        <m:r>
-          <w:rPr>
-            <w:rFonts w:ascii="Cambria Math" w:hAnsi="Cambria Math"/>
-          </w:rPr>
-          <m:t xml:space="preserve">15,7</m:t>
-        </m:r>
-        <m:r>
-          <w:rPr>
-            <w:rFonts w:ascii="Cambria Math" w:hAnsi="Cambria Math"/>
-          </w:rPr>
-          <m:t xml:space="preserve">−</m:t>
-        </m:r>
-        <m:sSup>
-          <m:e>
-            <m:r>
-              <w:rPr>
-                <w:rFonts w:ascii="Cambria Math" w:hAnsi="Cambria Math"/>
-              </w:rPr>
-              <m:t xml:space="preserve">3,58</m:t>
-            </m:r>
-          </m:e>
-          <m:sup>
-            <m:r>
-              <w:rPr>
-                <w:rFonts w:ascii="Cambria Math" w:hAnsi="Cambria Math"/>
-              </w:rPr>
-              <m:t xml:space="preserve">2</m:t>
-            </m:r>
-          </m:sup>
-        </m:sSup>
-        <m:r>
-          <w:rPr>
-            <w:rFonts w:ascii="Cambria Math" w:hAnsi="Cambria Math"/>
-          </w:rPr>
-          <m:t xml:space="preserve">=</m:t>
-        </m:r>
-        <m:r>
-          <w:rPr>
-            <w:rFonts w:ascii="Cambria Math" w:hAnsi="Cambria Math"/>
-          </w:rPr>
-          <m:t xml:space="preserve">2,8836</m:t>
-        </m:r>
-        <m:d>
-          <m:dPr>
-            <m:begChr m:val="["/>
-            <m:endChr m:val="]"/>
-          </m:dPr>
-          <m:e>
-            <m:sSup>
-              <m:e>
-                <m:r>
-                  <w:rPr>
-                    <w:rFonts w:ascii="Cambria Math" w:hAnsi="Cambria Math"/>
-                  </w:rPr>
-                  <m:t xml:space="preserve">занятий</m:t>
-                </m:r>
-              </m:e>
-              <m:sup>
-                <m:r>
-                  <w:rPr>
-                    <w:rFonts w:ascii="Cambria Math" w:hAnsi="Cambria Math"/>
-                  </w:rPr>
-                  <m:t xml:space="preserve">2</m:t>
-                </m:r>
-              </m:sup>
-            </m:sSup>
-          </m:e>
-        </m:d>
-      </m:oMath>
-      <w:r>
-        <w:rPr/>
-        <w:t>.</w:t>
-      </w:r>
+      <m:oMathPara xmlns:m="http://schemas.openxmlformats.org/officeDocument/2006/math">
+        <m:oMathParaPr>
+          <m:jc m:val="left"/>
+        </m:oMathParaPr>
+        <m:oMath>
+          <m:sSub>
+            <m:e>
+              <m:r>
+                <w:rPr>
+                  <w:rFonts w:ascii="Cambria Math" w:hAnsi="Cambria Math"/>
+                </w:rPr>
+                <m:t xml:space="preserve">Dx</m:t>
+              </m:r>
+            </m:e>
+            <m:sub>
+              <m:r>
+                <w:rPr>
+                  <w:rFonts w:ascii="Cambria Math" w:hAnsi="Cambria Math"/>
+                </w:rPr>
+                <m:t xml:space="preserve">i</m:t>
+              </m:r>
+            </m:sub>
+          </m:sSub>
+          <m:r>
+            <m:rPr>
+              <m:lit/>
+              <m:nor/>
+            </m:rPr>
+            <w:rPr>
+              <w:rFonts w:ascii="Cambria Math" w:hAnsi="Cambria Math"/>
+            </w:rPr>
+            <m:t xml:space="preserve">=</m:t>
+          </m:r>
+          <m:r>
+            <w:rPr>
+              <w:rFonts w:ascii="Cambria Math" w:hAnsi="Cambria Math"/>
+            </w:rPr>
+            <m:t xml:space="preserve">15,7</m:t>
+          </m:r>
+          <m:r>
+            <w:rPr>
+              <w:rFonts w:ascii="Cambria Math" w:hAnsi="Cambria Math"/>
+            </w:rPr>
+            <m:t xml:space="preserve">−</m:t>
+          </m:r>
+          <m:sSup>
+            <m:e>
+              <m:r>
+                <w:rPr>
+                  <w:rFonts w:ascii="Cambria Math" w:hAnsi="Cambria Math"/>
+                </w:rPr>
+                <m:t xml:space="preserve">3,58</m:t>
+              </m:r>
+            </m:e>
+            <m:sup>
+              <m:r>
+                <w:rPr>
+                  <w:rFonts w:ascii="Cambria Math" w:hAnsi="Cambria Math"/>
+                </w:rPr>
+                <m:t xml:space="preserve">2</m:t>
+              </m:r>
+            </m:sup>
+          </m:sSup>
+          <m:r>
+            <m:rPr>
+              <m:lit/>
+              <m:nor/>
+            </m:rPr>
+            <w:rPr>
+              <w:rFonts w:ascii="Cambria Math" w:hAnsi="Cambria Math"/>
+            </w:rPr>
+            <m:t xml:space="preserve">=</m:t>
+          </m:r>
+          <m:r>
+            <w:rPr>
+              <w:rFonts w:ascii="Cambria Math" w:hAnsi="Cambria Math"/>
+            </w:rPr>
+            <m:t xml:space="preserve">2,8836</m:t>
+          </m:r>
+          <m:d>
+            <m:dPr>
+              <m:begChr m:val="["/>
+              <m:endChr m:val="]"/>
+            </m:dPr>
+            <m:e>
+              <m:sSup>
+                <m:e>
+                  <m:r>
+                    <w:rPr>
+                      <w:rFonts w:ascii="Cambria Math" w:hAnsi="Cambria Math"/>
+                    </w:rPr>
+                    <m:t xml:space="preserve">занятий</m:t>
+                  </m:r>
+                </m:e>
+                <m:sup>
+                  <m:r>
+                    <w:rPr>
+                      <w:rFonts w:ascii="Cambria Math" w:hAnsi="Cambria Math"/>
+                    </w:rPr>
+                    <m:t xml:space="preserve">2</m:t>
+                  </m:r>
+                </m:sup>
+              </m:sSup>
+            </m:e>
+          </m:d>
+        </m:oMath>
+      </m:oMathPara>
     </w:p>
     <w:p>
       <w:pPr>
@@ -6358,6 +6500,147 @@
         <w:t>Расчет среднеквадратичного отклонения</w:t>
       </w:r>
     </w:p>
+    <w:tbl>
+      <w:tblPr>
+        <w:tblW w:w="5000" w:type="pct"/>
+        <w:jc w:val="left"/>
+        <w:tblInd w:w="0" w:type="dxa"/>
+        <w:tblLayout w:type="fixed"/>
+        <w:tblCellMar>
+          <w:top w:w="0" w:type="dxa"/>
+          <w:left w:w="0" w:type="dxa"/>
+          <w:bottom w:w="0" w:type="dxa"/>
+          <w:right w:w="0" w:type="dxa"/>
+        </w:tblCellMar>
+      </w:tblPr>
+      <w:tblGrid>
+        <w:gridCol w:w="567"/>
+        <w:gridCol w:w="8220"/>
+        <w:gridCol w:w="568"/>
+      </w:tblGrid>
+      <w:tr>
+        <w:trPr/>
+        <w:tc>
+          <w:tcPr>
+            <w:tcW w:w="567" w:type="dxa"/>
+            <w:tcBorders/>
+            <w:vAlign w:val="center"/>
+          </w:tcPr>
+          <w:p>
+            <w:pPr>
+              <w:pStyle w:val="Style21"/>
+              <w:jc w:val="center"/>
+              <w:rPr/>
+            </w:pPr>
+            <w:r>
+              <w:rPr/>
+            </w:r>
+          </w:p>
+        </w:tc>
+        <w:tc>
+          <w:tcPr>
+            <w:tcW w:w="8220" w:type="dxa"/>
+            <w:tcBorders/>
+            <w:vAlign w:val="center"/>
+          </w:tcPr>
+          <w:p>
+            <w:pPr>
+              <w:pStyle w:val="Style21"/>
+              <w:jc w:val="center"/>
+              <w:rPr/>
+            </w:pPr>
+            <w:r>
+              <w:rPr/>
+            </w:r>
+            <m:oMathPara xmlns:m="http://schemas.openxmlformats.org/officeDocument/2006/math">
+              <m:oMathParaPr>
+                <m:jc m:val="center"/>
+              </m:oMathParaPr>
+              <m:oMath>
+                <m:r>
+                  <w:rPr>
+                    <w:rFonts w:ascii="Cambria Math" w:hAnsi="Cambria Math"/>
+                  </w:rPr>
+                  <m:t xml:space="preserve">σ</m:t>
+                </m:r>
+                <m:sSub>
+                  <m:e>
+                    <m:r>
+                      <w:rPr>
+                        <w:rFonts w:ascii="Cambria Math" w:hAnsi="Cambria Math"/>
+                      </w:rPr>
+                      <m:t xml:space="preserve">x</m:t>
+                    </m:r>
+                  </m:e>
+                  <m:sub>
+                    <m:r>
+                      <w:rPr>
+                        <w:rFonts w:ascii="Cambria Math" w:hAnsi="Cambria Math"/>
+                      </w:rPr>
+                      <m:t xml:space="preserve">i</m:t>
+                    </m:r>
+                  </m:sub>
+                </m:sSub>
+                <m:r>
+                  <m:rPr>
+                    <m:lit/>
+                    <m:nor/>
+                  </m:rPr>
+                  <w:rPr>
+                    <w:rFonts w:ascii="Cambria Math" w:hAnsi="Cambria Math"/>
+                  </w:rPr>
+                  <m:t xml:space="preserve">=</m:t>
+                </m:r>
+                <m:rad>
+                  <m:radPr>
+                    <m:degHide m:val="1"/>
+                  </m:radPr>
+                  <m:deg/>
+                  <m:e>
+                    <m:sSub>
+                      <m:e>
+                        <m:r>
+                          <w:rPr>
+                            <w:rFonts w:ascii="Cambria Math" w:hAnsi="Cambria Math"/>
+                          </w:rPr>
+                          <m:t xml:space="preserve">Dx</m:t>
+                        </m:r>
+                      </m:e>
+                      <m:sub>
+                        <m:r>
+                          <w:rPr>
+                            <w:rFonts w:ascii="Cambria Math" w:hAnsi="Cambria Math"/>
+                          </w:rPr>
+                          <m:t xml:space="preserve">i</m:t>
+                        </m:r>
+                      </m:sub>
+                    </m:sSub>
+                  </m:e>
+                </m:rad>
+              </m:oMath>
+            </m:oMathPara>
+          </w:p>
+        </w:tc>
+        <w:tc>
+          <w:tcPr>
+            <w:tcW w:w="568" w:type="dxa"/>
+            <w:tcBorders/>
+            <w:vAlign w:val="center"/>
+          </w:tcPr>
+          <w:p>
+            <w:pPr>
+              <w:pStyle w:val="Style21"/>
+              <w:jc w:val="right"/>
+              <w:rPr/>
+            </w:pPr>
+            <w:r>
+              <w:rPr/>
+              <w:t>(3)</w:t>
+            </w:r>
+          </w:p>
+        </w:tc>
+      </w:tr>
+    </w:tbl>
     <w:p>
       <w:pPr>
         <w:pStyle w:val="BodyText"/>
@@ -6365,115 +6648,109 @@
       </w:pPr>
       <w:r>
         <w:rPr/>
+        <w:t>Подставляя данные из таблицы 2 и пункта 6</w:t>
       </w:r>
-      <m:oMath xmlns:m="http://schemas.openxmlformats.org/officeDocument/2006/math">
-        <m:r>
-          <w:rPr>
-            <w:rFonts w:ascii="Cambria Math" w:hAnsi="Cambria Math"/>
-          </w:rPr>
-          <m:t xml:space="preserve">σ</m:t>
-        </m:r>
-        <m:sSub>
-          <m:e>
-            <m:r>
-              <w:rPr>
-                <w:rFonts w:ascii="Cambria Math" w:hAnsi="Cambria Math"/>
-              </w:rPr>
-              <m:t xml:space="preserve">x</m:t>
-            </m:r>
-          </m:e>
-          <m:sub>
-            <m:r>
-              <w:rPr>
-                <w:rFonts w:ascii="Cambria Math" w:hAnsi="Cambria Math"/>
-              </w:rPr>
-              <m:t xml:space="preserve">i</m:t>
-            </m:r>
-          </m:sub>
-        </m:sSub>
-        <m:r>
-          <w:rPr>
-            <w:rFonts w:ascii="Cambria Math" w:hAnsi="Cambria Math"/>
-          </w:rPr>
-          <m:t xml:space="preserve">=</m:t>
-        </m:r>
-        <m:rad>
-          <m:radPr>
-            <m:degHide m:val="1"/>
-          </m:radPr>
-          <m:deg/>
-          <m:e>
-            <m:sSub>
-              <m:e>
-                <m:r>
-                  <w:rPr>
-                    <w:rFonts w:ascii="Cambria Math" w:hAnsi="Cambria Math"/>
-                  </w:rPr>
-                  <m:t xml:space="preserve">Dx</m:t>
-                </m:r>
-              </m:e>
-              <m:sub>
-                <m:r>
-                  <w:rPr>
-                    <w:rFonts w:ascii="Cambria Math" w:hAnsi="Cambria Math"/>
-                  </w:rPr>
-                  <m:t xml:space="preserve">i</m:t>
-                </m:r>
-              </m:sub>
-            </m:sSub>
-          </m:e>
-        </m:rad>
-        <m:r>
-          <w:rPr>
-            <w:rFonts w:ascii="Cambria Math" w:hAnsi="Cambria Math"/>
-          </w:rPr>
-          <m:t xml:space="preserve">=</m:t>
-        </m:r>
-        <m:rad>
-          <m:radPr>
-            <m:degHide m:val="1"/>
-          </m:radPr>
-          <m:deg/>
-          <m:e>
-            <m:r>
-              <w:rPr>
-                <w:rFonts w:ascii="Cambria Math" w:hAnsi="Cambria Math"/>
-              </w:rPr>
-              <m:t xml:space="preserve">2,8836</m:t>
-            </m:r>
-          </m:e>
-        </m:rad>
-        <m:r>
-          <w:rPr>
-            <w:rFonts w:ascii="Cambria Math" w:hAnsi="Cambria Math"/>
-          </w:rPr>
-          <m:t xml:space="preserve">=</m:t>
-        </m:r>
-        <m:r>
-          <w:rPr>
-            <w:rFonts w:ascii="Cambria Math" w:hAnsi="Cambria Math"/>
-          </w:rPr>
-          <m:t xml:space="preserve">1,69812</m:t>
-        </m:r>
-        <m:d>
-          <m:dPr>
-            <m:begChr m:val="["/>
-            <m:endChr m:val="]"/>
-          </m:dPr>
-          <m:e>
-            <m:r>
-              <w:rPr>
-                <w:rFonts w:ascii="Cambria Math" w:hAnsi="Cambria Math"/>
-              </w:rPr>
-              <m:t xml:space="preserve">занятий</m:t>
-            </m:r>
-          </m:e>
-        </m:d>
-      </m:oMath>
+      <w:r>
+        <w:rPr>
+          <w:lang w:val="en-US"/>
+        </w:rPr>
+        <w:t>:</w:t>
+      </w:r>
+    </w:p>
+    <w:p>
+      <w:pPr>
+        <w:pStyle w:val="BodyText"/>
+        <w:ind w:hanging="0" w:left="0"/>
+        <w:rPr/>
+      </w:pPr>
       <w:r>
         <w:rPr/>
-        <w:t>.</w:t>
       </w:r>
+      <m:oMathPara xmlns:m="http://schemas.openxmlformats.org/officeDocument/2006/math">
+        <m:oMathParaPr>
+          <m:jc m:val="left"/>
+        </m:oMathParaPr>
+        <m:oMath>
+          <m:r>
+            <w:rPr>
+              <w:rFonts w:ascii="Cambria Math" w:hAnsi="Cambria Math"/>
+            </w:rPr>
+            <m:t xml:space="preserve">σ</m:t>
+          </m:r>
+          <m:sSub>
+            <m:e>
+              <m:r>
+                <w:rPr>
+                  <w:rFonts w:ascii="Cambria Math" w:hAnsi="Cambria Math"/>
+                </w:rPr>
+                <m:t xml:space="preserve">x</m:t>
+              </m:r>
+            </m:e>
+            <m:sub>
+              <m:r>
+                <w:rPr>
+                  <w:rFonts w:ascii="Cambria Math" w:hAnsi="Cambria Math"/>
+                </w:rPr>
+                <m:t xml:space="preserve">i</m:t>
+              </m:r>
+            </m:sub>
+          </m:sSub>
+          <m:r>
+            <m:rPr>
+              <m:lit/>
+              <m:nor/>
+            </m:rPr>
+            <w:rPr>
+              <w:rFonts w:ascii="Cambria Math" w:hAnsi="Cambria Math"/>
+            </w:rPr>
+            <m:t xml:space="preserve">=</m:t>
+          </m:r>
+          <m:rad>
+            <m:radPr>
+              <m:degHide m:val="1"/>
+            </m:radPr>
+            <m:deg/>
+            <m:e>
+              <m:r>
+                <w:rPr>
+                  <w:rFonts w:ascii="Cambria Math" w:hAnsi="Cambria Math"/>
+                </w:rPr>
+                <m:t xml:space="preserve">2,8836</m:t>
+              </m:r>
+            </m:e>
+          </m:rad>
+          <m:r>
+            <m:rPr>
+              <m:lit/>
+              <m:nor/>
+            </m:rPr>
+            <w:rPr>
+              <w:rFonts w:ascii="Cambria Math" w:hAnsi="Cambria Math"/>
+            </w:rPr>
+            <m:t xml:space="preserve">=</m:t>
+          </m:r>
+          <m:r>
+            <w:rPr>
+              <w:rFonts w:ascii="Cambria Math" w:hAnsi="Cambria Math"/>
+            </w:rPr>
+            <m:t xml:space="preserve">1,69812</m:t>
+          </m:r>
+          <m:d>
+            <m:dPr>
+              <m:begChr m:val="["/>
+              <m:endChr m:val="]"/>
+            </m:dPr>
+            <m:e>
+              <m:r>
+                <w:rPr>
+                  <w:rFonts w:ascii="Cambria Math" w:hAnsi="Cambria Math"/>
+                </w:rPr>
+                <m:t xml:space="preserve">занятий</m:t>
+              </m:r>
+            </m:e>
+          </m:d>
+        </m:oMath>
+      </m:oMathPara>
     </w:p>
     <w:p>
       <w:pPr>
@@ -6518,167 +6795,230 @@
         <w:t>:</w:t>
       </w:r>
     </w:p>
-    <w:p>
-      <w:pPr>
-        <w:pStyle w:val="BodyText"/>
-        <w:ind w:hanging="0" w:left="0"/>
-        <w:jc w:val="center"/>
-        <w:rPr/>
-      </w:pPr>
-      <w:r>
-        <w:rPr/>
-      </w:r>
-      <m:oMathPara xmlns:m="http://schemas.openxmlformats.org/officeDocument/2006/math">
-        <m:oMathParaPr>
-          <m:jc m:val="center"/>
-        </m:oMathParaPr>
-        <m:oMath>
-          <m:r>
-            <w:rPr>
-              <w:rFonts w:ascii="Cambria Math" w:hAnsi="Cambria Math"/>
-            </w:rPr>
-            <m:t xml:space="preserve">H</m:t>
-          </m:r>
-          <m:d>
-            <m:dPr>
-              <m:begChr m:val="("/>
-              <m:endChr m:val=")"/>
-            </m:dPr>
-            <m:e>
-              <m:r>
-                <w:rPr>
-                  <w:rFonts w:ascii="Cambria Math" w:hAnsi="Cambria Math"/>
-                </w:rPr>
-                <m:t xml:space="preserve">x</m:t>
-              </m:r>
-            </m:e>
-          </m:d>
-          <m:r>
-            <m:rPr>
-              <m:lit/>
-              <m:nor/>
-            </m:rPr>
-            <w:rPr>
-              <w:rFonts w:ascii="Cambria Math" w:hAnsi="Cambria Math"/>
-            </w:rPr>
-            <m:t xml:space="preserve">=</m:t>
-          </m:r>
-          <m:r>
-            <w:rPr>
-              <w:rFonts w:ascii="Cambria Math" w:hAnsi="Cambria Math"/>
-            </w:rPr>
-            <m:t xml:space="preserve">−</m:t>
-          </m:r>
-          <m:nary>
-            <m:naryPr>
-              <m:chr m:val="∑"/>
-            </m:naryPr>
-            <m:sub>
-              <m:r>
-                <w:rPr>
-                  <w:rFonts w:ascii="Cambria Math" w:hAnsi="Cambria Math"/>
-                </w:rPr>
-                <m:t xml:space="preserve">i</m:t>
-              </m:r>
-              <m:r>
-                <m:rPr>
-                  <m:lit/>
-                  <m:nor/>
-                </m:rPr>
-                <w:rPr>
-                  <w:rFonts w:ascii="Cambria Math" w:hAnsi="Cambria Math"/>
-                </w:rPr>
-                <m:t xml:space="preserve">=</m:t>
-              </m:r>
-              <m:r>
-                <w:rPr>
-                  <w:rFonts w:ascii="Cambria Math" w:hAnsi="Cambria Math"/>
-                </w:rPr>
-                <m:t xml:space="preserve">1</m:t>
-              </m:r>
-            </m:sub>
-            <m:sup>
-              <m:r>
-                <w:rPr>
-                  <w:rFonts w:ascii="Cambria Math" w:hAnsi="Cambria Math"/>
-                </w:rPr>
-                <m:t xml:space="preserve">n</m:t>
-              </m:r>
-            </m:sup>
-            <m:e>
-              <m:d>
-                <m:dPr>
-                  <m:begChr m:val="["/>
-                  <m:endChr m:val="]"/>
-                </m:dPr>
-                <m:e>
-                  <m:sSub>
-                    <m:e>
-                      <m:r>
-                        <w:rPr>
-                          <w:rFonts w:ascii="Cambria Math" w:hAnsi="Cambria Math"/>
-                        </w:rPr>
-                        <m:t xml:space="preserve">p</m:t>
-                      </m:r>
-                    </m:e>
-                    <m:sub>
-                      <m:r>
-                        <w:rPr>
-                          <w:rFonts w:ascii="Cambria Math" w:hAnsi="Cambria Math"/>
-                        </w:rPr>
-                        <m:t xml:space="preserve">i</m:t>
-                      </m:r>
-                    </m:sub>
-                  </m:sSub>
-                  <m:r>
-                    <w:rPr>
-                      <w:rFonts w:ascii="Cambria Math" w:hAnsi="Cambria Math"/>
-                    </w:rPr>
-                    <m:t xml:space="preserve">⋅</m:t>
-                  </m:r>
-                  <m:sSub>
-                    <m:e>
-                      <m:r>
-                        <w:rPr>
-                          <w:rFonts w:ascii="Cambria Math" w:hAnsi="Cambria Math"/>
-                        </w:rPr>
-                        <m:t xml:space="preserve">log</m:t>
-                      </m:r>
-                    </m:e>
-                    <m:sub>
-                      <m:r>
-                        <w:rPr>
-                          <w:rFonts w:ascii="Cambria Math" w:hAnsi="Cambria Math"/>
-                        </w:rPr>
-                        <m:t xml:space="preserve">a</m:t>
-                      </m:r>
-                    </m:sub>
-                  </m:sSub>
-                  <m:sSub>
-                    <m:e>
-                      <m:r>
-                        <w:rPr>
-                          <w:rFonts w:ascii="Cambria Math" w:hAnsi="Cambria Math"/>
-                        </w:rPr>
-                        <m:t xml:space="preserve">p</m:t>
-                      </m:r>
-                    </m:e>
-                    <m:sub>
-                      <m:r>
-                        <w:rPr>
-                          <w:rFonts w:ascii="Cambria Math" w:hAnsi="Cambria Math"/>
-                        </w:rPr>
-                        <m:t xml:space="preserve">i</m:t>
-                      </m:r>
-                    </m:sub>
-                  </m:sSub>
-                </m:e>
-              </m:d>
-            </m:e>
-          </m:nary>
-        </m:oMath>
-      </m:oMathPara>
-    </w:p>
+    <w:tbl>
+      <w:tblPr>
+        <w:tblW w:w="5000" w:type="pct"/>
+        <w:jc w:val="left"/>
+        <w:tblInd w:w="0" w:type="dxa"/>
+        <w:tblLayout w:type="fixed"/>
+        <w:tblCellMar>
+          <w:top w:w="0" w:type="dxa"/>
+          <w:left w:w="0" w:type="dxa"/>
+          <w:bottom w:w="0" w:type="dxa"/>
+          <w:right w:w="0" w:type="dxa"/>
+        </w:tblCellMar>
+      </w:tblPr>
+      <w:tblGrid>
+        <w:gridCol w:w="567"/>
+        <w:gridCol w:w="8220"/>
+        <w:gridCol w:w="568"/>
+      </w:tblGrid>
+      <w:tr>
+        <w:trPr/>
+        <w:tc>
+          <w:tcPr>
+            <w:tcW w:w="567" w:type="dxa"/>
+            <w:tcBorders/>
+            <w:vAlign w:val="center"/>
+          </w:tcPr>
+          <w:p>
+            <w:pPr>
+              <w:pStyle w:val="Style21"/>
+              <w:jc w:val="center"/>
+              <w:rPr/>
+            </w:pPr>
+            <w:r>
+              <w:rPr/>
+            </w:r>
+          </w:p>
+        </w:tc>
+        <w:tc>
+          <w:tcPr>
+            <w:tcW w:w="8220" w:type="dxa"/>
+            <w:tcBorders/>
+            <w:vAlign w:val="center"/>
+          </w:tcPr>
+          <w:p>
+            <w:pPr>
+              <w:pStyle w:val="Style21"/>
+              <w:jc w:val="center"/>
+              <w:rPr/>
+            </w:pPr>
+            <w:r>
+              <w:rPr/>
+            </w:r>
+            <m:oMathPara xmlns:m="http://schemas.openxmlformats.org/officeDocument/2006/math">
+              <m:oMathParaPr>
+                <m:jc m:val="center"/>
+              </m:oMathParaPr>
+              <m:oMath>
+                <m:r>
+                  <w:rPr>
+                    <w:rFonts w:ascii="Cambria Math" w:hAnsi="Cambria Math"/>
+                  </w:rPr>
+                  <m:t xml:space="preserve">H</m:t>
+                </m:r>
+                <m:d>
+                  <m:dPr>
+                    <m:begChr m:val="("/>
+                    <m:endChr m:val=")"/>
+                  </m:dPr>
+                  <m:e>
+                    <m:r>
+                      <w:rPr>
+                        <w:rFonts w:ascii="Cambria Math" w:hAnsi="Cambria Math"/>
+                      </w:rPr>
+                      <m:t xml:space="preserve">x</m:t>
+                    </m:r>
+                  </m:e>
+                </m:d>
+                <m:r>
+                  <m:rPr>
+                    <m:lit/>
+                    <m:nor/>
+                  </m:rPr>
+                  <w:rPr>
+                    <w:rFonts w:ascii="Cambria Math" w:hAnsi="Cambria Math"/>
+                  </w:rPr>
+                  <m:t xml:space="preserve">=</m:t>
+                </m:r>
+                <m:r>
+                  <w:rPr>
+                    <w:rFonts w:ascii="Cambria Math" w:hAnsi="Cambria Math"/>
+                  </w:rPr>
+                  <m:t xml:space="preserve">−</m:t>
+                </m:r>
+                <m:nary>
+                  <m:naryPr>
+                    <m:chr m:val="∑"/>
+                  </m:naryPr>
+                  <m:sub>
+                    <m:r>
+                      <w:rPr>
+                        <w:rFonts w:ascii="Cambria Math" w:hAnsi="Cambria Math"/>
+                      </w:rPr>
+                      <m:t xml:space="preserve">i</m:t>
+                    </m:r>
+                    <m:r>
+                      <m:rPr>
+                        <m:lit/>
+                        <m:nor/>
+                      </m:rPr>
+                      <w:rPr>
+                        <w:rFonts w:ascii="Cambria Math" w:hAnsi="Cambria Math"/>
+                      </w:rPr>
+                      <m:t xml:space="preserve">=</m:t>
+                    </m:r>
+                    <m:r>
+                      <w:rPr>
+                        <w:rFonts w:ascii="Cambria Math" w:hAnsi="Cambria Math"/>
+                      </w:rPr>
+                      <m:t xml:space="preserve">1</m:t>
+                    </m:r>
+                  </m:sub>
+                  <m:sup>
+                    <m:r>
+                      <w:rPr>
+                        <w:rFonts w:ascii="Cambria Math" w:hAnsi="Cambria Math"/>
+                      </w:rPr>
+                      <m:t xml:space="preserve">n</m:t>
+                    </m:r>
+                  </m:sup>
+                  <m:e>
+                    <m:d>
+                      <m:dPr>
+                        <m:begChr m:val="["/>
+                        <m:endChr m:val="]"/>
+                      </m:dPr>
+                      <m:e>
+                        <m:sSub>
+                          <m:e>
+                            <m:r>
+                              <w:rPr>
+                                <w:rFonts w:ascii="Cambria Math" w:hAnsi="Cambria Math"/>
+                              </w:rPr>
+                              <m:t xml:space="preserve">p</m:t>
+                            </m:r>
+                          </m:e>
+                          <m:sub>
+                            <m:r>
+                              <w:rPr>
+                                <w:rFonts w:ascii="Cambria Math" w:hAnsi="Cambria Math"/>
+                              </w:rPr>
+                              <m:t xml:space="preserve">i</m:t>
+                            </m:r>
+                          </m:sub>
+                        </m:sSub>
+                        <m:r>
+                          <w:rPr>
+                            <w:rFonts w:ascii="Cambria Math" w:hAnsi="Cambria Math"/>
+                          </w:rPr>
+                          <m:t xml:space="preserve">⋅</m:t>
+                        </m:r>
+                        <m:sSub>
+                          <m:e>
+                            <m:r>
+                              <w:rPr>
+                                <w:rFonts w:ascii="Cambria Math" w:hAnsi="Cambria Math"/>
+                              </w:rPr>
+                              <m:t xml:space="preserve">log</m:t>
+                            </m:r>
+                          </m:e>
+                          <m:sub>
+                            <m:r>
+                              <w:rPr>
+                                <w:rFonts w:ascii="Cambria Math" w:hAnsi="Cambria Math"/>
+                              </w:rPr>
+                              <m:t xml:space="preserve">a</m:t>
+                            </m:r>
+                          </m:sub>
+                        </m:sSub>
+                        <m:sSub>
+                          <m:e>
+                            <m:r>
+                              <w:rPr>
+                                <w:rFonts w:ascii="Cambria Math" w:hAnsi="Cambria Math"/>
+                              </w:rPr>
+                              <m:t xml:space="preserve">p</m:t>
+                            </m:r>
+                          </m:e>
+                          <m:sub>
+                            <m:r>
+                              <w:rPr>
+                                <w:rFonts w:ascii="Cambria Math" w:hAnsi="Cambria Math"/>
+                              </w:rPr>
+                              <m:t xml:space="preserve">i</m:t>
+                            </m:r>
+                          </m:sub>
+                        </m:sSub>
+                      </m:e>
+                    </m:d>
+                  </m:e>
+                </m:nary>
+              </m:oMath>
+            </m:oMathPara>
+          </w:p>
+        </w:tc>
+        <w:tc>
+          <w:tcPr>
+            <w:tcW w:w="568" w:type="dxa"/>
+            <w:tcBorders/>
+            <w:vAlign w:val="center"/>
+          </w:tcPr>
+          <w:p>
+            <w:pPr>
+              <w:pStyle w:val="Style21"/>
+              <w:jc w:val="right"/>
+              <w:rPr/>
+            </w:pPr>
+            <w:r>
+              <w:rPr/>
+              <w:t>(4)</w:t>
+            </w:r>
+          </w:p>
+        </w:tc>
+      </w:tr>
+    </w:tbl>
     <w:p>
       <w:pPr>
         <w:pStyle w:val="BodyText"/>
@@ -6718,109 +7058,101 @@
       </w:r>
       <w:r>
         <w:rPr/>
-        <w:t>, получ</w:t>
-      </w:r>
-      <w:r>
-        <w:rPr/>
-        <w:t>ае</w:t>
-      </w:r>
-      <w:r>
-        <w:rPr/>
-        <w:t>м:</w:t>
+        <w:t>, получаем:</w:t>
       </w:r>
     </w:p>
     <w:p>
       <w:pPr>
         <w:pStyle w:val="BodyText"/>
         <w:ind w:hanging="0" w:left="0"/>
-        <w:jc w:val="center"/>
         <w:rPr/>
       </w:pPr>
       <w:r>
         <w:rPr/>
       </w:r>
-      <m:oMath xmlns:m="http://schemas.openxmlformats.org/officeDocument/2006/math">
-        <m:r>
-          <w:rPr>
-            <w:rFonts w:ascii="Cambria Math" w:hAnsi="Cambria Math"/>
-          </w:rPr>
-          <m:t xml:space="preserve">H</m:t>
-        </m:r>
-        <m:d>
-          <m:dPr>
-            <m:begChr m:val="("/>
-            <m:endChr m:val=")"/>
-          </m:dPr>
-          <m:e>
-            <m:r>
-              <w:rPr>
-                <w:rFonts w:ascii="Cambria Math" w:hAnsi="Cambria Math"/>
-              </w:rPr>
-              <m:t xml:space="preserve">x</m:t>
-            </m:r>
-          </m:e>
-        </m:d>
-        <m:r>
-          <m:rPr>
-            <m:lit/>
-            <m:nor/>
-          </m:rPr>
-          <w:rPr>
-            <w:rFonts w:ascii="Cambria Math" w:hAnsi="Cambria Math"/>
-          </w:rPr>
-          <m:t xml:space="preserve">=</m:t>
-        </m:r>
-        <m:r>
-          <w:rPr>
-            <w:rFonts w:ascii="Cambria Math" w:hAnsi="Cambria Math"/>
-          </w:rPr>
-          <m:t xml:space="preserve">2,7616281182630478</m:t>
-        </m:r>
-        <m:d>
-          <m:dPr>
-            <m:begChr m:val="["/>
-            <m:endChr m:val="]"/>
-          </m:dPr>
-          <m:e>
-            <m:r>
-              <w:rPr>
-                <w:rFonts w:ascii="Cambria Math" w:hAnsi="Cambria Math"/>
-              </w:rPr>
-              <m:t xml:space="preserve">бит</m:t>
-            </m:r>
-          </m:e>
-        </m:d>
-        <m:r>
-          <w:rPr>
-            <w:rFonts w:ascii="Cambria Math" w:hAnsi="Cambria Math"/>
-          </w:rPr>
-          <m:t xml:space="preserve">≈</m:t>
-        </m:r>
-        <m:r>
-          <w:rPr>
-            <w:rFonts w:ascii="Cambria Math" w:hAnsi="Cambria Math"/>
-          </w:rPr>
-          <m:t xml:space="preserve">2,762</m:t>
-        </m:r>
-        <m:d>
-          <m:dPr>
-            <m:begChr m:val="["/>
-            <m:endChr m:val="]"/>
-          </m:dPr>
-          <m:e>
-            <m:r>
-              <w:rPr>
-                <w:rFonts w:ascii="Cambria Math" w:hAnsi="Cambria Math"/>
-              </w:rPr>
-              <m:t xml:space="preserve">бит</m:t>
-            </m:r>
-          </m:e>
-        </m:d>
-      </m:oMath>
-      <w:r>
-        <w:rPr/>
-        <w:t>.</w:t>
-      </w:r>
+      <m:oMathPara xmlns:m="http://schemas.openxmlformats.org/officeDocument/2006/math">
+        <m:oMathParaPr>
+          <m:jc m:val="left"/>
+        </m:oMathParaPr>
+        <m:oMath>
+          <m:r>
+            <w:rPr>
+              <w:rFonts w:ascii="Cambria Math" w:hAnsi="Cambria Math"/>
+            </w:rPr>
+            <m:t xml:space="preserve">H</m:t>
+          </m:r>
+          <m:d>
+            <m:dPr>
+              <m:begChr m:val="("/>
+              <m:endChr m:val=")"/>
+            </m:dPr>
+            <m:e>
+              <m:r>
+                <w:rPr>
+                  <w:rFonts w:ascii="Cambria Math" w:hAnsi="Cambria Math"/>
+                </w:rPr>
+                <m:t xml:space="preserve">x</m:t>
+              </m:r>
+            </m:e>
+          </m:d>
+          <m:r>
+            <m:rPr>
+              <m:lit/>
+              <m:nor/>
+            </m:rPr>
+            <w:rPr>
+              <w:rFonts w:ascii="Cambria Math" w:hAnsi="Cambria Math"/>
+            </w:rPr>
+            <m:t xml:space="preserve">=</m:t>
+          </m:r>
+          <m:r>
+            <w:rPr>
+              <w:rFonts w:ascii="Cambria Math" w:hAnsi="Cambria Math"/>
+            </w:rPr>
+            <m:t xml:space="preserve">2,7616281182630478</m:t>
+          </m:r>
+          <m:d>
+            <m:dPr>
+              <m:begChr m:val="["/>
+              <m:endChr m:val="]"/>
+            </m:dPr>
+            <m:e>
+              <m:r>
+                <w:rPr>
+                  <w:rFonts w:ascii="Cambria Math" w:hAnsi="Cambria Math"/>
+                </w:rPr>
+                <m:t xml:space="preserve">бит</m:t>
+              </m:r>
+            </m:e>
+          </m:d>
+          <m:r>
+            <w:rPr>
+              <w:rFonts w:ascii="Cambria Math" w:hAnsi="Cambria Math"/>
+            </w:rPr>
+            <m:t xml:space="preserve">≈</m:t>
+          </m:r>
+          <m:r>
+            <w:rPr>
+              <w:rFonts w:ascii="Cambria Math" w:hAnsi="Cambria Math"/>
+            </w:rPr>
+            <m:t xml:space="preserve">2,762</m:t>
+          </m:r>
+          <m:d>
+            <m:dPr>
+              <m:begChr m:val="["/>
+              <m:endChr m:val="]"/>
+            </m:dPr>
+            <m:e>
+              <m:r>
+                <w:rPr>
+                  <w:rFonts w:ascii="Cambria Math" w:hAnsi="Cambria Math"/>
+                </w:rPr>
+                <m:t xml:space="preserve">бит</m:t>
+              </m:r>
+            </m:e>
+          </m:d>
+        </m:oMath>
+      </m:oMathPara>
     </w:p>
     <w:p>
       <w:pPr>
@@ -6835,7 +7167,7 @@
     </w:p>
     <w:p>
       <w:pPr>
-        <w:pStyle w:val="user6"/>
+        <w:pStyle w:val="Style20"/>
         <w:rPr/>
       </w:pPr>
       <w:r>
@@ -6864,11 +7196,7 @@
       </w:r>
       <w:r>
         <w:rPr/>
-        <w:t xml:space="preserve"> – </w:t>
-      </w:r>
-      <w:r>
-        <w:rPr/>
-        <w:t>Параметры проектируемой ИС</w:t>
+        <w:t xml:space="preserve"> – Параметры проектируемой ИС</w:t>
       </w:r>
     </w:p>
     <w:tbl>
@@ -6885,8 +7213,8 @@
         </w:tblCellMar>
       </w:tblPr>
       <w:tblGrid>
-        <w:gridCol w:w="3648"/>
-        <w:gridCol w:w="1965"/>
+        <w:gridCol w:w="3647"/>
+        <w:gridCol w:w="1966"/>
       </w:tblGrid>
       <w:tr>
         <w:trPr>
@@ -6894,7 +7222,7 @@
         </w:trPr>
         <w:tc>
           <w:tcPr>
-            <w:tcW w:w="3648" w:type="dxa"/>
+            <w:tcW w:w="3647" w:type="dxa"/>
             <w:tcBorders>
               <w:top w:val="single" w:sz="2" w:space="0" w:color="000000"/>
               <w:left w:val="single" w:sz="2" w:space="0" w:color="000000"/>
@@ -6904,7 +7232,7 @@
           </w:tcPr>
           <w:p>
             <w:pPr>
-              <w:pStyle w:val="Style21"/>
+              <w:pStyle w:val="user7"/>
               <w:rPr>
                 <w:position w:val="0"/>
                 <w:sz w:val="22"/>
@@ -6923,7 +7251,7 @@
         </w:tc>
         <w:tc>
           <w:tcPr>
-            <w:tcW w:w="1965" w:type="dxa"/>
+            <w:tcW w:w="1966" w:type="dxa"/>
             <w:tcBorders>
               <w:top w:val="single" w:sz="2" w:space="0" w:color="000000"/>
               <w:left w:val="single" w:sz="2" w:space="0" w:color="000000"/>
@@ -6934,7 +7262,7 @@
           </w:tcPr>
           <w:p>
             <w:pPr>
-              <w:pStyle w:val="Style21"/>
+              <w:pStyle w:val="user7"/>
               <w:rPr/>
             </w:pPr>
             <w:r>
@@ -6948,15 +7276,15 @@
         <w:trPr/>
         <w:tc>
           <w:tcPr>
-            <w:tcW w:w="3648" w:type="dxa"/>
-            <w:tcBorders>
-              <w:left w:val="single" w:sz="2" w:space="0" w:color="000000"/>
-              <w:bottom w:val="single" w:sz="2" w:space="0" w:color="000000"/>
-            </w:tcBorders>
-          </w:tcPr>
-          <w:p>
-            <w:pPr>
-              <w:pStyle w:val="Style20"/>
+            <w:tcW w:w="3647" w:type="dxa"/>
+            <w:tcBorders>
+              <w:left w:val="single" w:sz="2" w:space="0" w:color="000000"/>
+              <w:bottom w:val="single" w:sz="2" w:space="0" w:color="000000"/>
+            </w:tcBorders>
+          </w:tcPr>
+          <w:p>
+            <w:pPr>
+              <w:pStyle w:val="user6"/>
               <w:jc w:val="left"/>
               <w:rPr/>
             </w:pPr>
@@ -6968,7 +7296,7 @@
         </w:tc>
         <w:tc>
           <w:tcPr>
-            <w:tcW w:w="1965" w:type="dxa"/>
+            <w:tcW w:w="1966" w:type="dxa"/>
             <w:tcBorders>
               <w:left w:val="single" w:sz="2" w:space="0" w:color="000000"/>
               <w:bottom w:val="single" w:sz="2" w:space="0" w:color="000000"/>
@@ -6977,7 +7305,7 @@
           </w:tcPr>
           <w:p>
             <w:pPr>
-              <w:pStyle w:val="Style20"/>
+              <w:pStyle w:val="user6"/>
               <w:jc w:val="left"/>
               <w:rPr/>
             </w:pPr>
@@ -7010,15 +7338,15 @@
         <w:trPr/>
         <w:tc>
           <w:tcPr>
-            <w:tcW w:w="3648" w:type="dxa"/>
-            <w:tcBorders>
-              <w:left w:val="single" w:sz="2" w:space="0" w:color="000000"/>
-              <w:bottom w:val="single" w:sz="2" w:space="0" w:color="000000"/>
-            </w:tcBorders>
-          </w:tcPr>
-          <w:p>
-            <w:pPr>
-              <w:pStyle w:val="Style20"/>
+            <w:tcW w:w="3647" w:type="dxa"/>
+            <w:tcBorders>
+              <w:left w:val="single" w:sz="2" w:space="0" w:color="000000"/>
+              <w:bottom w:val="single" w:sz="2" w:space="0" w:color="000000"/>
+            </w:tcBorders>
+          </w:tcPr>
+          <w:p>
+            <w:pPr>
+              <w:pStyle w:val="user6"/>
               <w:jc w:val="left"/>
               <w:rPr/>
             </w:pPr>
@@ -7030,7 +7358,7 @@
         </w:tc>
         <w:tc>
           <w:tcPr>
-            <w:tcW w:w="1965" w:type="dxa"/>
+            <w:tcW w:w="1966" w:type="dxa"/>
             <w:tcBorders>
               <w:left w:val="single" w:sz="2" w:space="0" w:color="000000"/>
               <w:bottom w:val="single" w:sz="2" w:space="0" w:color="000000"/>
@@ -7039,7 +7367,7 @@
           </w:tcPr>
           <w:p>
             <w:pPr>
-              <w:pStyle w:val="Style20"/>
+              <w:pStyle w:val="user6"/>
               <w:jc w:val="left"/>
               <w:rPr/>
             </w:pPr>
@@ -7079,15 +7407,15 @@
         <w:trPr/>
         <w:tc>
           <w:tcPr>
-            <w:tcW w:w="3648" w:type="dxa"/>
-            <w:tcBorders>
-              <w:left w:val="single" w:sz="2" w:space="0" w:color="000000"/>
-              <w:bottom w:val="single" w:sz="2" w:space="0" w:color="000000"/>
-            </w:tcBorders>
-          </w:tcPr>
-          <w:p>
-            <w:pPr>
-              <w:pStyle w:val="Style20"/>
+            <w:tcW w:w="3647" w:type="dxa"/>
+            <w:tcBorders>
+              <w:left w:val="single" w:sz="2" w:space="0" w:color="000000"/>
+              <w:bottom w:val="single" w:sz="2" w:space="0" w:color="000000"/>
+            </w:tcBorders>
+          </w:tcPr>
+          <w:p>
+            <w:pPr>
+              <w:pStyle w:val="user6"/>
               <w:jc w:val="left"/>
               <w:rPr/>
             </w:pPr>
@@ -7099,7 +7427,7 @@
         </w:tc>
         <w:tc>
           <w:tcPr>
-            <w:tcW w:w="1965" w:type="dxa"/>
+            <w:tcW w:w="1966" w:type="dxa"/>
             <w:tcBorders>
               <w:left w:val="single" w:sz="2" w:space="0" w:color="000000"/>
               <w:bottom w:val="single" w:sz="2" w:space="0" w:color="000000"/>
@@ -7108,7 +7436,7 @@
           </w:tcPr>
           <w:p>
             <w:pPr>
-              <w:pStyle w:val="Style20"/>
+              <w:pStyle w:val="user6"/>
               <w:jc w:val="left"/>
               <w:rPr/>
             </w:pPr>
@@ -7141,15 +7469,15 @@
         <w:trPr/>
         <w:tc>
           <w:tcPr>
-            <w:tcW w:w="3648" w:type="dxa"/>
-            <w:tcBorders>
-              <w:left w:val="single" w:sz="2" w:space="0" w:color="000000"/>
-              <w:bottom w:val="single" w:sz="2" w:space="0" w:color="000000"/>
-            </w:tcBorders>
-          </w:tcPr>
-          <w:p>
-            <w:pPr>
-              <w:pStyle w:val="Style20"/>
+            <w:tcW w:w="3647" w:type="dxa"/>
+            <w:tcBorders>
+              <w:left w:val="single" w:sz="2" w:space="0" w:color="000000"/>
+              <w:bottom w:val="single" w:sz="2" w:space="0" w:color="000000"/>
+            </w:tcBorders>
+          </w:tcPr>
+          <w:p>
+            <w:pPr>
+              <w:pStyle w:val="user6"/>
               <w:jc w:val="left"/>
               <w:rPr/>
             </w:pPr>
@@ -7161,7 +7489,7 @@
         </w:tc>
         <w:tc>
           <w:tcPr>
-            <w:tcW w:w="1965" w:type="dxa"/>
+            <w:tcW w:w="1966" w:type="dxa"/>
             <w:tcBorders>
               <w:left w:val="single" w:sz="2" w:space="0" w:color="000000"/>
               <w:bottom w:val="single" w:sz="2" w:space="0" w:color="000000"/>
@@ -7170,7 +7498,7 @@
           </w:tcPr>
           <w:p>
             <w:pPr>
-              <w:pStyle w:val="Style20"/>
+              <w:pStyle w:val="user6"/>
               <w:jc w:val="left"/>
               <w:rPr>
                 <w:lang w:val="en-US"/>
@@ -8120,29 +8448,29 @@
       <w:u w:val="single"/>
     </w:rPr>
   </w:style>
+  <w:style w:type="character" w:styleId="user" w:customStyle="1">
+    <w:name w:val="Ссылка указателя (user)"/>
+    <w:qFormat/>
+    <w:rPr/>
+  </w:style>
   <w:style w:type="character" w:styleId="Style13" w:customStyle="1">
     <w:name w:val="Ссылка указателя"/>
     <w:qFormat/>
     <w:rPr/>
   </w:style>
-  <w:style w:type="character" w:styleId="user" w:customStyle="1">
-    <w:name w:val="Ссылка указателя (user)"/>
-    <w:qFormat/>
-    <w:rPr/>
-  </w:style>
-  <w:style w:type="character" w:styleId="user1" w:customStyle="1">
-    <w:name w:val="Маркеры (user)"/>
+  <w:style w:type="character" w:styleId="Style14" w:customStyle="1">
+    <w:name w:val="Маркеры"/>
     <w:qFormat/>
     <w:rPr>
       <w:rFonts w:ascii="OpenSymbol" w:hAnsi="OpenSymbol" w:eastAsia="OpenSymbol" w:cs="OpenSymbol"/>
     </w:rPr>
   </w:style>
-  <w:style w:type="character" w:styleId="user2" w:customStyle="1">
-    <w:name w:val="Символ нумерации (user)"/>
+  <w:style w:type="character" w:styleId="Style15" w:customStyle="1">
+    <w:name w:val="Символ нумерации"/>
     <w:qFormat/>
     <w:rPr/>
   </w:style>
-  <w:style w:type="character" w:styleId="Style14" w:customStyle="1">
+  <w:style w:type="character" w:styleId="Style16" w:customStyle="1">
     <w:name w:val="Основной текст Знак"/>
     <w:basedOn w:val="DefaultParagraphFont"/>
     <w:qFormat/>
@@ -8152,19 +8480,19 @@
       <w:sz w:val="28"/>
     </w:rPr>
   </w:style>
-  <w:style w:type="character" w:styleId="Style15">
-    <w:name w:val="Символ нумерации"/>
+  <w:style w:type="character" w:styleId="user1">
+    <w:name w:val="Символ нумерации (user)"/>
     <w:qFormat/>
     <w:rPr/>
   </w:style>
-  <w:style w:type="character" w:styleId="Style16">
-    <w:name w:val="Маркеры"/>
+  <w:style w:type="character" w:styleId="user2">
+    <w:name w:val="Маркеры (user)"/>
     <w:qFormat/>
     <w:rPr>
       <w:rFonts w:ascii="OpenSymbol" w:hAnsi="OpenSymbol" w:eastAsia="OpenSymbol" w:cs="OpenSymbol"/>
     </w:rPr>
   </w:style>
-  <w:style w:type="paragraph" w:styleId="Style17" w:customStyle="1">
+  <w:style w:type="paragraph" w:styleId="Style17">
     <w:name w:val="Заголовок"/>
     <w:basedOn w:val="Normal"/>
     <w:next w:val="BodyText"/>
@@ -8182,7 +8510,7 @@
   <w:style w:type="paragraph" w:styleId="BodyText">
     <w:name w:val="Body Text"/>
     <w:basedOn w:val="Normal"/>
-    <w:link w:val="Style14"/>
+    <w:link w:val="Style16"/>
     <w:pPr>
       <w:spacing w:lineRule="auto" w:line="360" w:before="0" w:after="0"/>
       <w:ind w:firstLine="709"/>
@@ -8214,7 +8542,7 @@
       <w:szCs w:val="24"/>
     </w:rPr>
   </w:style>
-  <w:style w:type="paragraph" w:styleId="Style18" w:customStyle="1">
+  <w:style w:type="paragraph" w:styleId="Style18">
     <w:name w:val="Указатель"/>
     <w:basedOn w:val="Normal"/>
     <w:qFormat/>
@@ -8240,7 +8568,7 @@
       <w:szCs w:val="28"/>
     </w:rPr>
   </w:style>
-  <w:style w:type="paragraph" w:styleId="user3">
+  <w:style w:type="paragraph" w:styleId="user3" w:customStyle="1">
     <w:name w:val="Заголовок (user)"/>
     <w:basedOn w:val="Normal"/>
     <w:next w:val="BodyText"/>
@@ -8255,7 +8583,7 @@
       <w:szCs w:val="28"/>
     </w:rPr>
   </w:style>
-  <w:style w:type="paragraph" w:styleId="user4">
+  <w:style w:type="paragraph" w:styleId="user4" w:customStyle="1">
     <w:name w:val="Указатель (user)"/>
     <w:basedOn w:val="Normal"/>
     <w:qFormat/>
@@ -8277,15 +8605,15 @@
       <w:rFonts w:cs="Lucida Sans"/>
     </w:rPr>
   </w:style>
-  <w:style w:type="paragraph" w:styleId="Style19" w:customStyle="1">
-    <w:name w:val="Колонтитулы"/>
+  <w:style w:type="paragraph" w:styleId="user5" w:customStyle="1">
+    <w:name w:val="Колонтитулы (user)"/>
     <w:basedOn w:val="Normal"/>
     <w:qFormat/>
     <w:pPr/>
     <w:rPr/>
   </w:style>
-  <w:style w:type="paragraph" w:styleId="user5" w:customStyle="1">
-    <w:name w:val="Колонтитулы (user)"/>
+  <w:style w:type="paragraph" w:styleId="Style19" w:customStyle="1">
+    <w:name w:val="Колонтитулы"/>
     <w:basedOn w:val="Normal"/>
     <w:qFormat/>
     <w:pPr/>
@@ -8343,7 +8671,7 @@
   </w:style>
   <w:style w:type="paragraph" w:styleId="TOC1">
     <w:name w:val="toc 1"/>
-    <w:basedOn w:val="Style18"/>
+    <w:basedOn w:val="user4"/>
     <w:pPr>
       <w:tabs>
         <w:tab w:val="clear" w:pos="643"/>
@@ -8358,7 +8686,7 @@
   </w:style>
   <w:style w:type="paragraph" w:styleId="TOC2">
     <w:name w:val="toc 2"/>
-    <w:basedOn w:val="Style18"/>
+    <w:basedOn w:val="user4"/>
     <w:pPr>
       <w:tabs>
         <w:tab w:val="clear" w:pos="643"/>
@@ -8372,7 +8700,7 @@
   </w:style>
   <w:style w:type="paragraph" w:styleId="TOC3">
     <w:name w:val="toc 3"/>
-    <w:basedOn w:val="Style18"/>
+    <w:basedOn w:val="user4"/>
     <w:pPr>
       <w:tabs>
         <w:tab w:val="clear" w:pos="643"/>
@@ -8384,8 +8712,8 @@
     </w:pPr>
     <w:rPr/>
   </w:style>
-  <w:style w:type="paragraph" w:styleId="Style20" w:customStyle="1">
-    <w:name w:val="Содержимое таблицы"/>
+  <w:style w:type="paragraph" w:styleId="user6" w:customStyle="1">
+    <w:name w:val="Содержимое таблицы (user)"/>
     <w:basedOn w:val="Normal"/>
     <w:qFormat/>
     <w:pPr>
@@ -8395,9 +8723,9 @@
     </w:pPr>
     <w:rPr/>
   </w:style>
-  <w:style w:type="paragraph" w:styleId="Style21" w:customStyle="1">
-    <w:name w:val="Заголовок таблицы"/>
-    <w:basedOn w:val="Style20"/>
+  <w:style w:type="paragraph" w:styleId="user7" w:customStyle="1">
+    <w:name w:val="Заголовок таблицы (user)"/>
+    <w:basedOn w:val="user6"/>
     <w:qFormat/>
     <w:pPr>
       <w:jc w:val="center"/>
@@ -8407,8 +8735,8 @@
       <w:bCs/>
     </w:rPr>
   </w:style>
-  <w:style w:type="paragraph" w:styleId="Style22" w:customStyle="1">
-    <w:name w:val="Таблица"/>
+  <w:style w:type="paragraph" w:styleId="user8" w:customStyle="1">
+    <w:name w:val="Таблица (user)"/>
     <w:basedOn w:val="Caption"/>
     <w:qFormat/>
     <w:pPr>
@@ -8419,8 +8747,8 @@
       <w:sz w:val="28"/>
     </w:rPr>
   </w:style>
-  <w:style w:type="paragraph" w:styleId="user6" w:customStyle="1">
-    <w:name w:val="Таблица (user)"/>
+  <w:style w:type="paragraph" w:styleId="Style20" w:customStyle="1">
+    <w:name w:val="Таблица"/>
     <w:basedOn w:val="Caption"/>
     <w:qFormat/>
     <w:pPr>
@@ -8431,8 +8759,8 @@
       <w:sz w:val="28"/>
     </w:rPr>
   </w:style>
-  <w:style w:type="paragraph" w:styleId="user7" w:customStyle="1">
-    <w:name w:val="Содержимое таблицы (user)"/>
+  <w:style w:type="paragraph" w:styleId="Style21" w:customStyle="1">
+    <w:name w:val="Содержимое таблицы"/>
     <w:basedOn w:val="Normal"/>
     <w:qFormat/>
     <w:rsid w:val="00871d3e"/>
@@ -8446,42 +8774,42 @@
   </w:style>
   <w:style w:type="paragraph" w:styleId="TOC4">
     <w:name w:val="toc 4"/>
-    <w:basedOn w:val="Style18"/>
+    <w:basedOn w:val="user4"/>
     <w:pPr/>
     <w:rPr/>
   </w:style>
   <w:style w:type="paragraph" w:styleId="TOC5">
     <w:name w:val="toc 5"/>
-    <w:basedOn w:val="Style18"/>
+    <w:basedOn w:val="user4"/>
     <w:pPr/>
     <w:rPr/>
   </w:style>
   <w:style w:type="paragraph" w:styleId="TOC6">
     <w:name w:val="toc 6"/>
-    <w:basedOn w:val="Style18"/>
+    <w:basedOn w:val="user4"/>
     <w:pPr/>
     <w:rPr/>
   </w:style>
   <w:style w:type="paragraph" w:styleId="TOC7">
     <w:name w:val="toc 7"/>
-    <w:basedOn w:val="Style18"/>
+    <w:basedOn w:val="user4"/>
     <w:pPr/>
     <w:rPr/>
   </w:style>
   <w:style w:type="paragraph" w:styleId="TOC8">
     <w:name w:val="toc 8"/>
-    <w:basedOn w:val="Style18"/>
+    <w:basedOn w:val="user4"/>
     <w:pPr/>
     <w:rPr/>
   </w:style>
   <w:style w:type="paragraph" w:styleId="TOC9">
     <w:name w:val="toc 9"/>
-    <w:basedOn w:val="Style18"/>
+    <w:basedOn w:val="user4"/>
     <w:pPr/>
     <w:rPr/>
   </w:style>
-  <w:style w:type="paragraph" w:styleId="Style23">
-    <w:name w:val="Рисунок"/>
+  <w:style w:type="paragraph" w:styleId="user9">
+    <w:name w:val="Рисунок (user)"/>
     <w:basedOn w:val="Caption"/>
     <w:qFormat/>
     <w:pPr>
@@ -8493,8 +8821,8 @@
       <w:sz w:val="28"/>
     </w:rPr>
   </w:style>
-  <w:style w:type="paragraph" w:styleId="Style24">
-    <w:name w:val="Текст в заданном формате"/>
+  <w:style w:type="paragraph" w:styleId="user10">
+    <w:name w:val="Текст в заданном формате (user)"/>
     <w:basedOn w:val="Normal"/>
     <w:qFormat/>
     <w:pPr>
@@ -8507,8 +8835,8 @@
       <w:szCs w:val="20"/>
     </w:rPr>
   </w:style>
-  <w:style w:type="paragraph" w:styleId="user8">
-    <w:name w:val="Текст в заданном формате (user)"/>
+  <w:style w:type="paragraph" w:styleId="Style22">
+    <w:name w:val="Текст в заданном формате"/>
     <w:basedOn w:val="Normal"/>
     <w:qFormat/>
     <w:pPr>
@@ -8520,9 +8848,9 @@
       <w:szCs w:val="20"/>
     </w:rPr>
   </w:style>
-  <w:style w:type="paragraph" w:styleId="user9">
-    <w:name w:val="Заголовок таблицы (user)"/>
-    <w:basedOn w:val="user7"/>
+  <w:style w:type="paragraph" w:styleId="Style23">
+    <w:name w:val="Заголовок таблицы"/>
+    <w:basedOn w:val="Style21"/>
     <w:qFormat/>
     <w:pPr>
       <w:suppressLineNumbers/>
@@ -8533,15 +8861,15 @@
       <w:bCs/>
     </w:rPr>
   </w:style>
-  <w:style w:type="numbering" w:styleId="Style25" w:customStyle="1">
-    <w:name w:val="Без списка"/>
+  <w:style w:type="numbering" w:styleId="user11" w:customStyle="1">
+    <w:name w:val="Без списка (user)"/>
     <w:uiPriority w:val="99"/>
     <w:semiHidden/>
     <w:unhideWhenUsed/>
     <w:qFormat/>
   </w:style>
-  <w:style w:type="numbering" w:styleId="user10" w:customStyle="1">
-    <w:name w:val="Без списка (user)"/>
+  <w:style w:type="numbering" w:styleId="Style24" w:customStyle="1">
+    <w:name w:val="Без списка"/>
     <w:uiPriority w:val="99"/>
     <w:semiHidden/>
     <w:unhideWhenUsed/>
